--- a/docs/files/f161_文雪_山东大学_供应链数据方向.docx
+++ b/docs/files/f161_文雪_山东大学_供应链数据方向.docx
@@ -66,6 +66,174 @@
                 <w:bCs/>
                 <w:sz w:val="44"/>
               </w:rPr>
+            </w:r>
+            <w:r>
+              <w:rPr>
+                <w:rFonts w:ascii="Times New Roman" w:hAnsi="Times New Roman" w:eastAsia="宋体"/>
+                <w:b/>
+                <w:sz w:val="44"/>
+              </w:rPr>
+            </w:r>
+            <w:r>
+              <w:rPr>
+                <w:rFonts w:ascii="Times New Roman" w:hAnsi="Times New Roman" w:eastAsia="宋体"/>
+                <w:b/>
+                <w:sz w:val="44"/>
+              </w:rPr>
+            </w:r>
+            <w:r>
+              <w:rPr>
+                <w:rFonts w:ascii="Times New Roman" w:hAnsi="Times New Roman" w:eastAsia="宋体"/>
+                <w:b/>
+                <w:sz w:val="44"/>
+              </w:rPr>
+            </w:r>
+            <w:r>
+              <w:rPr>
+                <w:rFonts w:ascii="Times New Roman" w:hAnsi="Times New Roman" w:eastAsia="宋体"/>
+                <w:b/>
+                <w:sz w:val="44"/>
+              </w:rPr>
+            </w:r>
+            <w:r>
+              <w:rPr>
+                <w:rFonts w:ascii="Times New Roman" w:hAnsi="Times New Roman" w:eastAsia="宋体"/>
+                <w:b/>
+                <w:sz w:val="44"/>
+              </w:rPr>
+            </w:r>
+            <w:r>
+              <w:rPr>
+                <w:rFonts w:ascii="Times New Roman" w:hAnsi="Times New Roman" w:eastAsia="宋体"/>
+                <w:b/>
+                <w:sz w:val="44"/>
+              </w:rPr>
+            </w:r>
+            <w:r>
+              <w:rPr>
+                <w:rFonts w:ascii="Times New Roman" w:hAnsi="Times New Roman" w:eastAsia="宋体"/>
+                <w:b/>
+                <w:sz w:val="44"/>
+              </w:rPr>
+            </w:r>
+            <w:r>
+              <w:rPr>
+                <w:rFonts w:ascii="Times New Roman" w:hAnsi="Times New Roman" w:eastAsia="宋体"/>
+                <w:b/>
+                <w:sz w:val="44"/>
+              </w:rPr>
+            </w:r>
+            <w:r>
+              <w:rPr>
+                <w:rFonts w:ascii="Times New Roman" w:hAnsi="Times New Roman" w:eastAsia="宋体"/>
+                <w:b/>
+                <w:sz w:val="44"/>
+              </w:rPr>
+            </w:r>
+            <w:r>
+              <w:rPr>
+                <w:rFonts w:ascii="Times New Roman" w:hAnsi="Times New Roman" w:eastAsia="宋体"/>
+                <w:b/>
+                <w:sz w:val="44"/>
+              </w:rPr>
+            </w:r>
+            <w:r>
+              <w:rPr>
+                <w:rFonts w:ascii="Times New Roman" w:hAnsi="Times New Roman" w:eastAsia="宋体"/>
+                <w:b/>
+                <w:sz w:val="44"/>
+              </w:rPr>
+            </w:r>
+            <w:r>
+              <w:rPr>
+                <w:rFonts w:ascii="Times New Roman" w:hAnsi="Times New Roman" w:eastAsia="宋体"/>
+                <w:b/>
+                <w:sz w:val="44"/>
+              </w:rPr>
+            </w:r>
+            <w:r>
+              <w:rPr>
+                <w:rFonts w:ascii="Times New Roman" w:hAnsi="Times New Roman" w:eastAsia="宋体"/>
+                <w:b/>
+                <w:sz w:val="44"/>
+              </w:rPr>
+            </w:r>
+            <w:r>
+              <w:rPr>
+                <w:rFonts w:ascii="Times New Roman" w:hAnsi="Times New Roman" w:eastAsia="宋体"/>
+                <w:b/>
+                <w:sz w:val="44"/>
+              </w:rPr>
+            </w:r>
+            <w:r>
+              <w:rPr>
+                <w:rFonts w:ascii="Times New Roman" w:hAnsi="Times New Roman" w:eastAsia="宋体"/>
+                <w:b/>
+                <w:sz w:val="44"/>
+              </w:rPr>
+            </w:r>
+            <w:r>
+              <w:rPr>
+                <w:rFonts w:ascii="Times New Roman" w:hAnsi="Times New Roman" w:eastAsia="宋体"/>
+                <w:b/>
+                <w:sz w:val="44"/>
+              </w:rPr>
+            </w:r>
+            <w:r>
+              <w:rPr>
+                <w:rFonts w:ascii="Times New Roman" w:hAnsi="Times New Roman" w:eastAsia="宋体"/>
+                <w:b/>
+                <w:sz w:val="44"/>
+              </w:rPr>
+            </w:r>
+            <w:r>
+              <w:rPr>
+                <w:rFonts w:ascii="Times New Roman" w:hAnsi="Times New Roman" w:eastAsia="宋体"/>
+                <w:b/>
+                <w:sz w:val="44"/>
+              </w:rPr>
+            </w:r>
+            <w:r>
+              <w:rPr>
+                <w:rFonts w:ascii="Times New Roman" w:hAnsi="Times New Roman" w:eastAsia="宋体"/>
+                <w:b/>
+                <w:sz w:val="44"/>
+              </w:rPr>
+            </w:r>
+            <w:r>
+              <w:rPr>
+                <w:rFonts w:ascii="Times New Roman" w:hAnsi="Times New Roman" w:eastAsia="宋体"/>
+                <w:b/>
+                <w:sz w:val="44"/>
+              </w:rPr>
+            </w:r>
+            <w:r>
+              <w:rPr>
+                <w:rFonts w:ascii="Times New Roman" w:hAnsi="Times New Roman" w:eastAsia="宋体"/>
+                <w:b/>
+                <w:sz w:val="44"/>
+              </w:rPr>
+            </w:r>
+            <w:r>
+              <w:rPr>
+                <w:rFonts w:ascii="Times New Roman" w:hAnsi="Times New Roman" w:eastAsia="宋体"/>
+                <w:b/>
+                <w:sz w:val="44"/>
+              </w:rPr>
+            </w:r>
+            <w:r>
+              <w:rPr>
+                <w:rFonts w:ascii="Times New Roman" w:hAnsi="Times New Roman" w:eastAsia="宋体"/>
+                <w:b/>
+                <w:sz w:val="44"/>
+              </w:rPr>
+            </w:r>
+            <w:r>
+              <w:rPr>
+                <w:rFonts w:ascii="Times New Roman" w:hAnsi="Times New Roman" w:eastAsia="宋体"/>
+                <w:b/>
+                <w:sz w:val="44"/>
+              </w:rPr>
               <w:t>文雪</w:t>
             </w:r>
           </w:p>
@@ -163,21 +331,18 @@
                 <w:rFonts w:ascii="Times New Roman" w:hAnsi="Times New Roman" w:hint="default"/>
                 <w:sz w:val="21"/>
               </w:rPr>
-              <w:t>18658249341</w:t>
             </w:r>
             <w:r>
               <w:rPr>
                 <w:rFonts w:eastAsia="等线"/>
                 <w:sz w:val="21"/>
               </w:rPr>
-              <w:t xml:space="preserve"> </w:t>
             </w:r>
             <w:r>
               <w:rPr>
                 <w:rFonts w:ascii="宋体" w:eastAsia="宋体" w:hAnsi="宋体"/>
                 <w:sz w:val="21"/>
               </w:rPr>
-              <w:t xml:space="preserve"> </w:t>
             </w:r>
             <w:r>
               <w:rPr>
@@ -186,7 +351,6 @@
                 <w:bCs/>
                 <w:sz w:val="21"/>
               </w:rPr>
-              <w:t>|</w:t>
             </w:r>
             <w:proofErr w:type="gramEnd"/>
             <w:r>
@@ -194,7 +358,6 @@
                 <w:rFonts w:eastAsia="等线"/>
                 <w:sz w:val="21"/>
               </w:rPr>
-              <w:t xml:space="preserve">  </w:t>
             </w:r>
             <w:proofErr w:type="gramStart"/>
             <w:r>
@@ -202,14 +365,12 @@
                 <w:rFonts w:ascii="Times New Roman" w:hAnsi="Times New Roman"/>
                 <w:sz w:val="21"/>
               </w:rPr>
-              <w:t>2631217547@qq.com</w:t>
             </w:r>
             <w:r>
               <w:rPr>
                 <w:rFonts w:ascii="Times New Roman" w:eastAsia="等线" w:hAnsi="Times New Roman"/>
                 <w:sz w:val="21"/>
               </w:rPr>
-              <w:t xml:space="preserve">  </w:t>
             </w:r>
             <w:r>
               <w:rPr>
@@ -218,7 +379,6 @@
                 <w:bCs/>
                 <w:sz w:val="21"/>
               </w:rPr>
-              <w:t>|</w:t>
             </w:r>
             <w:proofErr w:type="gramEnd"/>
             <w:r>
@@ -226,7 +386,6 @@
                 <w:rFonts w:ascii="宋体" w:eastAsia="宋体" w:hAnsi="宋体"/>
                 <w:sz w:val="21"/>
               </w:rPr>
-              <w:t xml:space="preserve">  </w:t>
             </w:r>
             <w:proofErr w:type="gramStart"/>
             <w:r>
@@ -234,7 +393,6 @@
                 <w:rFonts w:ascii="宋体" w:eastAsia="宋体" w:hAnsi="宋体"/>
                 <w:sz w:val="21"/>
               </w:rPr>
-              <w:t xml:space="preserve">共青团员  </w:t>
             </w:r>
             <w:r>
               <w:rPr>
@@ -242,7 +400,6 @@
                 <w:b/>
                 <w:sz w:val="21"/>
               </w:rPr>
-              <w:t>|</w:t>
             </w:r>
             <w:proofErr w:type="gramEnd"/>
             <w:r>
@@ -250,7 +407,175 @@
                 <w:rFonts w:ascii="宋体" w:eastAsia="宋体" w:hAnsi="宋体"/>
                 <w:sz w:val="21"/>
               </w:rPr>
-              <w:t xml:space="preserve">  济南</w:t>
+            </w:r>
+            <w:r>
+              <w:rPr>
+                <w:rFonts w:ascii="Times New Roman" w:hAnsi="Times New Roman" w:eastAsia="宋体"/>
+                <w:b w:val="0"/>
+                <w:sz w:val="21"/>
+              </w:rPr>
+            </w:r>
+            <w:r>
+              <w:rPr>
+                <w:rFonts w:ascii="Times New Roman" w:hAnsi="Times New Roman" w:eastAsia="宋体"/>
+                <w:b w:val="0"/>
+                <w:sz w:val="21"/>
+              </w:rPr>
+            </w:r>
+            <w:r>
+              <w:rPr>
+                <w:rFonts w:ascii="Times New Roman" w:hAnsi="Times New Roman" w:eastAsia="宋体"/>
+                <w:b w:val="0"/>
+                <w:sz w:val="21"/>
+              </w:rPr>
+            </w:r>
+            <w:r>
+              <w:rPr>
+                <w:rFonts w:ascii="Times New Roman" w:hAnsi="Times New Roman" w:eastAsia="宋体"/>
+                <w:b w:val="0"/>
+                <w:sz w:val="21"/>
+              </w:rPr>
+            </w:r>
+            <w:r>
+              <w:rPr>
+                <w:rFonts w:ascii="Times New Roman" w:hAnsi="Times New Roman" w:eastAsia="宋体"/>
+                <w:b w:val="0"/>
+                <w:sz w:val="21"/>
+              </w:rPr>
+            </w:r>
+            <w:r>
+              <w:rPr>
+                <w:rFonts w:ascii="Times New Roman" w:hAnsi="Times New Roman" w:eastAsia="宋体"/>
+                <w:b w:val="0"/>
+                <w:sz w:val="21"/>
+              </w:rPr>
+            </w:r>
+            <w:r>
+              <w:rPr>
+                <w:rFonts w:ascii="Times New Roman" w:hAnsi="Times New Roman" w:eastAsia="宋体"/>
+                <w:b w:val="0"/>
+                <w:sz w:val="21"/>
+              </w:rPr>
+            </w:r>
+            <w:r>
+              <w:rPr>
+                <w:rFonts w:ascii="Times New Roman" w:hAnsi="Times New Roman" w:eastAsia="宋体"/>
+                <w:b w:val="0"/>
+                <w:sz w:val="21"/>
+              </w:rPr>
+            </w:r>
+            <w:r>
+              <w:rPr>
+                <w:rFonts w:ascii="Times New Roman" w:hAnsi="Times New Roman" w:eastAsia="宋体"/>
+                <w:b w:val="0"/>
+                <w:sz w:val="21"/>
+              </w:rPr>
+            </w:r>
+            <w:r>
+              <w:rPr>
+                <w:rFonts w:ascii="Times New Roman" w:hAnsi="Times New Roman" w:eastAsia="宋体"/>
+                <w:b w:val="0"/>
+                <w:sz w:val="21"/>
+              </w:rPr>
+            </w:r>
+            <w:r>
+              <w:rPr>
+                <w:rFonts w:ascii="Times New Roman" w:hAnsi="Times New Roman" w:eastAsia="宋体"/>
+                <w:b w:val="0"/>
+                <w:sz w:val="21"/>
+              </w:rPr>
+            </w:r>
+            <w:r>
+              <w:rPr>
+                <w:rFonts w:ascii="Times New Roman" w:hAnsi="Times New Roman" w:eastAsia="宋体"/>
+                <w:b w:val="0"/>
+                <w:sz w:val="21"/>
+              </w:rPr>
+            </w:r>
+            <w:r>
+              <w:rPr>
+                <w:rFonts w:ascii="Times New Roman" w:hAnsi="Times New Roman" w:eastAsia="宋体"/>
+                <w:b w:val="0"/>
+                <w:sz w:val="21"/>
+              </w:rPr>
+            </w:r>
+            <w:r>
+              <w:rPr>
+                <w:rFonts w:ascii="Times New Roman" w:hAnsi="Times New Roman" w:eastAsia="宋体"/>
+                <w:b w:val="0"/>
+                <w:sz w:val="21"/>
+              </w:rPr>
+            </w:r>
+            <w:r>
+              <w:rPr>
+                <w:rFonts w:ascii="Times New Roman" w:hAnsi="Times New Roman" w:eastAsia="宋体"/>
+                <w:b w:val="0"/>
+                <w:sz w:val="21"/>
+              </w:rPr>
+            </w:r>
+            <w:r>
+              <w:rPr>
+                <w:rFonts w:ascii="Times New Roman" w:hAnsi="Times New Roman" w:eastAsia="宋体"/>
+                <w:b w:val="0"/>
+                <w:sz w:val="21"/>
+              </w:rPr>
+            </w:r>
+            <w:r>
+              <w:rPr>
+                <w:rFonts w:ascii="Times New Roman" w:hAnsi="Times New Roman" w:eastAsia="宋体"/>
+                <w:b w:val="0"/>
+                <w:sz w:val="21"/>
+              </w:rPr>
+            </w:r>
+            <w:r>
+              <w:rPr>
+                <w:rFonts w:ascii="Times New Roman" w:hAnsi="Times New Roman" w:eastAsia="宋体"/>
+                <w:b w:val="0"/>
+                <w:sz w:val="21"/>
+              </w:rPr>
+            </w:r>
+            <w:r>
+              <w:rPr>
+                <w:rFonts w:ascii="Times New Roman" w:hAnsi="Times New Roman" w:eastAsia="宋体"/>
+                <w:b w:val="0"/>
+                <w:sz w:val="21"/>
+              </w:rPr>
+            </w:r>
+            <w:r>
+              <w:rPr>
+                <w:rFonts w:ascii="Times New Roman" w:hAnsi="Times New Roman" w:eastAsia="宋体"/>
+                <w:b w:val="0"/>
+                <w:sz w:val="21"/>
+              </w:rPr>
+            </w:r>
+            <w:r>
+              <w:rPr>
+                <w:rFonts w:ascii="Times New Roman" w:hAnsi="Times New Roman" w:eastAsia="宋体"/>
+                <w:b w:val="0"/>
+                <w:sz w:val="21"/>
+              </w:rPr>
+            </w:r>
+            <w:r>
+              <w:rPr>
+                <w:rFonts w:ascii="Times New Roman" w:hAnsi="Times New Roman" w:eastAsia="宋体"/>
+                <w:b w:val="0"/>
+                <w:sz w:val="21"/>
+              </w:rPr>
+            </w:r>
+            <w:r>
+              <w:rPr>
+                <w:rFonts w:ascii="Times New Roman" w:hAnsi="Times New Roman" w:eastAsia="宋体"/>
+                <w:b w:val="0"/>
+                <w:sz w:val="21"/>
+              </w:rPr>
+            </w:r>
+            <w:r>
+              <w:rPr>
+                <w:rFonts w:ascii="Times New Roman" w:hAnsi="Times New Roman" w:eastAsia="宋体"/>
+                <w:b w:val="0"/>
+                <w:sz w:val="21"/>
+              </w:rPr>
+              <w:t>18658249341 ｜ 2631217547@qq.com ｜ 共青团员 ｜ 济南</w:t>
             </w:r>
           </w:p>
         </w:tc>
@@ -309,42 +634,374 @@
                 <w:bCs/>
                 <w:sz w:val="21"/>
               </w:rPr>
+            </w:r>
+            <w:r>
+              <w:rPr>
+                <w:rFonts w:ascii="Times New Roman" w:eastAsia="宋体" w:hAnsi="Times New Roman" w:cs="宋体"/>
+                <w:sz w:val="21"/>
+              </w:rPr>
+            </w:r>
+            <w:r>
+              <w:rPr>
+                <w:rFonts w:ascii="Times New Roman" w:eastAsia="宋体" w:hAnsi="Times New Roman"/>
+                <w:sz w:val="21"/>
+              </w:rPr>
+            </w:r>
+            <w:r>
+              <w:rPr>
+                <w:rFonts w:ascii="Times New Roman" w:eastAsia="宋体" w:hAnsi="Times New Roman" w:cs="宋体"/>
+                <w:sz w:val="21"/>
+              </w:rPr>
+            </w:r>
+            <w:r>
+              <w:rPr>
+                <w:rFonts w:ascii="Times New Roman" w:eastAsia="宋体" w:hAnsi="Times New Roman"/>
+                <w:sz w:val="21"/>
+              </w:rPr>
+            </w:r>
+            <w:r>
+              <w:rPr>
+                <w:rFonts w:ascii="Times New Roman" w:eastAsia="宋体" w:hAnsi="Times New Roman" w:cs="宋体"/>
+                <w:sz w:val="21"/>
+              </w:rPr>
+            </w:r>
+            <w:r>
+              <w:rPr>
+                <w:rFonts w:ascii="Times New Roman" w:hAnsi="Times New Roman" w:eastAsia="宋体"/>
+                <w:b/>
+                <w:sz w:val="21"/>
+              </w:rPr>
+            </w:r>
+            <w:r>
+              <w:rPr>
+                <w:rFonts w:ascii="Times New Roman" w:hAnsi="Times New Roman" w:eastAsia="宋体"/>
+                <w:b w:val="0"/>
+                <w:sz w:val="21"/>
+              </w:rPr>
+            </w:r>
+            <w:r>
+              <w:rPr>
+                <w:rFonts w:ascii="Times New Roman" w:hAnsi="Times New Roman" w:eastAsia="宋体"/>
+                <w:b/>
+                <w:sz w:val="21"/>
+              </w:rPr>
+            </w:r>
+            <w:r>
+              <w:rPr>
+                <w:rFonts w:ascii="Times New Roman" w:hAnsi="Times New Roman" w:eastAsia="宋体"/>
+                <w:b w:val="0"/>
+                <w:sz w:val="21"/>
+              </w:rPr>
+            </w:r>
+            <w:r>
+              <w:rPr>
+                <w:rFonts w:ascii="Times New Roman" w:hAnsi="Times New Roman" w:eastAsia="宋体"/>
+                <w:b/>
+                <w:sz w:val="21"/>
+              </w:rPr>
+            </w:r>
+            <w:r>
+              <w:rPr>
+                <w:rFonts w:ascii="Times New Roman" w:hAnsi="Times New Roman" w:eastAsia="宋体"/>
+                <w:b w:val="0"/>
+                <w:sz w:val="21"/>
+              </w:rPr>
+            </w:r>
+            <w:r>
+              <w:rPr>
+                <w:rFonts w:ascii="Times New Roman" w:hAnsi="Times New Roman" w:eastAsia="宋体"/>
+                <w:b/>
+                <w:sz w:val="21"/>
+              </w:rPr>
+            </w:r>
+            <w:r>
+              <w:rPr>
+                <w:rFonts w:ascii="Times New Roman" w:hAnsi="Times New Roman" w:eastAsia="宋体"/>
+                <w:b w:val="0"/>
+                <w:sz w:val="21"/>
+              </w:rPr>
+            </w:r>
+            <w:r>
+              <w:rPr>
+                <w:rFonts w:ascii="Times New Roman" w:hAnsi="Times New Roman" w:eastAsia="宋体"/>
+                <w:b/>
+                <w:sz w:val="21"/>
+              </w:rPr>
+            </w:r>
+            <w:r>
+              <w:rPr>
+                <w:rFonts w:ascii="Times New Roman" w:hAnsi="Times New Roman" w:eastAsia="宋体"/>
+                <w:b w:val="0"/>
+                <w:sz w:val="21"/>
+              </w:rPr>
+            </w:r>
+            <w:r>
+              <w:rPr>
+                <w:rFonts w:ascii="Times New Roman" w:hAnsi="Times New Roman" w:eastAsia="宋体"/>
+                <w:b/>
+                <w:sz w:val="21"/>
+              </w:rPr>
+            </w:r>
+            <w:r>
+              <w:rPr>
+                <w:rFonts w:ascii="Times New Roman" w:hAnsi="Times New Roman" w:eastAsia="宋体"/>
+                <w:b w:val="0"/>
+                <w:sz w:val="21"/>
+              </w:rPr>
+            </w:r>
+            <w:r>
+              <w:rPr>
+                <w:rFonts w:ascii="Times New Roman" w:hAnsi="Times New Roman" w:eastAsia="宋体"/>
+                <w:b/>
+                <w:sz w:val="21"/>
+              </w:rPr>
+            </w:r>
+            <w:r>
+              <w:rPr>
+                <w:rFonts w:ascii="Times New Roman" w:hAnsi="Times New Roman" w:eastAsia="宋体"/>
+                <w:b w:val="0"/>
+                <w:sz w:val="21"/>
+              </w:rPr>
+            </w:r>
+            <w:r>
+              <w:rPr>
+                <w:rFonts w:ascii="Times New Roman" w:hAnsi="Times New Roman" w:eastAsia="宋体"/>
+                <w:b/>
+                <w:sz w:val="21"/>
+              </w:rPr>
+            </w:r>
+            <w:r>
+              <w:rPr>
+                <w:rFonts w:ascii="Times New Roman" w:hAnsi="Times New Roman" w:eastAsia="宋体"/>
+                <w:b w:val="0"/>
+                <w:sz w:val="21"/>
+              </w:rPr>
+            </w:r>
+            <w:r>
+              <w:rPr>
+                <w:rFonts w:ascii="Times New Roman" w:hAnsi="Times New Roman" w:eastAsia="宋体"/>
+                <w:b/>
+                <w:sz w:val="21"/>
+              </w:rPr>
+            </w:r>
+            <w:r>
+              <w:rPr>
+                <w:rFonts w:ascii="Times New Roman" w:hAnsi="Times New Roman" w:eastAsia="宋体"/>
+                <w:b w:val="0"/>
+                <w:sz w:val="21"/>
+              </w:rPr>
+            </w:r>
+            <w:r>
+              <w:rPr>
+                <w:rFonts w:ascii="Times New Roman" w:hAnsi="Times New Roman" w:eastAsia="宋体"/>
+                <w:b/>
+                <w:sz w:val="21"/>
+              </w:rPr>
+            </w:r>
+            <w:r>
+              <w:rPr>
+                <w:rFonts w:ascii="Times New Roman" w:hAnsi="Times New Roman" w:eastAsia="宋体"/>
+                <w:b w:val="0"/>
+                <w:sz w:val="21"/>
+              </w:rPr>
+            </w:r>
+            <w:r>
+              <w:rPr>
+                <w:rFonts w:ascii="Times New Roman" w:hAnsi="Times New Roman" w:eastAsia="宋体"/>
+                <w:b/>
+                <w:sz w:val="21"/>
+              </w:rPr>
+            </w:r>
+            <w:r>
+              <w:rPr>
+                <w:rFonts w:ascii="Times New Roman" w:hAnsi="Times New Roman" w:eastAsia="宋体"/>
+                <w:b w:val="0"/>
+                <w:sz w:val="21"/>
+              </w:rPr>
+            </w:r>
+            <w:r>
+              <w:rPr>
+                <w:rFonts w:ascii="Times New Roman" w:hAnsi="Times New Roman" w:eastAsia="宋体"/>
+                <w:b/>
+                <w:sz w:val="21"/>
+              </w:rPr>
+            </w:r>
+            <w:r>
+              <w:rPr>
+                <w:rFonts w:ascii="Times New Roman" w:hAnsi="Times New Roman" w:eastAsia="宋体"/>
+                <w:b w:val="0"/>
+                <w:sz w:val="21"/>
+              </w:rPr>
+            </w:r>
+            <w:r>
+              <w:rPr>
+                <w:rFonts w:ascii="Times New Roman" w:hAnsi="Times New Roman" w:eastAsia="宋体"/>
+                <w:b/>
+                <w:sz w:val="21"/>
+              </w:rPr>
+            </w:r>
+            <w:r>
+              <w:rPr>
+                <w:rFonts w:ascii="Times New Roman" w:hAnsi="Times New Roman" w:eastAsia="宋体"/>
+                <w:b w:val="0"/>
+                <w:sz w:val="21"/>
+              </w:rPr>
+            </w:r>
+            <w:r>
+              <w:rPr>
+                <w:rFonts w:ascii="Times New Roman" w:hAnsi="Times New Roman" w:eastAsia="宋体"/>
+                <w:b/>
+                <w:sz w:val="21"/>
+              </w:rPr>
+            </w:r>
+            <w:r>
+              <w:rPr>
+                <w:rFonts w:ascii="Times New Roman" w:hAnsi="Times New Roman" w:eastAsia="宋体"/>
+                <w:b w:val="0"/>
+                <w:sz w:val="21"/>
+              </w:rPr>
+            </w:r>
+            <w:r>
+              <w:rPr>
+                <w:rFonts w:ascii="Times New Roman" w:hAnsi="Times New Roman" w:eastAsia="宋体"/>
+                <w:b/>
+                <w:sz w:val="21"/>
+              </w:rPr>
+            </w:r>
+            <w:r>
+              <w:rPr>
+                <w:rFonts w:ascii="Times New Roman" w:hAnsi="Times New Roman" w:eastAsia="宋体"/>
+                <w:b w:val="0"/>
+                <w:sz w:val="21"/>
+              </w:rPr>
+            </w:r>
+            <w:r>
+              <w:rPr>
+                <w:rFonts w:ascii="Times New Roman" w:hAnsi="Times New Roman" w:eastAsia="宋体"/>
+                <w:b/>
+                <w:sz w:val="21"/>
+              </w:rPr>
+            </w:r>
+            <w:r>
+              <w:rPr>
+                <w:rFonts w:ascii="Times New Roman" w:hAnsi="Times New Roman" w:eastAsia="宋体"/>
+                <w:b w:val="0"/>
+                <w:sz w:val="21"/>
+              </w:rPr>
+            </w:r>
+            <w:r>
+              <w:rPr>
+                <w:rFonts w:ascii="Times New Roman" w:hAnsi="Times New Roman" w:eastAsia="宋体"/>
+                <w:b/>
+                <w:sz w:val="21"/>
+              </w:rPr>
+            </w:r>
+            <w:r>
+              <w:rPr>
+                <w:rFonts w:ascii="Times New Roman" w:hAnsi="Times New Roman" w:eastAsia="宋体"/>
+                <w:b w:val="0"/>
+                <w:sz w:val="21"/>
+              </w:rPr>
+            </w:r>
+            <w:r>
+              <w:rPr>
+                <w:rFonts w:ascii="Times New Roman" w:hAnsi="Times New Roman" w:eastAsia="宋体"/>
+                <w:b/>
+                <w:sz w:val="21"/>
+              </w:rPr>
+            </w:r>
+            <w:r>
+              <w:rPr>
+                <w:rFonts w:ascii="Times New Roman" w:hAnsi="Times New Roman" w:eastAsia="宋体"/>
+                <w:b w:val="0"/>
+                <w:sz w:val="21"/>
+              </w:rPr>
+            </w:r>
+            <w:r>
+              <w:rPr>
+                <w:rFonts w:ascii="Times New Roman" w:hAnsi="Times New Roman" w:eastAsia="宋体"/>
+                <w:b/>
+                <w:sz w:val="21"/>
+              </w:rPr>
+            </w:r>
+            <w:r>
+              <w:rPr>
+                <w:rFonts w:ascii="Times New Roman" w:hAnsi="Times New Roman" w:eastAsia="宋体"/>
+                <w:b w:val="0"/>
+                <w:sz w:val="21"/>
+              </w:rPr>
+            </w:r>
+            <w:r>
+              <w:rPr>
+                <w:rFonts w:ascii="Times New Roman" w:hAnsi="Times New Roman" w:eastAsia="宋体"/>
+                <w:b/>
+                <w:sz w:val="21"/>
+              </w:rPr>
+            </w:r>
+            <w:r>
+              <w:rPr>
+                <w:rFonts w:ascii="Times New Roman" w:hAnsi="Times New Roman" w:eastAsia="宋体"/>
+                <w:b w:val="0"/>
+                <w:sz w:val="21"/>
+              </w:rPr>
+            </w:r>
+            <w:r>
+              <w:rPr>
+                <w:rFonts w:ascii="Times New Roman" w:hAnsi="Times New Roman" w:eastAsia="宋体"/>
+                <w:b/>
+                <w:sz w:val="21"/>
+              </w:rPr>
+            </w:r>
+            <w:r>
+              <w:rPr>
+                <w:rFonts w:ascii="Times New Roman" w:hAnsi="Times New Roman" w:eastAsia="宋体"/>
+                <w:b w:val="0"/>
+                <w:sz w:val="21"/>
+              </w:rPr>
+            </w:r>
+            <w:r>
+              <w:rPr>
+                <w:rFonts w:ascii="Times New Roman" w:hAnsi="Times New Roman" w:eastAsia="宋体"/>
+                <w:b/>
+                <w:sz w:val="21"/>
+              </w:rPr>
+            </w:r>
+            <w:r>
+              <w:rPr>
+                <w:rFonts w:ascii="Times New Roman" w:hAnsi="Times New Roman" w:eastAsia="宋体"/>
+                <w:b w:val="0"/>
+                <w:sz w:val="21"/>
+              </w:rPr>
+            </w:r>
+            <w:r>
+              <w:rPr>
+                <w:rFonts w:ascii="Times New Roman" w:hAnsi="Times New Roman" w:eastAsia="宋体"/>
+                <w:b/>
+                <w:sz w:val="21"/>
+              </w:rPr>
+            </w:r>
+            <w:r>
+              <w:rPr>
+                <w:rFonts w:ascii="Times New Roman" w:hAnsi="Times New Roman" w:eastAsia="宋体"/>
+                <w:b w:val="0"/>
+                <w:sz w:val="21"/>
+              </w:rPr>
+            </w:r>
+            <w:r>
+              <w:rPr>
+                <w:rFonts w:ascii="Times New Roman" w:hAnsi="Times New Roman" w:eastAsia="宋体"/>
+                <w:b/>
+                <w:sz w:val="21"/>
+              </w:rPr>
               <w:t>求职意向：</w:t>
             </w:r>
             <w:r>
               <w:rPr>
-                <w:rFonts w:ascii="Times New Roman" w:eastAsia="宋体" w:hAnsi="Times New Roman" w:cs="宋体"/>
-                <w:sz w:val="21"/>
-              </w:rPr>
-              <w:t>供应链运营</w:t>
-            </w:r>
-            <w:r>
-              <w:rPr>
-                <w:rFonts w:ascii="Times New Roman" w:eastAsia="宋体" w:hAnsi="Times New Roman"/>
-                <w:sz w:val="21"/>
-              </w:rPr>
-              <w:t>/</w:t>
-            </w:r>
-            <w:r>
-              <w:rPr>
-                <w:rFonts w:ascii="Times New Roman" w:eastAsia="宋体" w:hAnsi="Times New Roman" w:cs="宋体"/>
-                <w:sz w:val="21"/>
-              </w:rPr>
-              <w:t>数据分析</w:t>
-            </w:r>
-            <w:r>
-              <w:rPr>
-                <w:rFonts w:ascii="Times New Roman" w:eastAsia="宋体" w:hAnsi="Times New Roman"/>
-                <w:sz w:val="21"/>
-              </w:rPr>
-              <w:t>/</w:t>
-            </w:r>
-            <w:r>
-              <w:rPr>
-                <w:rFonts w:ascii="Times New Roman" w:eastAsia="宋体" w:hAnsi="Times New Roman" w:cs="宋体"/>
-                <w:sz w:val="21"/>
-              </w:rPr>
-              <w:t>项目管理</w:t>
+                <w:rFonts w:ascii="Times New Roman" w:hAnsi="Times New Roman" w:eastAsia="宋体"/>
+                <w:b w:val="0"/>
+                <w:sz w:val="21"/>
+              </w:rPr>
+              <w:t>供应链运营/数据分析/项目管理</w:t>
             </w:r>
           </w:p>
         </w:tc>
@@ -403,140 +1060,458 @@
                 <w:bCs/>
                 <w:sz w:val="21"/>
               </w:rPr>
+            </w:r>
+            <w:r>
+              <w:rPr>
+                <w:rFonts w:ascii="Times New Roman" w:eastAsia="宋体" w:hAnsi="Times New Roman" w:cs="宋体"/>
+                <w:sz w:val="21"/>
+              </w:rPr>
+            </w:r>
+            <w:r>
+              <w:rPr>
+                <w:rFonts w:ascii="Times New Roman" w:eastAsia="宋体" w:hAnsi="Times New Roman" w:cs="宋体"/>
+                <w:sz w:val="21"/>
+              </w:rPr>
+            </w:r>
+            <w:r>
+              <w:rPr>
+                <w:rFonts w:ascii="Times New Roman" w:eastAsia="宋体" w:hAnsi="Times New Roman" w:cs="宋体"/>
+                <w:sz w:val="21"/>
+              </w:rPr>
+            </w:r>
+            <w:r>
+              <w:rPr>
+                <w:rFonts w:ascii="Times New Roman" w:eastAsia="宋体" w:hAnsi="Times New Roman" w:cs="宋体"/>
+                <w:sz w:val="21"/>
+              </w:rPr>
+            </w:r>
+            <w:r>
+              <w:rPr>
+                <w:rFonts w:ascii="Times New Roman" w:eastAsia="宋体" w:hAnsi="Times New Roman" w:cs="宋体"/>
+                <w:sz w:val="21"/>
+              </w:rPr>
+            </w:r>
+            <w:r>
+              <w:rPr>
+                <w:rFonts w:ascii="Times New Roman" w:eastAsia="宋体" w:hAnsi="Times New Roman" w:cs="宋体"/>
+                <w:sz w:val="21"/>
+              </w:rPr>
+            </w:r>
+            <w:r>
+              <w:rPr>
+                <w:rFonts w:ascii="Times New Roman" w:eastAsia="宋体" w:hAnsi="Times New Roman" w:cs="宋体"/>
+                <w:sz w:val="21"/>
+              </w:rPr>
+            </w:r>
+            <w:r>
+              <w:rPr>
+                <w:rFonts w:ascii="Times New Roman" w:eastAsia="宋体" w:hAnsi="Times New Roman" w:cs="宋体"/>
+                <w:sz w:val="21"/>
+              </w:rPr>
+            </w:r>
+            <w:r>
+              <w:rPr>
+                <w:rFonts w:ascii="Times New Roman" w:eastAsia="宋体" w:hAnsi="Times New Roman" w:cs="宋体"/>
+                <w:sz w:val="21"/>
+              </w:rPr>
+            </w:r>
+            <w:r>
+              <w:rPr>
+                <w:rFonts w:ascii="Times New Roman" w:eastAsia="宋体" w:hAnsi="Times New Roman" w:cs="宋体"/>
+                <w:sz w:val="21"/>
+              </w:rPr>
+            </w:r>
+            <w:r>
+              <w:rPr>
+                <w:rFonts w:ascii="Times New Roman" w:eastAsia="宋体" w:hAnsi="Times New Roman" w:cs="宋体"/>
+                <w:sz w:val="21"/>
+              </w:rPr>
+            </w:r>
+            <w:r>
+              <w:rPr>
+                <w:rFonts w:ascii="Times New Roman" w:eastAsia="宋体" w:hAnsi="Times New Roman" w:cs="宋体"/>
+                <w:sz w:val="21"/>
+              </w:rPr>
+            </w:r>
+            <w:r>
+              <w:rPr>
+                <w:rFonts w:ascii="Times New Roman" w:eastAsia="宋体" w:hAnsi="Times New Roman" w:cs="宋体"/>
+                <w:sz w:val="21"/>
+              </w:rPr>
+            </w:r>
+            <w:r>
+              <w:rPr>
+                <w:rFonts w:ascii="Times New Roman" w:eastAsia="宋体" w:hAnsi="Times New Roman" w:cs="宋体"/>
+                <w:sz w:val="21"/>
+              </w:rPr>
+            </w:r>
+            <w:r>
+              <w:rPr>
+                <w:rFonts w:ascii="Times New Roman" w:eastAsia="宋体" w:hAnsi="Times New Roman" w:cs="宋体"/>
+                <w:sz w:val="21"/>
+              </w:rPr>
+            </w:r>
+            <w:r>
+              <w:rPr>
+                <w:rFonts w:ascii="Times New Roman" w:eastAsia="宋体" w:hAnsi="Times New Roman" w:cs="宋体"/>
+                <w:sz w:val="21"/>
+              </w:rPr>
+            </w:r>
+            <w:r>
+              <w:rPr>
+                <w:rFonts w:ascii="Times New Roman" w:eastAsia="宋体" w:hAnsi="Times New Roman" w:cs="宋体"/>
+                <w:sz w:val="21"/>
+              </w:rPr>
+            </w:r>
+            <w:r>
+              <w:rPr>
+                <w:rFonts w:ascii="Times New Roman" w:eastAsia="宋体" w:hAnsi="Times New Roman" w:cs="宋体"/>
+                <w:sz w:val="21"/>
+              </w:rPr>
+            </w:r>
+            <w:r>
+              <w:rPr>
+                <w:rFonts w:ascii="Times New Roman" w:eastAsia="宋体" w:hAnsi="Times New Roman" w:cs="宋体"/>
+                <w:sz w:val="21"/>
+              </w:rPr>
+            </w:r>
+            <w:r>
+              <w:rPr>
+                <w:rFonts w:ascii="Times New Roman" w:hAnsi="Times New Roman" w:eastAsia="宋体"/>
+                <w:b/>
+                <w:sz w:val="21"/>
+              </w:rPr>
+            </w:r>
+            <w:r>
+              <w:rPr>
+                <w:rFonts w:ascii="Times New Roman" w:hAnsi="Times New Roman" w:eastAsia="宋体"/>
+                <w:b w:val="0"/>
+                <w:sz w:val="21"/>
+              </w:rPr>
+            </w:r>
+            <w:r>
+              <w:rPr>
+                <w:rFonts w:ascii="Times New Roman" w:hAnsi="Times New Roman" w:eastAsia="宋体"/>
+                <w:b/>
+                <w:sz w:val="21"/>
+              </w:rPr>
+            </w:r>
+            <w:r>
+              <w:rPr>
+                <w:rFonts w:ascii="Times New Roman" w:hAnsi="Times New Roman" w:eastAsia="宋体"/>
+                <w:b w:val="0"/>
+                <w:sz w:val="21"/>
+              </w:rPr>
+            </w:r>
+            <w:r>
+              <w:rPr>
+                <w:rFonts w:ascii="Times New Roman" w:hAnsi="Times New Roman" w:eastAsia="宋体"/>
+                <w:b/>
+                <w:sz w:val="21"/>
+              </w:rPr>
+            </w:r>
+            <w:r>
+              <w:rPr>
+                <w:rFonts w:ascii="Times New Roman" w:hAnsi="Times New Roman" w:eastAsia="宋体"/>
+                <w:b w:val="0"/>
+                <w:sz w:val="21"/>
+              </w:rPr>
+            </w:r>
+            <w:r>
+              <w:rPr>
+                <w:rFonts w:ascii="Times New Roman" w:hAnsi="Times New Roman" w:eastAsia="宋体"/>
+                <w:b/>
+                <w:sz w:val="21"/>
+              </w:rPr>
+            </w:r>
+            <w:r>
+              <w:rPr>
+                <w:rFonts w:ascii="Times New Roman" w:hAnsi="Times New Roman" w:eastAsia="宋体"/>
+                <w:b w:val="0"/>
+                <w:sz w:val="21"/>
+              </w:rPr>
+            </w:r>
+            <w:r>
+              <w:rPr>
+                <w:rFonts w:ascii="Times New Roman" w:hAnsi="Times New Roman" w:eastAsia="宋体"/>
+                <w:b/>
+                <w:sz w:val="21"/>
+              </w:rPr>
+            </w:r>
+            <w:r>
+              <w:rPr>
+                <w:rFonts w:ascii="Times New Roman" w:hAnsi="Times New Roman" w:eastAsia="宋体"/>
+                <w:b w:val="0"/>
+                <w:sz w:val="21"/>
+              </w:rPr>
+            </w:r>
+            <w:r>
+              <w:rPr>
+                <w:rFonts w:ascii="Times New Roman" w:hAnsi="Times New Roman" w:eastAsia="宋体"/>
+                <w:b/>
+                <w:sz w:val="21"/>
+              </w:rPr>
+            </w:r>
+            <w:r>
+              <w:rPr>
+                <w:rFonts w:ascii="Times New Roman" w:hAnsi="Times New Roman" w:eastAsia="宋体"/>
+                <w:b w:val="0"/>
+                <w:sz w:val="21"/>
+              </w:rPr>
+            </w:r>
+            <w:r>
+              <w:rPr>
+                <w:rFonts w:ascii="Times New Roman" w:hAnsi="Times New Roman" w:eastAsia="宋体"/>
+                <w:b/>
+                <w:sz w:val="21"/>
+              </w:rPr>
+            </w:r>
+            <w:r>
+              <w:rPr>
+                <w:rFonts w:ascii="Times New Roman" w:hAnsi="Times New Roman" w:eastAsia="宋体"/>
+                <w:b w:val="0"/>
+                <w:sz w:val="21"/>
+              </w:rPr>
+            </w:r>
+            <w:r>
+              <w:rPr>
+                <w:rFonts w:ascii="Times New Roman" w:hAnsi="Times New Roman" w:eastAsia="宋体"/>
+                <w:b/>
+                <w:sz w:val="21"/>
+              </w:rPr>
+            </w:r>
+            <w:r>
+              <w:rPr>
+                <w:rFonts w:ascii="Times New Roman" w:hAnsi="Times New Roman" w:eastAsia="宋体"/>
+                <w:b w:val="0"/>
+                <w:sz w:val="21"/>
+              </w:rPr>
+            </w:r>
+            <w:r>
+              <w:rPr>
+                <w:rFonts w:ascii="Times New Roman" w:hAnsi="Times New Roman" w:eastAsia="宋体"/>
+                <w:b/>
+                <w:sz w:val="21"/>
+              </w:rPr>
+            </w:r>
+            <w:r>
+              <w:rPr>
+                <w:rFonts w:ascii="Times New Roman" w:hAnsi="Times New Roman" w:eastAsia="宋体"/>
+                <w:b w:val="0"/>
+                <w:sz w:val="21"/>
+              </w:rPr>
+            </w:r>
+            <w:r>
+              <w:rPr>
+                <w:rFonts w:ascii="Times New Roman" w:hAnsi="Times New Roman" w:eastAsia="宋体"/>
+                <w:b/>
+                <w:sz w:val="21"/>
+              </w:rPr>
+            </w:r>
+            <w:r>
+              <w:rPr>
+                <w:rFonts w:ascii="Times New Roman" w:hAnsi="Times New Roman" w:eastAsia="宋体"/>
+                <w:b w:val="0"/>
+                <w:sz w:val="21"/>
+              </w:rPr>
+            </w:r>
+            <w:r>
+              <w:rPr>
+                <w:rFonts w:ascii="Times New Roman" w:hAnsi="Times New Roman" w:eastAsia="宋体"/>
+                <w:b/>
+                <w:sz w:val="21"/>
+              </w:rPr>
+            </w:r>
+            <w:r>
+              <w:rPr>
+                <w:rFonts w:ascii="Times New Roman" w:hAnsi="Times New Roman" w:eastAsia="宋体"/>
+                <w:b w:val="0"/>
+                <w:sz w:val="21"/>
+              </w:rPr>
+            </w:r>
+            <w:r>
+              <w:rPr>
+                <w:rFonts w:ascii="Times New Roman" w:hAnsi="Times New Roman" w:eastAsia="宋体"/>
+                <w:b/>
+                <w:sz w:val="21"/>
+              </w:rPr>
+            </w:r>
+            <w:r>
+              <w:rPr>
+                <w:rFonts w:ascii="Times New Roman" w:hAnsi="Times New Roman" w:eastAsia="宋体"/>
+                <w:b w:val="0"/>
+                <w:sz w:val="21"/>
+              </w:rPr>
+            </w:r>
+            <w:r>
+              <w:rPr>
+                <w:rFonts w:ascii="Times New Roman" w:hAnsi="Times New Roman" w:eastAsia="宋体"/>
+                <w:b/>
+                <w:sz w:val="21"/>
+              </w:rPr>
+            </w:r>
+            <w:r>
+              <w:rPr>
+                <w:rFonts w:ascii="Times New Roman" w:hAnsi="Times New Roman" w:eastAsia="宋体"/>
+                <w:b w:val="0"/>
+                <w:sz w:val="21"/>
+              </w:rPr>
+            </w:r>
+            <w:r>
+              <w:rPr>
+                <w:rFonts w:ascii="Times New Roman" w:hAnsi="Times New Roman" w:eastAsia="宋体"/>
+                <w:b/>
+                <w:sz w:val="21"/>
+              </w:rPr>
+            </w:r>
+            <w:r>
+              <w:rPr>
+                <w:rFonts w:ascii="Times New Roman" w:hAnsi="Times New Roman" w:eastAsia="宋体"/>
+                <w:b w:val="0"/>
+                <w:sz w:val="21"/>
+              </w:rPr>
+            </w:r>
+            <w:r>
+              <w:rPr>
+                <w:rFonts w:ascii="Times New Roman" w:hAnsi="Times New Roman" w:eastAsia="宋体"/>
+                <w:b/>
+                <w:sz w:val="21"/>
+              </w:rPr>
+            </w:r>
+            <w:r>
+              <w:rPr>
+                <w:rFonts w:ascii="Times New Roman" w:hAnsi="Times New Roman" w:eastAsia="宋体"/>
+                <w:b w:val="0"/>
+                <w:sz w:val="21"/>
+              </w:rPr>
+            </w:r>
+            <w:r>
+              <w:rPr>
+                <w:rFonts w:ascii="Times New Roman" w:hAnsi="Times New Roman" w:eastAsia="宋体"/>
+                <w:b/>
+                <w:sz w:val="21"/>
+              </w:rPr>
+            </w:r>
+            <w:r>
+              <w:rPr>
+                <w:rFonts w:ascii="Times New Roman" w:hAnsi="Times New Roman" w:eastAsia="宋体"/>
+                <w:b w:val="0"/>
+                <w:sz w:val="21"/>
+              </w:rPr>
+            </w:r>
+            <w:r>
+              <w:rPr>
+                <w:rFonts w:ascii="Times New Roman" w:hAnsi="Times New Roman" w:eastAsia="宋体"/>
+                <w:b/>
+                <w:sz w:val="21"/>
+              </w:rPr>
+            </w:r>
+            <w:r>
+              <w:rPr>
+                <w:rFonts w:ascii="Times New Roman" w:hAnsi="Times New Roman" w:eastAsia="宋体"/>
+                <w:b w:val="0"/>
+                <w:sz w:val="21"/>
+              </w:rPr>
+            </w:r>
+            <w:r>
+              <w:rPr>
+                <w:rFonts w:ascii="Times New Roman" w:hAnsi="Times New Roman" w:eastAsia="宋体"/>
+                <w:b/>
+                <w:sz w:val="21"/>
+              </w:rPr>
+            </w:r>
+            <w:r>
+              <w:rPr>
+                <w:rFonts w:ascii="Times New Roman" w:hAnsi="Times New Roman" w:eastAsia="宋体"/>
+                <w:b w:val="0"/>
+                <w:sz w:val="21"/>
+              </w:rPr>
+            </w:r>
+            <w:r>
+              <w:rPr>
+                <w:rFonts w:ascii="Times New Roman" w:hAnsi="Times New Roman" w:eastAsia="宋体"/>
+                <w:b/>
+                <w:sz w:val="21"/>
+              </w:rPr>
+            </w:r>
+            <w:r>
+              <w:rPr>
+                <w:rFonts w:ascii="Times New Roman" w:hAnsi="Times New Roman" w:eastAsia="宋体"/>
+                <w:b w:val="0"/>
+                <w:sz w:val="21"/>
+              </w:rPr>
+            </w:r>
+            <w:r>
+              <w:rPr>
+                <w:rFonts w:ascii="Times New Roman" w:hAnsi="Times New Roman" w:eastAsia="宋体"/>
+                <w:b/>
+                <w:sz w:val="21"/>
+              </w:rPr>
+            </w:r>
+            <w:r>
+              <w:rPr>
+                <w:rFonts w:ascii="Times New Roman" w:hAnsi="Times New Roman" w:eastAsia="宋体"/>
+                <w:b w:val="0"/>
+                <w:sz w:val="21"/>
+              </w:rPr>
+            </w:r>
+            <w:r>
+              <w:rPr>
+                <w:rFonts w:ascii="Times New Roman" w:hAnsi="Times New Roman" w:eastAsia="宋体"/>
+                <w:b/>
+                <w:sz w:val="21"/>
+              </w:rPr>
+            </w:r>
+            <w:r>
+              <w:rPr>
+                <w:rFonts w:ascii="Times New Roman" w:hAnsi="Times New Roman" w:eastAsia="宋体"/>
+                <w:b w:val="0"/>
+                <w:sz w:val="21"/>
+              </w:rPr>
+            </w:r>
+            <w:r>
+              <w:rPr>
+                <w:rFonts w:ascii="Times New Roman" w:hAnsi="Times New Roman" w:eastAsia="宋体"/>
+                <w:b/>
+                <w:sz w:val="21"/>
+              </w:rPr>
+            </w:r>
+            <w:r>
+              <w:rPr>
+                <w:rFonts w:ascii="Times New Roman" w:hAnsi="Times New Roman" w:eastAsia="宋体"/>
+                <w:b w:val="0"/>
+                <w:sz w:val="21"/>
+              </w:rPr>
+            </w:r>
+            <w:r>
+              <w:rPr>
+                <w:rFonts w:ascii="Times New Roman" w:hAnsi="Times New Roman" w:eastAsia="宋体"/>
+                <w:b/>
+                <w:sz w:val="21"/>
+              </w:rPr>
+            </w:r>
+            <w:r>
+              <w:rPr>
+                <w:rFonts w:ascii="Times New Roman" w:hAnsi="Times New Roman" w:eastAsia="宋体"/>
+                <w:b w:val="0"/>
+                <w:sz w:val="21"/>
+              </w:rPr>
+            </w:r>
+            <w:r>
+              <w:rPr>
+                <w:rFonts w:ascii="Times New Roman" w:hAnsi="Times New Roman" w:eastAsia="宋体"/>
+                <w:b/>
+                <w:sz w:val="21"/>
+              </w:rPr>
               <w:t>个人优势：</w:t>
             </w:r>
             <w:r>
               <w:rPr>
-                <w:rFonts w:ascii="Times New Roman" w:eastAsia="宋体" w:hAnsi="Times New Roman" w:cs="宋体"/>
-                <w:sz w:val="21"/>
-              </w:rPr>
-              <w:t>供应链建模：独立完成社区团购选址</w:t>
-            </w:r>
-            <w:r>
-              <w:rPr>
-                <w:rFonts w:ascii="Times New Roman" w:eastAsia="宋体" w:hAnsi="Times New Roman" w:cs="宋体"/>
-                <w:sz w:val="21"/>
-              </w:rPr>
-              <w:t>-</w:t>
-            </w:r>
-            <w:r>
-              <w:rPr>
-                <w:rFonts w:ascii="Times New Roman" w:eastAsia="宋体" w:hAnsi="Times New Roman" w:cs="宋体"/>
-                <w:sz w:val="21"/>
-              </w:rPr>
-              <w:t>路径优化，将年龄分层与电梯等待时间纳入模型，</w:t>
-            </w:r>
-            <w:r>
-              <w:rPr>
-                <w:rFonts w:ascii="Times New Roman" w:eastAsia="宋体" w:hAnsi="Times New Roman" w:cs="宋体"/>
-                <w:sz w:val="21"/>
-              </w:rPr>
-              <w:t>Python</w:t>
-            </w:r>
-            <w:r>
-              <w:rPr>
-                <w:rFonts w:ascii="Times New Roman" w:eastAsia="宋体" w:hAnsi="Times New Roman" w:cs="宋体"/>
-                <w:sz w:val="21"/>
-              </w:rPr>
-              <w:t>求解，成本降低</w:t>
-            </w:r>
-            <w:r>
-              <w:rPr>
-                <w:rFonts w:ascii="Times New Roman" w:eastAsia="宋体" w:hAnsi="Times New Roman" w:cs="宋体"/>
-                <w:sz w:val="21"/>
-              </w:rPr>
-              <w:t>18.7%</w:t>
-            </w:r>
-            <w:r>
-              <w:rPr>
-                <w:rFonts w:ascii="Times New Roman" w:eastAsia="宋体" w:hAnsi="Times New Roman" w:cs="宋体"/>
-                <w:sz w:val="21"/>
-              </w:rPr>
-              <w:t>；数据分析：掌握</w:t>
-            </w:r>
-            <w:r>
-              <w:rPr>
-                <w:rFonts w:ascii="Times New Roman" w:eastAsia="宋体" w:hAnsi="Times New Roman" w:cs="宋体"/>
-                <w:sz w:val="21"/>
-              </w:rPr>
-              <w:t>Python/R/SPSS</w:t>
-            </w:r>
-            <w:r>
-              <w:rPr>
-                <w:rFonts w:ascii="Times New Roman" w:eastAsia="宋体" w:hAnsi="Times New Roman" w:cs="宋体"/>
-                <w:sz w:val="21"/>
-              </w:rPr>
-              <w:t>，累计处理</w:t>
-            </w:r>
-            <w:r>
-              <w:rPr>
-                <w:rFonts w:ascii="Times New Roman" w:eastAsia="宋体" w:hAnsi="Times New Roman" w:cs="宋体"/>
-                <w:sz w:val="21"/>
-              </w:rPr>
-              <w:t>4.5</w:t>
-            </w:r>
-            <w:r>
-              <w:rPr>
-                <w:rFonts w:ascii="Times New Roman" w:eastAsia="宋体" w:hAnsi="Times New Roman" w:cs="宋体"/>
-                <w:sz w:val="21"/>
-              </w:rPr>
-              <w:t>万</w:t>
-            </w:r>
-            <w:r>
-              <w:rPr>
-                <w:rFonts w:ascii="Times New Roman" w:eastAsia="宋体" w:hAnsi="Times New Roman" w:cs="宋体"/>
-                <w:sz w:val="21"/>
-              </w:rPr>
-              <w:t>+</w:t>
-            </w:r>
-            <w:r>
-              <w:rPr>
-                <w:rFonts w:ascii="Times New Roman" w:eastAsia="宋体" w:hAnsi="Times New Roman" w:cs="宋体"/>
-                <w:sz w:val="21"/>
-              </w:rPr>
-              <w:t>条业务数据，完成银行营销客户分层与电商用户体验统计分析；工具落地：熟练使用</w:t>
-            </w:r>
-            <w:r>
-              <w:rPr>
-                <w:rFonts w:ascii="Times New Roman" w:eastAsia="宋体" w:hAnsi="Times New Roman" w:cs="宋体"/>
-                <w:sz w:val="21"/>
-              </w:rPr>
-              <w:t>Excel</w:t>
-            </w:r>
-            <w:r>
-              <w:rPr>
-                <w:rFonts w:ascii="Times New Roman" w:eastAsia="宋体" w:hAnsi="Times New Roman" w:cs="宋体"/>
-                <w:sz w:val="21"/>
-              </w:rPr>
-              <w:t>透视表</w:t>
-            </w:r>
-            <w:r>
-              <w:rPr>
-                <w:rFonts w:ascii="Times New Roman" w:eastAsia="宋体" w:hAnsi="Times New Roman" w:cs="宋体"/>
-                <w:sz w:val="21"/>
-              </w:rPr>
-              <w:t>/VLOOKUP/</w:t>
-            </w:r>
-            <w:r>
-              <w:rPr>
-                <w:rFonts w:ascii="Times New Roman" w:eastAsia="宋体" w:hAnsi="Times New Roman" w:cs="宋体"/>
-                <w:sz w:val="21"/>
-              </w:rPr>
-              <w:t>函数，用友</w:t>
-            </w:r>
-            <w:r>
-              <w:rPr>
-                <w:rFonts w:ascii="Times New Roman" w:eastAsia="宋体" w:hAnsi="Times New Roman" w:cs="宋体"/>
-                <w:sz w:val="21"/>
-              </w:rPr>
-              <w:t>U8+ ERP</w:t>
-            </w:r>
-            <w:r>
-              <w:rPr>
-                <w:rFonts w:ascii="Times New Roman" w:eastAsia="宋体" w:hAnsi="Times New Roman" w:cs="宋体"/>
-                <w:sz w:val="21"/>
-              </w:rPr>
-              <w:t>全流程操作，能快速将分析结果转化为可执行方案</w:t>
+                <w:rFonts w:ascii="Times New Roman" w:hAnsi="Times New Roman" w:eastAsia="宋体"/>
+                <w:b w:val="0"/>
+                <w:sz w:val="21"/>
+              </w:rPr>
+              <w:t>建模能力：把选址与配送拆成双层模型用Python求解，并与遗传算法、模拟退火对比收敛效果与求解质量；数据清洗：独立处理45211条营销数据，从缺失值、异常值到分层统计、可视化出图一条线走完；工具应用：Excel透视表与函数熟练，Python（pandas）、R、SPSS按场景选用，用友U8的采购与存货核算完整跑过；结果导向：项目都做到给出结论，选址算出总成本降18.7%，调研落到三个显著变量</w:t>
             </w:r>
           </w:p>
         </w:tc>
@@ -945,42 +1920,374 @@
                 <w:bCs/>
                 <w:sz w:val="21"/>
               </w:rPr>
+            </w:r>
+            <w:r>
+              <w:rPr>
+                <w:rFonts w:ascii="Times New Roman" w:eastAsia="宋体" w:hAnsi="Times New Roman" w:cs="宋体"/>
+                <w:sz w:val="21"/>
+              </w:rPr>
+            </w:r>
+            <w:r>
+              <w:rPr>
+                <w:rFonts w:ascii="Times New Roman" w:eastAsia="宋体" w:hAnsi="Times New Roman" w:cs="宋体"/>
+                <w:sz w:val="21"/>
+              </w:rPr>
+            </w:r>
+            <w:r>
+              <w:rPr>
+                <w:rFonts w:ascii="Times New Roman" w:eastAsia="宋体" w:hAnsi="Times New Roman" w:cs="宋体"/>
+                <w:sz w:val="21"/>
+              </w:rPr>
+            </w:r>
+            <w:r>
+              <w:rPr>
+                <w:rFonts w:ascii="Times New Roman" w:eastAsia="宋体" w:hAnsi="Times New Roman" w:cs="宋体"/>
+                <w:sz w:val="21"/>
+              </w:rPr>
+            </w:r>
+            <w:r>
+              <w:rPr>
+                <w:rFonts w:ascii="Times New Roman" w:eastAsia="宋体" w:hAnsi="Times New Roman" w:cs="宋体"/>
+                <w:sz w:val="21"/>
+              </w:rPr>
+            </w:r>
+            <w:r>
+              <w:rPr>
+                <w:rFonts w:ascii="Times New Roman" w:hAnsi="Times New Roman" w:eastAsia="宋体"/>
+                <w:b/>
+                <w:sz w:val="21"/>
+              </w:rPr>
+            </w:r>
+            <w:r>
+              <w:rPr>
+                <w:rFonts w:ascii="Times New Roman" w:hAnsi="Times New Roman" w:eastAsia="宋体"/>
+                <w:b w:val="0"/>
+                <w:sz w:val="21"/>
+              </w:rPr>
+            </w:r>
+            <w:r>
+              <w:rPr>
+                <w:rFonts w:ascii="Times New Roman" w:hAnsi="Times New Roman" w:eastAsia="宋体"/>
+                <w:b/>
+                <w:sz w:val="21"/>
+              </w:rPr>
+            </w:r>
+            <w:r>
+              <w:rPr>
+                <w:rFonts w:ascii="Times New Roman" w:hAnsi="Times New Roman" w:eastAsia="宋体"/>
+                <w:b w:val="0"/>
+                <w:sz w:val="21"/>
+              </w:rPr>
+            </w:r>
+            <w:r>
+              <w:rPr>
+                <w:rFonts w:ascii="Times New Roman" w:hAnsi="Times New Roman" w:eastAsia="宋体"/>
+                <w:b/>
+                <w:sz w:val="21"/>
+              </w:rPr>
+            </w:r>
+            <w:r>
+              <w:rPr>
+                <w:rFonts w:ascii="Times New Roman" w:hAnsi="Times New Roman" w:eastAsia="宋体"/>
+                <w:b w:val="0"/>
+                <w:sz w:val="21"/>
+              </w:rPr>
+            </w:r>
+            <w:r>
+              <w:rPr>
+                <w:rFonts w:ascii="Times New Roman" w:hAnsi="Times New Roman" w:eastAsia="宋体"/>
+                <w:b/>
+                <w:sz w:val="21"/>
+              </w:rPr>
+            </w:r>
+            <w:r>
+              <w:rPr>
+                <w:rFonts w:ascii="Times New Roman" w:hAnsi="Times New Roman" w:eastAsia="宋体"/>
+                <w:b w:val="0"/>
+                <w:sz w:val="21"/>
+              </w:rPr>
+            </w:r>
+            <w:r>
+              <w:rPr>
+                <w:rFonts w:ascii="Times New Roman" w:hAnsi="Times New Roman" w:eastAsia="宋体"/>
+                <w:b/>
+                <w:sz w:val="21"/>
+              </w:rPr>
+            </w:r>
+            <w:r>
+              <w:rPr>
+                <w:rFonts w:ascii="Times New Roman" w:hAnsi="Times New Roman" w:eastAsia="宋体"/>
+                <w:b w:val="0"/>
+                <w:sz w:val="21"/>
+              </w:rPr>
+            </w:r>
+            <w:r>
+              <w:rPr>
+                <w:rFonts w:ascii="Times New Roman" w:hAnsi="Times New Roman" w:eastAsia="宋体"/>
+                <w:b/>
+                <w:sz w:val="21"/>
+              </w:rPr>
+            </w:r>
+            <w:r>
+              <w:rPr>
+                <w:rFonts w:ascii="Times New Roman" w:hAnsi="Times New Roman" w:eastAsia="宋体"/>
+                <w:b w:val="0"/>
+                <w:sz w:val="21"/>
+              </w:rPr>
+            </w:r>
+            <w:r>
+              <w:rPr>
+                <w:rFonts w:ascii="Times New Roman" w:hAnsi="Times New Roman" w:eastAsia="宋体"/>
+                <w:b/>
+                <w:sz w:val="21"/>
+              </w:rPr>
+            </w:r>
+            <w:r>
+              <w:rPr>
+                <w:rFonts w:ascii="Times New Roman" w:hAnsi="Times New Roman" w:eastAsia="宋体"/>
+                <w:b w:val="0"/>
+                <w:sz w:val="21"/>
+              </w:rPr>
+            </w:r>
+            <w:r>
+              <w:rPr>
+                <w:rFonts w:ascii="Times New Roman" w:hAnsi="Times New Roman" w:eastAsia="宋体"/>
+                <w:b/>
+                <w:sz w:val="21"/>
+              </w:rPr>
+            </w:r>
+            <w:r>
+              <w:rPr>
+                <w:rFonts w:ascii="Times New Roman" w:hAnsi="Times New Roman" w:eastAsia="宋体"/>
+                <w:b w:val="0"/>
+                <w:sz w:val="21"/>
+              </w:rPr>
+            </w:r>
+            <w:r>
+              <w:rPr>
+                <w:rFonts w:ascii="Times New Roman" w:hAnsi="Times New Roman" w:eastAsia="宋体"/>
+                <w:b/>
+                <w:sz w:val="21"/>
+              </w:rPr>
+            </w:r>
+            <w:r>
+              <w:rPr>
+                <w:rFonts w:ascii="Times New Roman" w:hAnsi="Times New Roman" w:eastAsia="宋体"/>
+                <w:b w:val="0"/>
+                <w:sz w:val="21"/>
+              </w:rPr>
+            </w:r>
+            <w:r>
+              <w:rPr>
+                <w:rFonts w:ascii="Times New Roman" w:hAnsi="Times New Roman" w:eastAsia="宋体"/>
+                <w:b/>
+                <w:sz w:val="21"/>
+              </w:rPr>
+            </w:r>
+            <w:r>
+              <w:rPr>
+                <w:rFonts w:ascii="Times New Roman" w:hAnsi="Times New Roman" w:eastAsia="宋体"/>
+                <w:b w:val="0"/>
+                <w:sz w:val="21"/>
+              </w:rPr>
+            </w:r>
+            <w:r>
+              <w:rPr>
+                <w:rFonts w:ascii="Times New Roman" w:hAnsi="Times New Roman" w:eastAsia="宋体"/>
+                <w:b/>
+                <w:sz w:val="21"/>
+              </w:rPr>
+            </w:r>
+            <w:r>
+              <w:rPr>
+                <w:rFonts w:ascii="Times New Roman" w:hAnsi="Times New Roman" w:eastAsia="宋体"/>
+                <w:b w:val="0"/>
+                <w:sz w:val="21"/>
+              </w:rPr>
+            </w:r>
+            <w:r>
+              <w:rPr>
+                <w:rFonts w:ascii="Times New Roman" w:hAnsi="Times New Roman" w:eastAsia="宋体"/>
+                <w:b/>
+                <w:sz w:val="21"/>
+              </w:rPr>
+            </w:r>
+            <w:r>
+              <w:rPr>
+                <w:rFonts w:ascii="Times New Roman" w:hAnsi="Times New Roman" w:eastAsia="宋体"/>
+                <w:b w:val="0"/>
+                <w:sz w:val="21"/>
+              </w:rPr>
+            </w:r>
+            <w:r>
+              <w:rPr>
+                <w:rFonts w:ascii="Times New Roman" w:hAnsi="Times New Roman" w:eastAsia="宋体"/>
+                <w:b/>
+                <w:sz w:val="21"/>
+              </w:rPr>
+            </w:r>
+            <w:r>
+              <w:rPr>
+                <w:rFonts w:ascii="Times New Roman" w:hAnsi="Times New Roman" w:eastAsia="宋体"/>
+                <w:b w:val="0"/>
+                <w:sz w:val="21"/>
+              </w:rPr>
+            </w:r>
+            <w:r>
+              <w:rPr>
+                <w:rFonts w:ascii="Times New Roman" w:hAnsi="Times New Roman" w:eastAsia="宋体"/>
+                <w:b/>
+                <w:sz w:val="21"/>
+              </w:rPr>
+            </w:r>
+            <w:r>
+              <w:rPr>
+                <w:rFonts w:ascii="Times New Roman" w:hAnsi="Times New Roman" w:eastAsia="宋体"/>
+                <w:b w:val="0"/>
+                <w:sz w:val="21"/>
+              </w:rPr>
+            </w:r>
+            <w:r>
+              <w:rPr>
+                <w:rFonts w:ascii="Times New Roman" w:hAnsi="Times New Roman" w:eastAsia="宋体"/>
+                <w:b/>
+                <w:sz w:val="21"/>
+              </w:rPr>
+            </w:r>
+            <w:r>
+              <w:rPr>
+                <w:rFonts w:ascii="Times New Roman" w:hAnsi="Times New Roman" w:eastAsia="宋体"/>
+                <w:b w:val="0"/>
+                <w:sz w:val="21"/>
+              </w:rPr>
+            </w:r>
+            <w:r>
+              <w:rPr>
+                <w:rFonts w:ascii="Times New Roman" w:hAnsi="Times New Roman" w:eastAsia="宋体"/>
+                <w:b/>
+                <w:sz w:val="21"/>
+              </w:rPr>
+            </w:r>
+            <w:r>
+              <w:rPr>
+                <w:rFonts w:ascii="Times New Roman" w:hAnsi="Times New Roman" w:eastAsia="宋体"/>
+                <w:b w:val="0"/>
+                <w:sz w:val="21"/>
+              </w:rPr>
+            </w:r>
+            <w:r>
+              <w:rPr>
+                <w:rFonts w:ascii="Times New Roman" w:hAnsi="Times New Roman" w:eastAsia="宋体"/>
+                <w:b/>
+                <w:sz w:val="21"/>
+              </w:rPr>
+            </w:r>
+            <w:r>
+              <w:rPr>
+                <w:rFonts w:ascii="Times New Roman" w:hAnsi="Times New Roman" w:eastAsia="宋体"/>
+                <w:b w:val="0"/>
+                <w:sz w:val="21"/>
+              </w:rPr>
+            </w:r>
+            <w:r>
+              <w:rPr>
+                <w:rFonts w:ascii="Times New Roman" w:hAnsi="Times New Roman" w:eastAsia="宋体"/>
+                <w:b/>
+                <w:sz w:val="21"/>
+              </w:rPr>
+            </w:r>
+            <w:r>
+              <w:rPr>
+                <w:rFonts w:ascii="Times New Roman" w:hAnsi="Times New Roman" w:eastAsia="宋体"/>
+                <w:b w:val="0"/>
+                <w:sz w:val="21"/>
+              </w:rPr>
+            </w:r>
+            <w:r>
+              <w:rPr>
+                <w:rFonts w:ascii="Times New Roman" w:hAnsi="Times New Roman" w:eastAsia="宋体"/>
+                <w:b/>
+                <w:sz w:val="21"/>
+              </w:rPr>
+            </w:r>
+            <w:r>
+              <w:rPr>
+                <w:rFonts w:ascii="Times New Roman" w:hAnsi="Times New Roman" w:eastAsia="宋体"/>
+                <w:b w:val="0"/>
+                <w:sz w:val="21"/>
+              </w:rPr>
+            </w:r>
+            <w:r>
+              <w:rPr>
+                <w:rFonts w:ascii="Times New Roman" w:hAnsi="Times New Roman" w:eastAsia="宋体"/>
+                <w:b/>
+                <w:sz w:val="21"/>
+              </w:rPr>
+            </w:r>
+            <w:r>
+              <w:rPr>
+                <w:rFonts w:ascii="Times New Roman" w:hAnsi="Times New Roman" w:eastAsia="宋体"/>
+                <w:b w:val="0"/>
+                <w:sz w:val="21"/>
+              </w:rPr>
+            </w:r>
+            <w:r>
+              <w:rPr>
+                <w:rFonts w:ascii="Times New Roman" w:hAnsi="Times New Roman" w:eastAsia="宋体"/>
+                <w:b/>
+                <w:sz w:val="21"/>
+              </w:rPr>
+            </w:r>
+            <w:r>
+              <w:rPr>
+                <w:rFonts w:ascii="Times New Roman" w:hAnsi="Times New Roman" w:eastAsia="宋体"/>
+                <w:b w:val="0"/>
+                <w:sz w:val="21"/>
+              </w:rPr>
+            </w:r>
+            <w:r>
+              <w:rPr>
+                <w:rFonts w:ascii="Times New Roman" w:hAnsi="Times New Roman" w:eastAsia="宋体"/>
+                <w:b/>
+                <w:sz w:val="21"/>
+              </w:rPr>
+            </w:r>
+            <w:r>
+              <w:rPr>
+                <w:rFonts w:ascii="Times New Roman" w:hAnsi="Times New Roman" w:eastAsia="宋体"/>
+                <w:b w:val="0"/>
+                <w:sz w:val="21"/>
+              </w:rPr>
+            </w:r>
+            <w:r>
+              <w:rPr>
+                <w:rFonts w:ascii="Times New Roman" w:hAnsi="Times New Roman" w:eastAsia="宋体"/>
+                <w:b/>
+                <w:sz w:val="21"/>
+              </w:rPr>
+            </w:r>
+            <w:r>
+              <w:rPr>
+                <w:rFonts w:ascii="Times New Roman" w:hAnsi="Times New Roman" w:eastAsia="宋体"/>
+                <w:b w:val="0"/>
+                <w:sz w:val="21"/>
+              </w:rPr>
+            </w:r>
+            <w:r>
+              <w:rPr>
+                <w:rFonts w:ascii="Times New Roman" w:hAnsi="Times New Roman" w:eastAsia="宋体"/>
+                <w:b/>
+                <w:sz w:val="21"/>
+              </w:rPr>
               <w:t>核心课程：</w:t>
             </w:r>
             <w:r>
               <w:rPr>
-                <w:rFonts w:ascii="Times New Roman" w:eastAsia="宋体" w:hAnsi="Times New Roman" w:cs="宋体"/>
-                <w:sz w:val="21"/>
-              </w:rPr>
-              <w:t>统计学、</w:t>
-            </w:r>
-            <w:r>
-              <w:rPr>
-                <w:rFonts w:ascii="Times New Roman" w:eastAsia="宋体" w:hAnsi="Times New Roman" w:cs="宋体"/>
-                <w:sz w:val="21"/>
-              </w:rPr>
-              <w:t>Python</w:t>
-            </w:r>
-            <w:r>
-              <w:rPr>
-                <w:rFonts w:ascii="Times New Roman" w:eastAsia="宋体" w:hAnsi="Times New Roman" w:cs="宋体"/>
-                <w:sz w:val="21"/>
-              </w:rPr>
-              <w:t>程序设计、供应链建模与仿真、大数据分析与挖掘、运筹学、供应链管理、</w:t>
-            </w:r>
-            <w:r>
-              <w:rPr>
-                <w:rFonts w:ascii="Times New Roman" w:eastAsia="宋体" w:hAnsi="Times New Roman" w:cs="宋体"/>
-                <w:sz w:val="21"/>
-              </w:rPr>
-              <w:t>ERP</w:t>
-            </w:r>
-            <w:r>
-              <w:rPr>
-                <w:rFonts w:ascii="Times New Roman" w:eastAsia="宋体" w:hAnsi="Times New Roman" w:cs="宋体"/>
-                <w:sz w:val="21"/>
-              </w:rPr>
-              <w:t>供应链管理综合实验</w:t>
+                <w:rFonts w:ascii="Times New Roman" w:hAnsi="Times New Roman" w:eastAsia="宋体"/>
+                <w:b w:val="0"/>
+                <w:sz w:val="21"/>
+              </w:rPr>
+              <w:t>统计学、Python程序设计、供应链建模与仿真、大数据管理与分析、运筹学</w:t>
             </w:r>
           </w:p>
         </w:tc>
@@ -1052,42 +2359,374 @@
                 <w:bCs/>
                 <w:sz w:val="21"/>
               </w:rPr>
+            </w:r>
+            <w:r>
+              <w:rPr>
+                <w:rFonts w:ascii="Times New Roman" w:eastAsia="宋体" w:hAnsi="Times New Roman" w:cs="宋体"/>
+                <w:sz w:val="21"/>
+              </w:rPr>
+            </w:r>
+            <w:r>
+              <w:rPr>
+                <w:rFonts w:ascii="Times New Roman" w:eastAsia="宋体" w:hAnsi="Times New Roman"/>
+                <w:sz w:val="21"/>
+              </w:rPr>
+            </w:r>
+            <w:r>
+              <w:rPr>
+                <w:rFonts w:ascii="Times New Roman" w:eastAsia="宋体" w:hAnsi="Times New Roman" w:cs="宋体"/>
+                <w:sz w:val="21"/>
+              </w:rPr>
+            </w:r>
+            <w:r>
+              <w:rPr>
+                <w:rFonts w:ascii="Times New Roman" w:eastAsia="宋体" w:hAnsi="Times New Roman"/>
+                <w:sz w:val="21"/>
+              </w:rPr>
+            </w:r>
+            <w:r>
+              <w:rPr>
+                <w:rFonts w:ascii="Times New Roman" w:eastAsia="宋体" w:hAnsi="Times New Roman" w:cs="宋体"/>
+                <w:sz w:val="21"/>
+              </w:rPr>
+            </w:r>
+            <w:r>
+              <w:rPr>
+                <w:rFonts w:ascii="Times New Roman" w:hAnsi="Times New Roman" w:eastAsia="宋体"/>
+                <w:b/>
+                <w:sz w:val="21"/>
+              </w:rPr>
+            </w:r>
+            <w:r>
+              <w:rPr>
+                <w:rFonts w:ascii="Times New Roman" w:hAnsi="Times New Roman" w:eastAsia="宋体"/>
+                <w:b w:val="0"/>
+                <w:sz w:val="21"/>
+              </w:rPr>
+            </w:r>
+            <w:r>
+              <w:rPr>
+                <w:rFonts w:ascii="Times New Roman" w:hAnsi="Times New Roman" w:eastAsia="宋体"/>
+                <w:b/>
+                <w:sz w:val="21"/>
+              </w:rPr>
+            </w:r>
+            <w:r>
+              <w:rPr>
+                <w:rFonts w:ascii="Times New Roman" w:hAnsi="Times New Roman" w:eastAsia="宋体"/>
+                <w:b w:val="0"/>
+                <w:sz w:val="21"/>
+              </w:rPr>
+            </w:r>
+            <w:r>
+              <w:rPr>
+                <w:rFonts w:ascii="Times New Roman" w:hAnsi="Times New Roman" w:eastAsia="宋体"/>
+                <w:b/>
+                <w:sz w:val="21"/>
+              </w:rPr>
+            </w:r>
+            <w:r>
+              <w:rPr>
+                <w:rFonts w:ascii="Times New Roman" w:hAnsi="Times New Roman" w:eastAsia="宋体"/>
+                <w:b w:val="0"/>
+                <w:sz w:val="21"/>
+              </w:rPr>
+            </w:r>
+            <w:r>
+              <w:rPr>
+                <w:rFonts w:ascii="Times New Roman" w:hAnsi="Times New Roman" w:eastAsia="宋体"/>
+                <w:b/>
+                <w:sz w:val="21"/>
+              </w:rPr>
+            </w:r>
+            <w:r>
+              <w:rPr>
+                <w:rFonts w:ascii="Times New Roman" w:hAnsi="Times New Roman" w:eastAsia="宋体"/>
+                <w:b w:val="0"/>
+                <w:sz w:val="21"/>
+              </w:rPr>
+            </w:r>
+            <w:r>
+              <w:rPr>
+                <w:rFonts w:ascii="Times New Roman" w:hAnsi="Times New Roman" w:eastAsia="宋体"/>
+                <w:b/>
+                <w:sz w:val="21"/>
+              </w:rPr>
+            </w:r>
+            <w:r>
+              <w:rPr>
+                <w:rFonts w:ascii="Times New Roman" w:hAnsi="Times New Roman" w:eastAsia="宋体"/>
+                <w:b w:val="0"/>
+                <w:sz w:val="21"/>
+              </w:rPr>
+            </w:r>
+            <w:r>
+              <w:rPr>
+                <w:rFonts w:ascii="Times New Roman" w:hAnsi="Times New Roman" w:eastAsia="宋体"/>
+                <w:b/>
+                <w:sz w:val="21"/>
+              </w:rPr>
+            </w:r>
+            <w:r>
+              <w:rPr>
+                <w:rFonts w:ascii="Times New Roman" w:hAnsi="Times New Roman" w:eastAsia="宋体"/>
+                <w:b w:val="0"/>
+                <w:sz w:val="21"/>
+              </w:rPr>
+            </w:r>
+            <w:r>
+              <w:rPr>
+                <w:rFonts w:ascii="Times New Roman" w:hAnsi="Times New Roman" w:eastAsia="宋体"/>
+                <w:b/>
+                <w:sz w:val="21"/>
+              </w:rPr>
+            </w:r>
+            <w:r>
+              <w:rPr>
+                <w:rFonts w:ascii="Times New Roman" w:hAnsi="Times New Roman" w:eastAsia="宋体"/>
+                <w:b w:val="0"/>
+                <w:sz w:val="21"/>
+              </w:rPr>
+            </w:r>
+            <w:r>
+              <w:rPr>
+                <w:rFonts w:ascii="Times New Roman" w:hAnsi="Times New Roman" w:eastAsia="宋体"/>
+                <w:b/>
+                <w:sz w:val="21"/>
+              </w:rPr>
+            </w:r>
+            <w:r>
+              <w:rPr>
+                <w:rFonts w:ascii="Times New Roman" w:hAnsi="Times New Roman" w:eastAsia="宋体"/>
+                <w:b w:val="0"/>
+                <w:sz w:val="21"/>
+              </w:rPr>
+            </w:r>
+            <w:r>
+              <w:rPr>
+                <w:rFonts w:ascii="Times New Roman" w:hAnsi="Times New Roman" w:eastAsia="宋体"/>
+                <w:b/>
+                <w:sz w:val="21"/>
+              </w:rPr>
+            </w:r>
+            <w:r>
+              <w:rPr>
+                <w:rFonts w:ascii="Times New Roman" w:hAnsi="Times New Roman" w:eastAsia="宋体"/>
+                <w:b w:val="0"/>
+                <w:sz w:val="21"/>
+              </w:rPr>
+            </w:r>
+            <w:r>
+              <w:rPr>
+                <w:rFonts w:ascii="Times New Roman" w:hAnsi="Times New Roman" w:eastAsia="宋体"/>
+                <w:b/>
+                <w:sz w:val="21"/>
+              </w:rPr>
+            </w:r>
+            <w:r>
+              <w:rPr>
+                <w:rFonts w:ascii="Times New Roman" w:hAnsi="Times New Roman" w:eastAsia="宋体"/>
+                <w:b w:val="0"/>
+                <w:sz w:val="21"/>
+              </w:rPr>
+            </w:r>
+            <w:r>
+              <w:rPr>
+                <w:rFonts w:ascii="Times New Roman" w:hAnsi="Times New Roman" w:eastAsia="宋体"/>
+                <w:b/>
+                <w:sz w:val="21"/>
+              </w:rPr>
+            </w:r>
+            <w:r>
+              <w:rPr>
+                <w:rFonts w:ascii="Times New Roman" w:hAnsi="Times New Roman" w:eastAsia="宋体"/>
+                <w:b w:val="0"/>
+                <w:sz w:val="21"/>
+              </w:rPr>
+            </w:r>
+            <w:r>
+              <w:rPr>
+                <w:rFonts w:ascii="Times New Roman" w:hAnsi="Times New Roman" w:eastAsia="宋体"/>
+                <w:b/>
+                <w:sz w:val="21"/>
+              </w:rPr>
+            </w:r>
+            <w:r>
+              <w:rPr>
+                <w:rFonts w:ascii="Times New Roman" w:hAnsi="Times New Roman" w:eastAsia="宋体"/>
+                <w:b w:val="0"/>
+                <w:sz w:val="21"/>
+              </w:rPr>
+            </w:r>
+            <w:r>
+              <w:rPr>
+                <w:rFonts w:ascii="Times New Roman" w:hAnsi="Times New Roman" w:eastAsia="宋体"/>
+                <w:b/>
+                <w:sz w:val="21"/>
+              </w:rPr>
+            </w:r>
+            <w:r>
+              <w:rPr>
+                <w:rFonts w:ascii="Times New Roman" w:hAnsi="Times New Roman" w:eastAsia="宋体"/>
+                <w:b w:val="0"/>
+                <w:sz w:val="21"/>
+              </w:rPr>
+            </w:r>
+            <w:r>
+              <w:rPr>
+                <w:rFonts w:ascii="Times New Roman" w:hAnsi="Times New Roman" w:eastAsia="宋体"/>
+                <w:b/>
+                <w:sz w:val="21"/>
+              </w:rPr>
+            </w:r>
+            <w:r>
+              <w:rPr>
+                <w:rFonts w:ascii="Times New Roman" w:hAnsi="Times New Roman" w:eastAsia="宋体"/>
+                <w:b w:val="0"/>
+                <w:sz w:val="21"/>
+              </w:rPr>
+            </w:r>
+            <w:r>
+              <w:rPr>
+                <w:rFonts w:ascii="Times New Roman" w:hAnsi="Times New Roman" w:eastAsia="宋体"/>
+                <w:b/>
+                <w:sz w:val="21"/>
+              </w:rPr>
+            </w:r>
+            <w:r>
+              <w:rPr>
+                <w:rFonts w:ascii="Times New Roman" w:hAnsi="Times New Roman" w:eastAsia="宋体"/>
+                <w:b w:val="0"/>
+                <w:sz w:val="21"/>
+              </w:rPr>
+            </w:r>
+            <w:r>
+              <w:rPr>
+                <w:rFonts w:ascii="Times New Roman" w:hAnsi="Times New Roman" w:eastAsia="宋体"/>
+                <w:b/>
+                <w:sz w:val="21"/>
+              </w:rPr>
+            </w:r>
+            <w:r>
+              <w:rPr>
+                <w:rFonts w:ascii="Times New Roman" w:hAnsi="Times New Roman" w:eastAsia="宋体"/>
+                <w:b w:val="0"/>
+                <w:sz w:val="21"/>
+              </w:rPr>
+            </w:r>
+            <w:r>
+              <w:rPr>
+                <w:rFonts w:ascii="Times New Roman" w:hAnsi="Times New Roman" w:eastAsia="宋体"/>
+                <w:b/>
+                <w:sz w:val="21"/>
+              </w:rPr>
+            </w:r>
+            <w:r>
+              <w:rPr>
+                <w:rFonts w:ascii="Times New Roman" w:hAnsi="Times New Roman" w:eastAsia="宋体"/>
+                <w:b w:val="0"/>
+                <w:sz w:val="21"/>
+              </w:rPr>
+            </w:r>
+            <w:r>
+              <w:rPr>
+                <w:rFonts w:ascii="Times New Roman" w:hAnsi="Times New Roman" w:eastAsia="宋体"/>
+                <w:b/>
+                <w:sz w:val="21"/>
+              </w:rPr>
+            </w:r>
+            <w:r>
+              <w:rPr>
+                <w:rFonts w:ascii="Times New Roman" w:hAnsi="Times New Roman" w:eastAsia="宋体"/>
+                <w:b w:val="0"/>
+                <w:sz w:val="21"/>
+              </w:rPr>
+            </w:r>
+            <w:r>
+              <w:rPr>
+                <w:rFonts w:ascii="Times New Roman" w:hAnsi="Times New Roman" w:eastAsia="宋体"/>
+                <w:b/>
+                <w:sz w:val="21"/>
+              </w:rPr>
+            </w:r>
+            <w:r>
+              <w:rPr>
+                <w:rFonts w:ascii="Times New Roman" w:hAnsi="Times New Roman" w:eastAsia="宋体"/>
+                <w:b w:val="0"/>
+                <w:sz w:val="21"/>
+              </w:rPr>
+            </w:r>
+            <w:r>
+              <w:rPr>
+                <w:rFonts w:ascii="Times New Roman" w:hAnsi="Times New Roman" w:eastAsia="宋体"/>
+                <w:b/>
+                <w:sz w:val="21"/>
+              </w:rPr>
+            </w:r>
+            <w:r>
+              <w:rPr>
+                <w:rFonts w:ascii="Times New Roman" w:hAnsi="Times New Roman" w:eastAsia="宋体"/>
+                <w:b w:val="0"/>
+                <w:sz w:val="21"/>
+              </w:rPr>
+            </w:r>
+            <w:r>
+              <w:rPr>
+                <w:rFonts w:ascii="Times New Roman" w:hAnsi="Times New Roman" w:eastAsia="宋体"/>
+                <w:b/>
+                <w:sz w:val="21"/>
+              </w:rPr>
+            </w:r>
+            <w:r>
+              <w:rPr>
+                <w:rFonts w:ascii="Times New Roman" w:hAnsi="Times New Roman" w:eastAsia="宋体"/>
+                <w:b w:val="0"/>
+                <w:sz w:val="21"/>
+              </w:rPr>
+            </w:r>
+            <w:r>
+              <w:rPr>
+                <w:rFonts w:ascii="Times New Roman" w:hAnsi="Times New Roman" w:eastAsia="宋体"/>
+                <w:b/>
+                <w:sz w:val="21"/>
+              </w:rPr>
+            </w:r>
+            <w:r>
+              <w:rPr>
+                <w:rFonts w:ascii="Times New Roman" w:hAnsi="Times New Roman" w:eastAsia="宋体"/>
+                <w:b w:val="0"/>
+                <w:sz w:val="21"/>
+              </w:rPr>
+            </w:r>
+            <w:r>
+              <w:rPr>
+                <w:rFonts w:ascii="Times New Roman" w:hAnsi="Times New Roman" w:eastAsia="宋体"/>
+                <w:b/>
+                <w:sz w:val="21"/>
+              </w:rPr>
+            </w:r>
+            <w:r>
+              <w:rPr>
+                <w:rFonts w:ascii="Times New Roman" w:hAnsi="Times New Roman" w:eastAsia="宋体"/>
+                <w:b w:val="0"/>
+                <w:sz w:val="21"/>
+              </w:rPr>
+            </w:r>
+            <w:r>
+              <w:rPr>
+                <w:rFonts w:ascii="Times New Roman" w:hAnsi="Times New Roman" w:eastAsia="宋体"/>
+                <w:b/>
+                <w:sz w:val="21"/>
+              </w:rPr>
               <w:t>荣誉奖励：</w:t>
             </w:r>
             <w:r>
               <w:rPr>
-                <w:rFonts w:ascii="Times New Roman" w:eastAsia="宋体" w:hAnsi="Times New Roman" w:cs="宋体"/>
-                <w:sz w:val="21"/>
-              </w:rPr>
-              <w:t>山东大学</w:t>
-            </w:r>
-            <w:r>
-              <w:rPr>
-                <w:rFonts w:ascii="Times New Roman" w:eastAsia="宋体" w:hAnsi="Times New Roman"/>
-                <w:sz w:val="21"/>
-              </w:rPr>
-              <w:t>2024</w:t>
-            </w:r>
-            <w:r>
-              <w:rPr>
-                <w:rFonts w:ascii="Times New Roman" w:eastAsia="宋体" w:hAnsi="Times New Roman" w:cs="宋体"/>
-                <w:sz w:val="21"/>
-              </w:rPr>
-              <w:t>—</w:t>
-            </w:r>
-            <w:r>
-              <w:rPr>
-                <w:rFonts w:ascii="Times New Roman" w:eastAsia="宋体" w:hAnsi="Times New Roman"/>
-                <w:sz w:val="21"/>
-              </w:rPr>
-              <w:t>2025</w:t>
-            </w:r>
-            <w:r>
-              <w:rPr>
-                <w:rFonts w:ascii="Times New Roman" w:eastAsia="宋体" w:hAnsi="Times New Roman" w:cs="宋体"/>
-                <w:sz w:val="21"/>
-              </w:rPr>
-              <w:t>年暑期社会实践专项优秀等级</w:t>
+                <w:rFonts w:ascii="Times New Roman" w:hAnsi="Times New Roman" w:eastAsia="宋体"/>
+                <w:b w:val="0"/>
+                <w:sz w:val="21"/>
+              </w:rPr>
+              <w:t>山东大学2024—2025年暑期社会实践专项优秀等级</w:t>
             </w:r>
           </w:p>
         </w:tc>
@@ -1290,6 +2929,174 @@
                 <w:bCs/>
                 <w:sz w:val="21"/>
               </w:rPr>
+            </w:r>
+            <w:r>
+              <w:rPr>
+                <w:rFonts w:ascii="Times New Roman" w:hAnsi="Times New Roman" w:eastAsia="宋体"/>
+                <w:b/>
+                <w:sz w:val="21"/>
+              </w:rPr>
+            </w:r>
+            <w:r>
+              <w:rPr>
+                <w:rFonts w:ascii="Times New Roman" w:hAnsi="Times New Roman" w:eastAsia="宋体"/>
+                <w:b/>
+                <w:sz w:val="21"/>
+              </w:rPr>
+            </w:r>
+            <w:r>
+              <w:rPr>
+                <w:rFonts w:ascii="Times New Roman" w:hAnsi="Times New Roman" w:eastAsia="宋体"/>
+                <w:b/>
+                <w:sz w:val="21"/>
+              </w:rPr>
+            </w:r>
+            <w:r>
+              <w:rPr>
+                <w:rFonts w:ascii="Times New Roman" w:hAnsi="Times New Roman" w:eastAsia="宋体"/>
+                <w:b/>
+                <w:sz w:val="21"/>
+              </w:rPr>
+            </w:r>
+            <w:r>
+              <w:rPr>
+                <w:rFonts w:ascii="Times New Roman" w:hAnsi="Times New Roman" w:eastAsia="宋体"/>
+                <w:b/>
+                <w:sz w:val="21"/>
+              </w:rPr>
+            </w:r>
+            <w:r>
+              <w:rPr>
+                <w:rFonts w:ascii="Times New Roman" w:hAnsi="Times New Roman" w:eastAsia="宋体"/>
+                <w:b/>
+                <w:sz w:val="21"/>
+              </w:rPr>
+            </w:r>
+            <w:r>
+              <w:rPr>
+                <w:rFonts w:ascii="Times New Roman" w:hAnsi="Times New Roman" w:eastAsia="宋体"/>
+                <w:b/>
+                <w:sz w:val="21"/>
+              </w:rPr>
+            </w:r>
+            <w:r>
+              <w:rPr>
+                <w:rFonts w:ascii="Times New Roman" w:hAnsi="Times New Roman" w:eastAsia="宋体"/>
+                <w:b/>
+                <w:sz w:val="21"/>
+              </w:rPr>
+            </w:r>
+            <w:r>
+              <w:rPr>
+                <w:rFonts w:ascii="Times New Roman" w:hAnsi="Times New Roman" w:eastAsia="宋体"/>
+                <w:b/>
+                <w:sz w:val="21"/>
+              </w:rPr>
+            </w:r>
+            <w:r>
+              <w:rPr>
+                <w:rFonts w:ascii="Times New Roman" w:hAnsi="Times New Roman" w:eastAsia="宋体"/>
+                <w:b/>
+                <w:sz w:val="21"/>
+              </w:rPr>
+            </w:r>
+            <w:r>
+              <w:rPr>
+                <w:rFonts w:ascii="Times New Roman" w:hAnsi="Times New Roman" w:eastAsia="宋体"/>
+                <w:b/>
+                <w:sz w:val="21"/>
+              </w:rPr>
+            </w:r>
+            <w:r>
+              <w:rPr>
+                <w:rFonts w:ascii="Times New Roman" w:hAnsi="Times New Roman" w:eastAsia="宋体"/>
+                <w:b/>
+                <w:sz w:val="21"/>
+              </w:rPr>
+            </w:r>
+            <w:r>
+              <w:rPr>
+                <w:rFonts w:ascii="Times New Roman" w:hAnsi="Times New Roman" w:eastAsia="宋体"/>
+                <w:b/>
+                <w:sz w:val="21"/>
+              </w:rPr>
+            </w:r>
+            <w:r>
+              <w:rPr>
+                <w:rFonts w:ascii="Times New Roman" w:hAnsi="Times New Roman" w:eastAsia="宋体"/>
+                <w:b/>
+                <w:sz w:val="21"/>
+              </w:rPr>
+            </w:r>
+            <w:r>
+              <w:rPr>
+                <w:rFonts w:ascii="Times New Roman" w:hAnsi="Times New Roman" w:eastAsia="宋体"/>
+                <w:b/>
+                <w:sz w:val="21"/>
+              </w:rPr>
+            </w:r>
+            <w:r>
+              <w:rPr>
+                <w:rFonts w:ascii="Times New Roman" w:hAnsi="Times New Roman" w:eastAsia="宋体"/>
+                <w:b/>
+                <w:sz w:val="21"/>
+              </w:rPr>
+            </w:r>
+            <w:r>
+              <w:rPr>
+                <w:rFonts w:ascii="Times New Roman" w:hAnsi="Times New Roman" w:eastAsia="宋体"/>
+                <w:b/>
+                <w:sz w:val="21"/>
+              </w:rPr>
+            </w:r>
+            <w:r>
+              <w:rPr>
+                <w:rFonts w:ascii="Times New Roman" w:hAnsi="Times New Roman" w:eastAsia="宋体"/>
+                <w:b/>
+                <w:sz w:val="21"/>
+              </w:rPr>
+            </w:r>
+            <w:r>
+              <w:rPr>
+                <w:rFonts w:ascii="Times New Roman" w:hAnsi="Times New Roman" w:eastAsia="宋体"/>
+                <w:b/>
+                <w:sz w:val="21"/>
+              </w:rPr>
+            </w:r>
+            <w:r>
+              <w:rPr>
+                <w:rFonts w:ascii="Times New Roman" w:hAnsi="Times New Roman" w:eastAsia="宋体"/>
+                <w:b/>
+                <w:sz w:val="21"/>
+              </w:rPr>
+            </w:r>
+            <w:r>
+              <w:rPr>
+                <w:rFonts w:ascii="Times New Roman" w:hAnsi="Times New Roman" w:eastAsia="宋体"/>
+                <w:b/>
+                <w:sz w:val="21"/>
+              </w:rPr>
+            </w:r>
+            <w:r>
+              <w:rPr>
+                <w:rFonts w:ascii="Times New Roman" w:hAnsi="Times New Roman" w:eastAsia="宋体"/>
+                <w:b/>
+                <w:sz w:val="21"/>
+              </w:rPr>
+            </w:r>
+            <w:r>
+              <w:rPr>
+                <w:rFonts w:ascii="Times New Roman" w:hAnsi="Times New Roman" w:eastAsia="宋体"/>
+                <w:b/>
+                <w:sz w:val="21"/>
+              </w:rPr>
+            </w:r>
+            <w:r>
+              <w:rPr>
+                <w:rFonts w:ascii="Times New Roman" w:hAnsi="Times New Roman" w:eastAsia="宋体"/>
+                <w:b/>
+                <w:sz w:val="21"/>
+              </w:rPr>
               <w:t>社区团购自提点选址与配送路径优化</w:t>
             </w:r>
           </w:p>
@@ -1322,6 +3129,174 @@
                 <w:bCs/>
                 <w:sz w:val="21"/>
               </w:rPr>
+            </w:r>
+            <w:r>
+              <w:rPr>
+                <w:rFonts w:ascii="Times New Roman" w:hAnsi="Times New Roman" w:eastAsia="宋体"/>
+                <w:b/>
+                <w:sz w:val="21"/>
+              </w:rPr>
+            </w:r>
+            <w:r>
+              <w:rPr>
+                <w:rFonts w:ascii="Times New Roman" w:hAnsi="Times New Roman" w:eastAsia="宋体"/>
+                <w:b/>
+                <w:sz w:val="21"/>
+              </w:rPr>
+            </w:r>
+            <w:r>
+              <w:rPr>
+                <w:rFonts w:ascii="Times New Roman" w:hAnsi="Times New Roman" w:eastAsia="宋体"/>
+                <w:b/>
+                <w:sz w:val="21"/>
+              </w:rPr>
+            </w:r>
+            <w:r>
+              <w:rPr>
+                <w:rFonts w:ascii="Times New Roman" w:hAnsi="Times New Roman" w:eastAsia="宋体"/>
+                <w:b/>
+                <w:sz w:val="21"/>
+              </w:rPr>
+            </w:r>
+            <w:r>
+              <w:rPr>
+                <w:rFonts w:ascii="Times New Roman" w:hAnsi="Times New Roman" w:eastAsia="宋体"/>
+                <w:b/>
+                <w:sz w:val="21"/>
+              </w:rPr>
+            </w:r>
+            <w:r>
+              <w:rPr>
+                <w:rFonts w:ascii="Times New Roman" w:hAnsi="Times New Roman" w:eastAsia="宋体"/>
+                <w:b/>
+                <w:sz w:val="21"/>
+              </w:rPr>
+            </w:r>
+            <w:r>
+              <w:rPr>
+                <w:rFonts w:ascii="Times New Roman" w:hAnsi="Times New Roman" w:eastAsia="宋体"/>
+                <w:b/>
+                <w:sz w:val="21"/>
+              </w:rPr>
+            </w:r>
+            <w:r>
+              <w:rPr>
+                <w:rFonts w:ascii="Times New Roman" w:hAnsi="Times New Roman" w:eastAsia="宋体"/>
+                <w:b/>
+                <w:sz w:val="21"/>
+              </w:rPr>
+            </w:r>
+            <w:r>
+              <w:rPr>
+                <w:rFonts w:ascii="Times New Roman" w:hAnsi="Times New Roman" w:eastAsia="宋体"/>
+                <w:b/>
+                <w:sz w:val="21"/>
+              </w:rPr>
+            </w:r>
+            <w:r>
+              <w:rPr>
+                <w:rFonts w:ascii="Times New Roman" w:hAnsi="Times New Roman" w:eastAsia="宋体"/>
+                <w:b/>
+                <w:sz w:val="21"/>
+              </w:rPr>
+            </w:r>
+            <w:r>
+              <w:rPr>
+                <w:rFonts w:ascii="Times New Roman" w:hAnsi="Times New Roman" w:eastAsia="宋体"/>
+                <w:b/>
+                <w:sz w:val="21"/>
+              </w:rPr>
+            </w:r>
+            <w:r>
+              <w:rPr>
+                <w:rFonts w:ascii="Times New Roman" w:hAnsi="Times New Roman" w:eastAsia="宋体"/>
+                <w:b/>
+                <w:sz w:val="21"/>
+              </w:rPr>
+            </w:r>
+            <w:r>
+              <w:rPr>
+                <w:rFonts w:ascii="Times New Roman" w:hAnsi="Times New Roman" w:eastAsia="宋体"/>
+                <w:b/>
+                <w:sz w:val="21"/>
+              </w:rPr>
+            </w:r>
+            <w:r>
+              <w:rPr>
+                <w:rFonts w:ascii="Times New Roman" w:hAnsi="Times New Roman" w:eastAsia="宋体"/>
+                <w:b/>
+                <w:sz w:val="21"/>
+              </w:rPr>
+            </w:r>
+            <w:r>
+              <w:rPr>
+                <w:rFonts w:ascii="Times New Roman" w:hAnsi="Times New Roman" w:eastAsia="宋体"/>
+                <w:b/>
+                <w:sz w:val="21"/>
+              </w:rPr>
+            </w:r>
+            <w:r>
+              <w:rPr>
+                <w:rFonts w:ascii="Times New Roman" w:hAnsi="Times New Roman" w:eastAsia="宋体"/>
+                <w:b/>
+                <w:sz w:val="21"/>
+              </w:rPr>
+            </w:r>
+            <w:r>
+              <w:rPr>
+                <w:rFonts w:ascii="Times New Roman" w:hAnsi="Times New Roman" w:eastAsia="宋体"/>
+                <w:b/>
+                <w:sz w:val="21"/>
+              </w:rPr>
+            </w:r>
+            <w:r>
+              <w:rPr>
+                <w:rFonts w:ascii="Times New Roman" w:hAnsi="Times New Roman" w:eastAsia="宋体"/>
+                <w:b/>
+                <w:sz w:val="21"/>
+              </w:rPr>
+            </w:r>
+            <w:r>
+              <w:rPr>
+                <w:rFonts w:ascii="Times New Roman" w:hAnsi="Times New Roman" w:eastAsia="宋体"/>
+                <w:b/>
+                <w:sz w:val="21"/>
+              </w:rPr>
+            </w:r>
+            <w:r>
+              <w:rPr>
+                <w:rFonts w:ascii="Times New Roman" w:hAnsi="Times New Roman" w:eastAsia="宋体"/>
+                <w:b/>
+                <w:sz w:val="21"/>
+              </w:rPr>
+            </w:r>
+            <w:r>
+              <w:rPr>
+                <w:rFonts w:ascii="Times New Roman" w:hAnsi="Times New Roman" w:eastAsia="宋体"/>
+                <w:b/>
+                <w:sz w:val="21"/>
+              </w:rPr>
+            </w:r>
+            <w:r>
+              <w:rPr>
+                <w:rFonts w:ascii="Times New Roman" w:hAnsi="Times New Roman" w:eastAsia="宋体"/>
+                <w:b/>
+                <w:sz w:val="21"/>
+              </w:rPr>
+            </w:r>
+            <w:r>
+              <w:rPr>
+                <w:rFonts w:ascii="Times New Roman" w:hAnsi="Times New Roman" w:eastAsia="宋体"/>
+                <w:b/>
+                <w:sz w:val="21"/>
+              </w:rPr>
+            </w:r>
+            <w:r>
+              <w:rPr>
+                <w:rFonts w:ascii="Times New Roman" w:hAnsi="Times New Roman" w:eastAsia="宋体"/>
+                <w:b/>
+                <w:sz w:val="21"/>
+              </w:rPr>
               <w:t>个人课程项目</w:t>
             </w:r>
           </w:p>
@@ -1354,7 +3329,175 @@
                 <w:bCs/>
                 <w:sz w:val="21"/>
               </w:rPr>
-              <w:t>2026.03-2026.06</w:t>
+            </w:r>
+            <w:r>
+              <w:rPr>
+                <w:rFonts w:ascii="Times New Roman" w:hAnsi="Times New Roman" w:eastAsia="宋体"/>
+                <w:b/>
+                <w:sz w:val="21"/>
+              </w:rPr>
+            </w:r>
+            <w:r>
+              <w:rPr>
+                <w:rFonts w:ascii="Times New Roman" w:hAnsi="Times New Roman" w:eastAsia="宋体"/>
+                <w:b/>
+                <w:sz w:val="21"/>
+              </w:rPr>
+            </w:r>
+            <w:r>
+              <w:rPr>
+                <w:rFonts w:ascii="Times New Roman" w:hAnsi="Times New Roman" w:eastAsia="宋体"/>
+                <w:b/>
+                <w:sz w:val="21"/>
+              </w:rPr>
+            </w:r>
+            <w:r>
+              <w:rPr>
+                <w:rFonts w:ascii="Times New Roman" w:hAnsi="Times New Roman" w:eastAsia="宋体"/>
+                <w:b/>
+                <w:sz w:val="21"/>
+              </w:rPr>
+            </w:r>
+            <w:r>
+              <w:rPr>
+                <w:rFonts w:ascii="Times New Roman" w:hAnsi="Times New Roman" w:eastAsia="宋体"/>
+                <w:b/>
+                <w:sz w:val="21"/>
+              </w:rPr>
+            </w:r>
+            <w:r>
+              <w:rPr>
+                <w:rFonts w:ascii="Times New Roman" w:hAnsi="Times New Roman" w:eastAsia="宋体"/>
+                <w:b/>
+                <w:sz w:val="21"/>
+              </w:rPr>
+            </w:r>
+            <w:r>
+              <w:rPr>
+                <w:rFonts w:ascii="Times New Roman" w:hAnsi="Times New Roman" w:eastAsia="宋体"/>
+                <w:b/>
+                <w:sz w:val="21"/>
+              </w:rPr>
+            </w:r>
+            <w:r>
+              <w:rPr>
+                <w:rFonts w:ascii="Times New Roman" w:hAnsi="Times New Roman" w:eastAsia="宋体"/>
+                <w:b/>
+                <w:sz w:val="21"/>
+              </w:rPr>
+            </w:r>
+            <w:r>
+              <w:rPr>
+                <w:rFonts w:ascii="Times New Roman" w:hAnsi="Times New Roman" w:eastAsia="宋体"/>
+                <w:b/>
+                <w:sz w:val="21"/>
+              </w:rPr>
+            </w:r>
+            <w:r>
+              <w:rPr>
+                <w:rFonts w:ascii="Times New Roman" w:hAnsi="Times New Roman" w:eastAsia="宋体"/>
+                <w:b/>
+                <w:sz w:val="21"/>
+              </w:rPr>
+            </w:r>
+            <w:r>
+              <w:rPr>
+                <w:rFonts w:ascii="Times New Roman" w:hAnsi="Times New Roman" w:eastAsia="宋体"/>
+                <w:b/>
+                <w:sz w:val="21"/>
+              </w:rPr>
+            </w:r>
+            <w:r>
+              <w:rPr>
+                <w:rFonts w:ascii="Times New Roman" w:hAnsi="Times New Roman" w:eastAsia="宋体"/>
+                <w:b/>
+                <w:sz w:val="21"/>
+              </w:rPr>
+            </w:r>
+            <w:r>
+              <w:rPr>
+                <w:rFonts w:ascii="Times New Roman" w:hAnsi="Times New Roman" w:eastAsia="宋体"/>
+                <w:b/>
+                <w:sz w:val="21"/>
+              </w:rPr>
+            </w:r>
+            <w:r>
+              <w:rPr>
+                <w:rFonts w:ascii="Times New Roman" w:hAnsi="Times New Roman" w:eastAsia="宋体"/>
+                <w:b/>
+                <w:sz w:val="21"/>
+              </w:rPr>
+            </w:r>
+            <w:r>
+              <w:rPr>
+                <w:rFonts w:ascii="Times New Roman" w:hAnsi="Times New Roman" w:eastAsia="宋体"/>
+                <w:b/>
+                <w:sz w:val="21"/>
+              </w:rPr>
+            </w:r>
+            <w:r>
+              <w:rPr>
+                <w:rFonts w:ascii="Times New Roman" w:hAnsi="Times New Roman" w:eastAsia="宋体"/>
+                <w:b/>
+                <w:sz w:val="21"/>
+              </w:rPr>
+            </w:r>
+            <w:r>
+              <w:rPr>
+                <w:rFonts w:ascii="Times New Roman" w:hAnsi="Times New Roman" w:eastAsia="宋体"/>
+                <w:b/>
+                <w:sz w:val="21"/>
+              </w:rPr>
+            </w:r>
+            <w:r>
+              <w:rPr>
+                <w:rFonts w:ascii="Times New Roman" w:hAnsi="Times New Roman" w:eastAsia="宋体"/>
+                <w:b/>
+                <w:sz w:val="21"/>
+              </w:rPr>
+            </w:r>
+            <w:r>
+              <w:rPr>
+                <w:rFonts w:ascii="Times New Roman" w:hAnsi="Times New Roman" w:eastAsia="宋体"/>
+                <w:b/>
+                <w:sz w:val="21"/>
+              </w:rPr>
+            </w:r>
+            <w:r>
+              <w:rPr>
+                <w:rFonts w:ascii="Times New Roman" w:hAnsi="Times New Roman" w:eastAsia="宋体"/>
+                <w:b/>
+                <w:sz w:val="21"/>
+              </w:rPr>
+            </w:r>
+            <w:r>
+              <w:rPr>
+                <w:rFonts w:ascii="Times New Roman" w:hAnsi="Times New Roman" w:eastAsia="宋体"/>
+                <w:b/>
+                <w:sz w:val="21"/>
+              </w:rPr>
+            </w:r>
+            <w:r>
+              <w:rPr>
+                <w:rFonts w:ascii="Times New Roman" w:hAnsi="Times New Roman" w:eastAsia="宋体"/>
+                <w:b/>
+                <w:sz w:val="21"/>
+              </w:rPr>
+            </w:r>
+            <w:r>
+              <w:rPr>
+                <w:rFonts w:ascii="Times New Roman" w:hAnsi="Times New Roman" w:eastAsia="宋体"/>
+                <w:b/>
+                <w:sz w:val="21"/>
+              </w:rPr>
+            </w:r>
+            <w:r>
+              <w:rPr>
+                <w:rFonts w:ascii="Times New Roman" w:hAnsi="Times New Roman" w:eastAsia="宋体"/>
+                <w:b/>
+                <w:sz w:val="21"/>
+              </w:rPr>
+              <w:t>2026.03—2026.06</w:t>
             </w:r>
           </w:p>
         </w:tc>
@@ -1427,21 +3570,187 @@
                 <w:rFonts w:ascii="Times New Roman" w:eastAsia="宋体" w:hAnsi="Times New Roman" w:cs="宋体"/>
                 <w:sz w:val="21"/>
               </w:rPr>
-              <w:t>问题建模：针对老龄化小区自提点布局零散、配送效率低的痛点，将年龄分层服务半径与电梯等待时间纳入选址</w:t>
             </w:r>
             <w:r>
               <w:rPr>
                 <w:rFonts w:ascii="Times New Roman" w:eastAsia="宋体" w:hAnsi="Times New Roman" w:cs="宋体" w:hint="default"/>
                 <w:sz w:val="21"/>
               </w:rPr>
-              <w:t>-</w:t>
             </w:r>
             <w:r>
               <w:rPr>
                 <w:rFonts w:ascii="Times New Roman" w:eastAsia="宋体" w:hAnsi="Times New Roman" w:cs="宋体"/>
                 <w:sz w:val="21"/>
               </w:rPr>
-              <w:t>路径优化模型</w:t>
+            </w:r>
+            <w:r>
+              <w:rPr>
+                <w:rFonts w:ascii="Times New Roman" w:hAnsi="Times New Roman" w:eastAsia="宋体"/>
+                <w:b w:val="0"/>
+                <w:sz w:val="21"/>
+              </w:rPr>
+            </w:r>
+            <w:r>
+              <w:rPr>
+                <w:rFonts w:ascii="Times New Roman" w:hAnsi="Times New Roman" w:eastAsia="宋体"/>
+                <w:b w:val="0"/>
+                <w:sz w:val="21"/>
+              </w:rPr>
+            </w:r>
+            <w:r>
+              <w:rPr>
+                <w:rFonts w:ascii="Times New Roman" w:hAnsi="Times New Roman" w:eastAsia="宋体"/>
+                <w:b w:val="0"/>
+                <w:sz w:val="21"/>
+              </w:rPr>
+            </w:r>
+            <w:r>
+              <w:rPr>
+                <w:rFonts w:ascii="Times New Roman" w:hAnsi="Times New Roman" w:eastAsia="宋体"/>
+                <w:b w:val="0"/>
+                <w:sz w:val="21"/>
+              </w:rPr>
+            </w:r>
+            <w:r>
+              <w:rPr>
+                <w:rFonts w:ascii="Times New Roman" w:hAnsi="Times New Roman" w:eastAsia="宋体"/>
+                <w:b w:val="0"/>
+                <w:sz w:val="21"/>
+              </w:rPr>
+            </w:r>
+            <w:r>
+              <w:rPr>
+                <w:rFonts w:ascii="Times New Roman" w:hAnsi="Times New Roman" w:eastAsia="宋体"/>
+                <w:b w:val="0"/>
+                <w:sz w:val="21"/>
+              </w:rPr>
+            </w:r>
+            <w:r>
+              <w:rPr>
+                <w:rFonts w:ascii="Times New Roman" w:hAnsi="Times New Roman" w:eastAsia="宋体"/>
+                <w:b w:val="0"/>
+                <w:sz w:val="21"/>
+              </w:rPr>
+            </w:r>
+            <w:r>
+              <w:rPr>
+                <w:rFonts w:ascii="Times New Roman" w:hAnsi="Times New Roman" w:eastAsia="宋体"/>
+                <w:b w:val="0"/>
+                <w:sz w:val="21"/>
+              </w:rPr>
+            </w:r>
+            <w:r>
+              <w:rPr>
+                <w:rFonts w:ascii="Times New Roman" w:hAnsi="Times New Roman" w:eastAsia="宋体"/>
+                <w:b w:val="0"/>
+                <w:sz w:val="21"/>
+              </w:rPr>
+            </w:r>
+            <w:r>
+              <w:rPr>
+                <w:rFonts w:ascii="Times New Roman" w:hAnsi="Times New Roman" w:eastAsia="宋体"/>
+                <w:b w:val="0"/>
+                <w:sz w:val="21"/>
+              </w:rPr>
+            </w:r>
+            <w:r>
+              <w:rPr>
+                <w:rFonts w:ascii="Times New Roman" w:hAnsi="Times New Roman" w:eastAsia="宋体"/>
+                <w:b w:val="0"/>
+                <w:sz w:val="21"/>
+              </w:rPr>
+            </w:r>
+            <w:r>
+              <w:rPr>
+                <w:rFonts w:ascii="Times New Roman" w:hAnsi="Times New Roman" w:eastAsia="宋体"/>
+                <w:b w:val="0"/>
+                <w:sz w:val="21"/>
+              </w:rPr>
+            </w:r>
+            <w:r>
+              <w:rPr>
+                <w:rFonts w:ascii="Times New Roman" w:hAnsi="Times New Roman" w:eastAsia="宋体"/>
+                <w:b w:val="0"/>
+                <w:sz w:val="21"/>
+              </w:rPr>
+            </w:r>
+            <w:r>
+              <w:rPr>
+                <w:rFonts w:ascii="Times New Roman" w:hAnsi="Times New Roman" w:eastAsia="宋体"/>
+                <w:b w:val="0"/>
+                <w:sz w:val="21"/>
+              </w:rPr>
+            </w:r>
+            <w:r>
+              <w:rPr>
+                <w:rFonts w:ascii="Times New Roman" w:hAnsi="Times New Roman" w:eastAsia="宋体"/>
+                <w:b w:val="0"/>
+                <w:sz w:val="21"/>
+              </w:rPr>
+            </w:r>
+            <w:r>
+              <w:rPr>
+                <w:rFonts w:ascii="Times New Roman" w:hAnsi="Times New Roman" w:eastAsia="宋体"/>
+                <w:b w:val="0"/>
+                <w:sz w:val="21"/>
+              </w:rPr>
+            </w:r>
+            <w:r>
+              <w:rPr>
+                <w:rFonts w:ascii="Times New Roman" w:hAnsi="Times New Roman" w:eastAsia="宋体"/>
+                <w:b w:val="0"/>
+                <w:sz w:val="21"/>
+              </w:rPr>
+            </w:r>
+            <w:r>
+              <w:rPr>
+                <w:rFonts w:ascii="Times New Roman" w:hAnsi="Times New Roman" w:eastAsia="宋体"/>
+                <w:b w:val="0"/>
+                <w:sz w:val="21"/>
+              </w:rPr>
+            </w:r>
+            <w:r>
+              <w:rPr>
+                <w:rFonts w:ascii="Times New Roman" w:hAnsi="Times New Roman" w:eastAsia="宋体"/>
+                <w:b w:val="0"/>
+                <w:sz w:val="21"/>
+              </w:rPr>
+            </w:r>
+            <w:r>
+              <w:rPr>
+                <w:rFonts w:ascii="Times New Roman" w:hAnsi="Times New Roman" w:eastAsia="宋体"/>
+                <w:b w:val="0"/>
+                <w:sz w:val="21"/>
+              </w:rPr>
+            </w:r>
+            <w:r>
+              <w:rPr>
+                <w:rFonts w:ascii="Times New Roman" w:hAnsi="Times New Roman" w:eastAsia="宋体"/>
+                <w:b w:val="0"/>
+                <w:sz w:val="21"/>
+              </w:rPr>
+            </w:r>
+            <w:r>
+              <w:rPr>
+                <w:rFonts w:ascii="Times New Roman" w:hAnsi="Times New Roman" w:eastAsia="宋体"/>
+                <w:b w:val="0"/>
+                <w:sz w:val="21"/>
+              </w:rPr>
+            </w:r>
+            <w:r>
+              <w:rPr>
+                <w:rFonts w:ascii="Times New Roman" w:hAnsi="Times New Roman" w:eastAsia="宋体"/>
+                <w:b w:val="0"/>
+                <w:sz w:val="21"/>
+              </w:rPr>
+            </w:r>
+            <w:r>
+              <w:rPr>
+                <w:rFonts w:ascii="Times New Roman" w:hAnsi="Times New Roman" w:eastAsia="宋体"/>
+                <w:b w:val="0"/>
+                <w:sz w:val="21"/>
+              </w:rPr>
+              <w:t>双层建模：上层用改进p-median按600/800/1000m分层设服务半径约束，下层用VRPTW排配送线路</w:t>
             </w:r>
           </w:p>
           <w:p>
@@ -1461,98 +3770,253 @@
                 <w:rFonts w:ascii="Times New Roman" w:eastAsia="宋体" w:hAnsi="Times New Roman" w:cs="宋体"/>
                 <w:sz w:val="21"/>
               </w:rPr>
-              <w:t>方案求解：基于</w:t>
             </w:r>
             <w:r>
               <w:rPr>
                 <w:rFonts w:ascii="Times New Roman" w:eastAsia="宋体" w:hAnsi="Times New Roman" w:cs="宋体" w:hint="default"/>
                 <w:sz w:val="21"/>
               </w:rPr>
-              <w:t>15</w:t>
             </w:r>
             <w:r>
               <w:rPr>
                 <w:rFonts w:ascii="Times New Roman" w:eastAsia="宋体" w:hAnsi="Times New Roman" w:cs="宋体"/>
                 <w:sz w:val="21"/>
               </w:rPr>
-              <w:t>个候选点位、日均</w:t>
             </w:r>
             <w:r>
               <w:rPr>
                 <w:rFonts w:ascii="Times New Roman" w:eastAsia="宋体" w:hAnsi="Times New Roman" w:cs="宋体" w:hint="default"/>
                 <w:sz w:val="21"/>
               </w:rPr>
-              <w:t>345</w:t>
             </w:r>
             <w:r>
               <w:rPr>
                 <w:rFonts w:ascii="Times New Roman" w:eastAsia="宋体" w:hAnsi="Times New Roman" w:cs="宋体"/>
                 <w:sz w:val="21"/>
               </w:rPr>
-              <w:t>单数据，用</w:t>
             </w:r>
             <w:r>
               <w:rPr>
                 <w:rFonts w:ascii="Times New Roman" w:eastAsia="宋体" w:hAnsi="Times New Roman" w:cs="宋体" w:hint="default"/>
                 <w:sz w:val="21"/>
               </w:rPr>
-              <w:t>Python</w:t>
             </w:r>
             <w:r>
               <w:rPr>
                 <w:rFonts w:ascii="Times New Roman" w:eastAsia="宋体" w:hAnsi="Times New Roman" w:cs="宋体"/>
                 <w:sz w:val="21"/>
               </w:rPr>
-              <w:t>设计</w:t>
             </w:r>
             <w:r>
               <w:rPr>
                 <w:rFonts w:ascii="Times New Roman" w:eastAsia="宋体" w:hAnsi="Times New Roman" w:cs="宋体"/>
                 <w:sz w:val="21"/>
               </w:rPr>
-              <w:t>“</w:t>
             </w:r>
             <w:r>
               <w:rPr>
                 <w:rFonts w:ascii="Times New Roman" w:eastAsia="宋体" w:hAnsi="Times New Roman" w:cs="宋体" w:hint="default"/>
                 <w:sz w:val="21"/>
               </w:rPr>
-              <w:t>2</w:t>
             </w:r>
             <w:r>
               <w:rPr>
                 <w:rFonts w:ascii="Times New Roman" w:eastAsia="宋体" w:hAnsi="Times New Roman" w:cs="宋体"/>
                 <w:sz w:val="21"/>
               </w:rPr>
-              <w:t>核心点</w:t>
             </w:r>
             <w:r>
               <w:rPr>
                 <w:rFonts w:ascii="Times New Roman" w:eastAsia="宋体" w:hAnsi="Times New Roman" w:cs="宋体" w:hint="default"/>
                 <w:sz w:val="21"/>
               </w:rPr>
-              <w:t>+4</w:t>
             </w:r>
             <w:r>
               <w:rPr>
                 <w:rFonts w:ascii="Times New Roman" w:eastAsia="宋体" w:hAnsi="Times New Roman" w:cs="宋体"/>
                 <w:sz w:val="21"/>
               </w:rPr>
-              <w:t>动态临时点</w:t>
             </w:r>
             <w:r>
               <w:rPr>
                 <w:rFonts w:ascii="Times New Roman" w:eastAsia="宋体" w:hAnsi="Times New Roman" w:cs="宋体"/>
                 <w:sz w:val="21"/>
               </w:rPr>
-              <w:t>”</w:t>
             </w:r>
             <w:r>
               <w:rPr>
                 <w:rFonts w:ascii="Times New Roman" w:eastAsia="宋体" w:hAnsi="Times New Roman" w:cs="宋体"/>
                 <w:sz w:val="21"/>
               </w:rPr>
-              <w:t>弹性布局方案</w:t>
+            </w:r>
+            <w:r>
+              <w:rPr>
+                <w:rFonts w:ascii="Times New Roman" w:hAnsi="Times New Roman" w:eastAsia="宋体"/>
+                <w:b w:val="0"/>
+                <w:sz w:val="21"/>
+              </w:rPr>
+            </w:r>
+            <w:r>
+              <w:rPr>
+                <w:rFonts w:ascii="Times New Roman" w:hAnsi="Times New Roman" w:eastAsia="宋体"/>
+                <w:b w:val="0"/>
+                <w:sz w:val="21"/>
+              </w:rPr>
+            </w:r>
+            <w:r>
+              <w:rPr>
+                <w:rFonts w:ascii="Times New Roman" w:hAnsi="Times New Roman" w:eastAsia="宋体"/>
+                <w:b w:val="0"/>
+                <w:sz w:val="21"/>
+              </w:rPr>
+            </w:r>
+            <w:r>
+              <w:rPr>
+                <w:rFonts w:ascii="Times New Roman" w:hAnsi="Times New Roman" w:eastAsia="宋体"/>
+                <w:b w:val="0"/>
+                <w:sz w:val="21"/>
+              </w:rPr>
+            </w:r>
+            <w:r>
+              <w:rPr>
+                <w:rFonts w:ascii="Times New Roman" w:hAnsi="Times New Roman" w:eastAsia="宋体"/>
+                <w:b w:val="0"/>
+                <w:sz w:val="21"/>
+              </w:rPr>
+            </w:r>
+            <w:r>
+              <w:rPr>
+                <w:rFonts w:ascii="Times New Roman" w:hAnsi="Times New Roman" w:eastAsia="宋体"/>
+                <w:b w:val="0"/>
+                <w:sz w:val="21"/>
+              </w:rPr>
+            </w:r>
+            <w:r>
+              <w:rPr>
+                <w:rFonts w:ascii="Times New Roman" w:hAnsi="Times New Roman" w:eastAsia="宋体"/>
+                <w:b w:val="0"/>
+                <w:sz w:val="21"/>
+              </w:rPr>
+            </w:r>
+            <w:r>
+              <w:rPr>
+                <w:rFonts w:ascii="Times New Roman" w:hAnsi="Times New Roman" w:eastAsia="宋体"/>
+                <w:b w:val="0"/>
+                <w:sz w:val="21"/>
+              </w:rPr>
+            </w:r>
+            <w:r>
+              <w:rPr>
+                <w:rFonts w:ascii="Times New Roman" w:hAnsi="Times New Roman" w:eastAsia="宋体"/>
+                <w:b w:val="0"/>
+                <w:sz w:val="21"/>
+              </w:rPr>
+            </w:r>
+            <w:r>
+              <w:rPr>
+                <w:rFonts w:ascii="Times New Roman" w:hAnsi="Times New Roman" w:eastAsia="宋体"/>
+                <w:b w:val="0"/>
+                <w:sz w:val="21"/>
+              </w:rPr>
+            </w:r>
+            <w:r>
+              <w:rPr>
+                <w:rFonts w:ascii="Times New Roman" w:hAnsi="Times New Roman" w:eastAsia="宋体"/>
+                <w:b w:val="0"/>
+                <w:sz w:val="21"/>
+              </w:rPr>
+            </w:r>
+            <w:r>
+              <w:rPr>
+                <w:rFonts w:ascii="Times New Roman" w:hAnsi="Times New Roman" w:eastAsia="宋体"/>
+                <w:b w:val="0"/>
+                <w:sz w:val="21"/>
+              </w:rPr>
+            </w:r>
+            <w:r>
+              <w:rPr>
+                <w:rFonts w:ascii="Times New Roman" w:hAnsi="Times New Roman" w:eastAsia="宋体"/>
+                <w:b w:val="0"/>
+                <w:sz w:val="21"/>
+              </w:rPr>
+            </w:r>
+            <w:r>
+              <w:rPr>
+                <w:rFonts w:ascii="Times New Roman" w:hAnsi="Times New Roman" w:eastAsia="宋体"/>
+                <w:b w:val="0"/>
+                <w:sz w:val="21"/>
+              </w:rPr>
+            </w:r>
+            <w:r>
+              <w:rPr>
+                <w:rFonts w:ascii="Times New Roman" w:hAnsi="Times New Roman" w:eastAsia="宋体"/>
+                <w:b w:val="0"/>
+                <w:sz w:val="21"/>
+              </w:rPr>
+            </w:r>
+            <w:r>
+              <w:rPr>
+                <w:rFonts w:ascii="Times New Roman" w:hAnsi="Times New Roman" w:eastAsia="宋体"/>
+                <w:b w:val="0"/>
+                <w:sz w:val="21"/>
+              </w:rPr>
+            </w:r>
+            <w:r>
+              <w:rPr>
+                <w:rFonts w:ascii="Times New Roman" w:hAnsi="Times New Roman" w:eastAsia="宋体"/>
+                <w:b w:val="0"/>
+                <w:sz w:val="21"/>
+              </w:rPr>
+            </w:r>
+            <w:r>
+              <w:rPr>
+                <w:rFonts w:ascii="Times New Roman" w:hAnsi="Times New Roman" w:eastAsia="宋体"/>
+                <w:b w:val="0"/>
+                <w:sz w:val="21"/>
+              </w:rPr>
+            </w:r>
+            <w:r>
+              <w:rPr>
+                <w:rFonts w:ascii="Times New Roman" w:hAnsi="Times New Roman" w:eastAsia="宋体"/>
+                <w:b w:val="0"/>
+                <w:sz w:val="21"/>
+              </w:rPr>
+            </w:r>
+            <w:r>
+              <w:rPr>
+                <w:rFonts w:ascii="Times New Roman" w:hAnsi="Times New Roman" w:eastAsia="宋体"/>
+                <w:b w:val="0"/>
+                <w:sz w:val="21"/>
+              </w:rPr>
+            </w:r>
+            <w:r>
+              <w:rPr>
+                <w:rFonts w:ascii="Times New Roman" w:hAnsi="Times New Roman" w:eastAsia="宋体"/>
+                <w:b w:val="0"/>
+                <w:sz w:val="21"/>
+              </w:rPr>
+            </w:r>
+            <w:r>
+              <w:rPr>
+                <w:rFonts w:ascii="Times New Roman" w:hAnsi="Times New Roman" w:eastAsia="宋体"/>
+                <w:b w:val="0"/>
+                <w:sz w:val="21"/>
+              </w:rPr>
+            </w:r>
+            <w:r>
+              <w:rPr>
+                <w:rFonts w:ascii="Times New Roman" w:hAnsi="Times New Roman" w:eastAsia="宋体"/>
+                <w:b w:val="0"/>
+                <w:sz w:val="21"/>
+              </w:rPr>
+            </w:r>
+            <w:r>
+              <w:rPr>
+                <w:rFonts w:ascii="Times New Roman" w:hAnsi="Times New Roman" w:eastAsia="宋体"/>
+                <w:b w:val="0"/>
+                <w:sz w:val="21"/>
+              </w:rPr>
+              <w:t>目标函数：把年龄、楼层、需求三类特征一起纳入，电梯等待时间计入配送成本</w:t>
             </w:r>
           </w:p>
           <w:p>
@@ -1569,94 +4033,354 @@
             </w:pPr>
             <w:r>
               <w:rPr>
-                <w:rFonts w:ascii="Times New Roman" w:eastAsia="宋体" w:hAnsi="Times New Roman" w:cs="宋体"/>
-                <w:sz w:val="21"/>
-              </w:rPr>
-              <w:t>成果验证：模型测算总成本降低</w:t>
-            </w:r>
-            <w:r>
+                <w:rFonts w:ascii="Times New Roman" w:hAnsi="Times New Roman" w:eastAsia="宋体"/>
+                <w:b w:val="0"/>
+                <w:sz w:val="21"/>
+              </w:rPr>
+            </w:r>
+            <w:r>
+              <w:rPr>
+                <w:rFonts w:ascii="Times New Roman" w:hAnsi="Times New Roman" w:eastAsia="宋体"/>
+                <w:b w:val="0"/>
+                <w:sz w:val="21"/>
+              </w:rPr>
+            </w:r>
+            <w:r>
+              <w:rPr>
+                <w:rFonts w:ascii="Times New Roman" w:hAnsi="Times New Roman" w:eastAsia="宋体"/>
+                <w:b w:val="0"/>
+                <w:sz w:val="21"/>
+              </w:rPr>
+            </w:r>
+            <w:r>
+              <w:rPr>
+                <w:rFonts w:ascii="Times New Roman" w:hAnsi="Times New Roman" w:eastAsia="宋体"/>
+                <w:b w:val="0"/>
+                <w:sz w:val="21"/>
+              </w:rPr>
+            </w:r>
+            <w:r>
+              <w:rPr>
+                <w:rFonts w:ascii="Times New Roman" w:hAnsi="Times New Roman" w:eastAsia="宋体"/>
+                <w:b w:val="0"/>
+                <w:sz w:val="21"/>
+              </w:rPr>
+            </w:r>
+            <w:r>
+              <w:rPr>
+                <w:rFonts w:ascii="Times New Roman" w:hAnsi="Times New Roman" w:eastAsia="宋体"/>
+                <w:b w:val="0"/>
+                <w:sz w:val="21"/>
+              </w:rPr>
+            </w:r>
+            <w:r>
+              <w:rPr>
+                <w:rFonts w:ascii="Times New Roman" w:hAnsi="Times New Roman" w:eastAsia="宋体"/>
+                <w:b w:val="0"/>
+                <w:sz w:val="21"/>
+              </w:rPr>
+            </w:r>
+            <w:r>
+              <w:rPr>
+                <w:rFonts w:ascii="Times New Roman" w:hAnsi="Times New Roman" w:eastAsia="宋体"/>
+                <w:b w:val="0"/>
+                <w:sz w:val="21"/>
+              </w:rPr>
+            </w:r>
+            <w:r>
+              <w:rPr>
+                <w:rFonts w:ascii="Times New Roman" w:hAnsi="Times New Roman" w:eastAsia="宋体"/>
+                <w:b w:val="0"/>
+                <w:sz w:val="21"/>
+              </w:rPr>
+            </w:r>
+            <w:r>
+              <w:rPr>
+                <w:rFonts w:ascii="Times New Roman" w:hAnsi="Times New Roman" w:eastAsia="宋体"/>
+                <w:b w:val="0"/>
+                <w:sz w:val="21"/>
+              </w:rPr>
+            </w:r>
+            <w:r>
+              <w:rPr>
+                <w:rFonts w:ascii="Times New Roman" w:hAnsi="Times New Roman" w:eastAsia="宋体"/>
+                <w:b w:val="0"/>
+                <w:sz w:val="21"/>
+              </w:rPr>
+            </w:r>
+            <w:r>
+              <w:rPr>
+                <w:rFonts w:ascii="Times New Roman" w:hAnsi="Times New Roman" w:eastAsia="宋体"/>
+                <w:b w:val="0"/>
+                <w:sz w:val="21"/>
+              </w:rPr>
+            </w:r>
+            <w:r>
+              <w:rPr>
+                <w:rFonts w:ascii="Times New Roman" w:hAnsi="Times New Roman" w:eastAsia="宋体"/>
+                <w:b w:val="0"/>
+                <w:sz w:val="21"/>
+              </w:rPr>
+            </w:r>
+            <w:r>
+              <w:rPr>
+                <w:rFonts w:ascii="Times New Roman" w:hAnsi="Times New Roman" w:eastAsia="宋体"/>
+                <w:b w:val="0"/>
+                <w:sz w:val="21"/>
+              </w:rPr>
+            </w:r>
+            <w:r>
+              <w:rPr>
+                <w:rFonts w:ascii="Times New Roman" w:hAnsi="Times New Roman" w:eastAsia="宋体"/>
+                <w:b w:val="0"/>
+                <w:sz w:val="21"/>
+              </w:rPr>
+            </w:r>
+            <w:r>
+              <w:rPr>
+                <w:rFonts w:ascii="Times New Roman" w:hAnsi="Times New Roman" w:eastAsia="宋体"/>
+                <w:b w:val="0"/>
+                <w:sz w:val="21"/>
+              </w:rPr>
+            </w:r>
+            <w:r>
+              <w:rPr>
+                <w:rFonts w:ascii="Times New Roman" w:hAnsi="Times New Roman" w:eastAsia="宋体"/>
+                <w:b w:val="0"/>
+                <w:sz w:val="21"/>
+              </w:rPr>
+            </w:r>
+            <w:r>
+              <w:rPr>
+                <w:rFonts w:ascii="Times New Roman" w:hAnsi="Times New Roman" w:eastAsia="宋体"/>
+                <w:b w:val="0"/>
+                <w:sz w:val="21"/>
+              </w:rPr>
+            </w:r>
+            <w:r>
+              <w:rPr>
+                <w:rFonts w:ascii="Times New Roman" w:hAnsi="Times New Roman" w:eastAsia="宋体"/>
+                <w:b w:val="0"/>
+                <w:sz w:val="21"/>
+              </w:rPr>
+            </w:r>
+            <w:r>
+              <w:rPr>
+                <w:rFonts w:ascii="Times New Roman" w:hAnsi="Times New Roman" w:eastAsia="宋体"/>
+                <w:b w:val="0"/>
+                <w:sz w:val="21"/>
+              </w:rPr>
+            </w:r>
+            <w:r>
+              <w:rPr>
+                <w:rFonts w:ascii="Times New Roman" w:hAnsi="Times New Roman" w:eastAsia="宋体"/>
+                <w:b w:val="0"/>
+                <w:sz w:val="21"/>
+              </w:rPr>
+            </w:r>
+            <w:r>
+              <w:rPr>
+                <w:rFonts w:ascii="Times New Roman" w:hAnsi="Times New Roman" w:eastAsia="宋体"/>
+                <w:b w:val="0"/>
+                <w:sz w:val="21"/>
+              </w:rPr>
+              <w:t>求解验证：Python求解后与遗传算法、模拟退火做效果对比；15个候选点、日均345单下总成本降18.7%</w:t>
+            </w:r>
+          </w:p>
+          <w:p>
+            <w:pPr>
+              <w:numPr>
+                <w:ilvl w:val="0"/>
+                <w:numId w:val="9"/>
+              </w:numPr>
+              <w:spacing w:line="290" w:lineRule="atLeast"/>
               <w:rPr>
                 <w:rFonts w:ascii="Times New Roman" w:eastAsia="宋体" w:hAnsi="Times New Roman" w:cs="宋体" w:hint="default"/>
                 <w:sz w:val="21"/>
               </w:rPr>
-              <w:t>18.7%</w:t>
-            </w:r>
-            <w:r>
-              <w:rPr>
-                <w:rFonts w:ascii="Times New Roman" w:eastAsia="宋体" w:hAnsi="Times New Roman" w:cs="宋体"/>
-                <w:sz w:val="21"/>
-              </w:rPr>
-              <w:t>，老年覆盖率</w:t>
-            </w:r>
-            <w:r>
+            </w:pPr>
+            <w:r>
+              <w:rPr>
+                <w:rFonts w:ascii="Times New Roman" w:hAnsi="Times New Roman" w:eastAsia="宋体"/>
+                <w:b w:val="0"/>
+                <w:sz w:val="21"/>
+              </w:rPr>
+            </w:r>
+            <w:r>
+              <w:rPr>
+                <w:rFonts w:ascii="Times New Roman" w:hAnsi="Times New Roman" w:eastAsia="宋体"/>
+                <w:b w:val="0"/>
+                <w:sz w:val="21"/>
+              </w:rPr>
+            </w:r>
+            <w:r>
+              <w:rPr>
+                <w:rFonts w:ascii="Times New Roman" w:hAnsi="Times New Roman" w:eastAsia="宋体"/>
+                <w:b w:val="0"/>
+                <w:sz w:val="21"/>
+              </w:rPr>
+            </w:r>
+            <w:r>
+              <w:rPr>
+                <w:rFonts w:ascii="Times New Roman" w:hAnsi="Times New Roman" w:eastAsia="宋体"/>
+                <w:b w:val="0"/>
+                <w:sz w:val="21"/>
+              </w:rPr>
+            </w:r>
+            <w:r>
+              <w:rPr>
+                <w:rFonts w:ascii="Times New Roman" w:hAnsi="Times New Roman" w:eastAsia="宋体"/>
+                <w:b w:val="0"/>
+                <w:sz w:val="21"/>
+              </w:rPr>
+            </w:r>
+            <w:r>
+              <w:rPr>
+                <w:rFonts w:ascii="Times New Roman" w:hAnsi="Times New Roman" w:eastAsia="宋体"/>
+                <w:b w:val="0"/>
+                <w:sz w:val="21"/>
+              </w:rPr>
+            </w:r>
+            <w:r>
+              <w:rPr>
+                <w:rFonts w:ascii="Times New Roman" w:hAnsi="Times New Roman" w:eastAsia="宋体"/>
+                <w:b w:val="0"/>
+                <w:sz w:val="21"/>
+              </w:rPr>
+            </w:r>
+            <w:r>
+              <w:rPr>
+                <w:rFonts w:ascii="Times New Roman" w:hAnsi="Times New Roman" w:eastAsia="宋体"/>
+                <w:b w:val="0"/>
+                <w:sz w:val="21"/>
+              </w:rPr>
+            </w:r>
+            <w:r>
+              <w:rPr>
+                <w:rFonts w:ascii="Times New Roman" w:hAnsi="Times New Roman" w:eastAsia="宋体"/>
+                <w:b w:val="0"/>
+                <w:sz w:val="21"/>
+              </w:rPr>
+            </w:r>
+            <w:r>
+              <w:rPr>
+                <w:rFonts w:ascii="Times New Roman" w:hAnsi="Times New Roman" w:eastAsia="宋体"/>
+                <w:b w:val="0"/>
+                <w:sz w:val="21"/>
+              </w:rPr>
+            </w:r>
+            <w:r>
+              <w:rPr>
+                <w:rFonts w:ascii="Times New Roman" w:hAnsi="Times New Roman" w:eastAsia="宋体"/>
+                <w:b w:val="0"/>
+                <w:sz w:val="21"/>
+              </w:rPr>
+            </w:r>
+            <w:r>
+              <w:rPr>
+                <w:rFonts w:ascii="Times New Roman" w:hAnsi="Times New Roman" w:eastAsia="宋体"/>
+                <w:b w:val="0"/>
+                <w:sz w:val="21"/>
+              </w:rPr>
+            </w:r>
+            <w:r>
+              <w:rPr>
+                <w:rFonts w:ascii="Times New Roman" w:hAnsi="Times New Roman" w:eastAsia="宋体"/>
+                <w:b w:val="0"/>
+                <w:sz w:val="21"/>
+              </w:rPr>
+            </w:r>
+            <w:r>
+              <w:rPr>
+                <w:rFonts w:ascii="Times New Roman" w:hAnsi="Times New Roman" w:eastAsia="宋体"/>
+                <w:b w:val="0"/>
+                <w:sz w:val="21"/>
+              </w:rPr>
+            </w:r>
+            <w:r>
+              <w:rPr>
+                <w:rFonts w:ascii="Times New Roman" w:hAnsi="Times New Roman" w:eastAsia="宋体"/>
+                <w:b w:val="0"/>
+                <w:sz w:val="21"/>
+              </w:rPr>
+            </w:r>
+            <w:r>
+              <w:rPr>
+                <w:rFonts w:ascii="Times New Roman" w:hAnsi="Times New Roman" w:eastAsia="宋体"/>
+                <w:b w:val="0"/>
+                <w:sz w:val="21"/>
+              </w:rPr>
+            </w:r>
+            <w:r>
+              <w:rPr>
+                <w:rFonts w:ascii="Times New Roman" w:hAnsi="Times New Roman" w:eastAsia="宋体"/>
+                <w:b w:val="0"/>
+                <w:sz w:val="21"/>
+              </w:rPr>
+            </w:r>
+            <w:r>
+              <w:rPr>
+                <w:rFonts w:ascii="Times New Roman" w:hAnsi="Times New Roman" w:eastAsia="宋体"/>
+                <w:b w:val="0"/>
+                <w:sz w:val="21"/>
+              </w:rPr>
+            </w:r>
+            <w:r>
+              <w:rPr>
+                <w:rFonts w:ascii="Times New Roman" w:hAnsi="Times New Roman" w:eastAsia="宋体"/>
+                <w:b w:val="0"/>
+                <w:sz w:val="21"/>
+              </w:rPr>
+              <w:t>覆盖测算：老年覆盖率53.4%→87.3%，配送时长降22.3%，可承接周末29.9%、促销日50.7%单量波动</w:t>
+            </w:r>
+          </w:p>
+          <w:p>
+            <w:pPr>
+              <w:numPr>
+                <w:ilvl w:val="0"/>
+                <w:numId w:val="9"/>
+              </w:numPr>
+              <w:spacing w:line="290" w:lineRule="atLeast"/>
               <w:rPr>
                 <w:rFonts w:ascii="Times New Roman" w:eastAsia="宋体" w:hAnsi="Times New Roman" w:cs="宋体" w:hint="default"/>
                 <w:sz w:val="21"/>
               </w:rPr>
-              <w:t>53.4%</w:t>
-            </w:r>
-            <w:r>
-              <w:rPr>
-                <w:rFonts w:ascii="Times New Roman" w:eastAsia="宋体" w:hAnsi="Times New Roman" w:cs="宋体"/>
-                <w:sz w:val="21"/>
-              </w:rPr>
-              <w:t>→</w:t>
-            </w:r>
-            <w:r>
-              <w:rPr>
-                <w:rFonts w:ascii="Times New Roman" w:eastAsia="宋体" w:hAnsi="Times New Roman" w:cs="宋体" w:hint="default"/>
-                <w:sz w:val="21"/>
-              </w:rPr>
-              <w:t>87.3%</w:t>
-            </w:r>
-            <w:r>
-              <w:rPr>
-                <w:rFonts w:ascii="Times New Roman" w:eastAsia="宋体" w:hAnsi="Times New Roman" w:cs="宋体"/>
-                <w:sz w:val="21"/>
-              </w:rPr>
-              <w:t>，配送时长缩短</w:t>
-            </w:r>
-            <w:r>
-              <w:rPr>
-                <w:rFonts w:ascii="Times New Roman" w:eastAsia="宋体" w:hAnsi="Times New Roman" w:cs="宋体" w:hint="default"/>
-                <w:sz w:val="21"/>
-              </w:rPr>
-              <w:t>22.3%</w:t>
-            </w:r>
-            <w:r>
-              <w:rPr>
-                <w:rFonts w:ascii="Times New Roman" w:eastAsia="宋体" w:hAnsi="Times New Roman" w:cs="宋体"/>
-                <w:sz w:val="21"/>
-              </w:rPr>
-              <w:t>，可响应周末</w:t>
-            </w:r>
-            <w:r>
-              <w:rPr>
-                <w:rFonts w:ascii="Times New Roman" w:eastAsia="宋体" w:hAnsi="Times New Roman" w:cs="宋体" w:hint="default"/>
-                <w:sz w:val="21"/>
-              </w:rPr>
-              <w:t>29.9%</w:t>
-            </w:r>
-            <w:r>
-              <w:rPr>
-                <w:rFonts w:ascii="Times New Roman" w:eastAsia="宋体" w:hAnsi="Times New Roman" w:cs="宋体"/>
-                <w:sz w:val="21"/>
-              </w:rPr>
-              <w:t>、促销日</w:t>
-            </w:r>
-            <w:r>
-              <w:rPr>
-                <w:rFonts w:ascii="Times New Roman" w:eastAsia="宋体" w:hAnsi="Times New Roman" w:cs="宋体" w:hint="default"/>
-                <w:sz w:val="21"/>
-              </w:rPr>
-              <w:t>50.7%</w:t>
-            </w:r>
-            <w:r>
-              <w:rPr>
-                <w:rFonts w:ascii="Times New Roman" w:eastAsia="宋体" w:hAnsi="Times New Roman" w:cs="宋体"/>
-                <w:sz w:val="21"/>
-              </w:rPr>
-              <w:t>的需求波动</w:t>
+            </w:pPr>
+            <w:r>
+              <w:rPr>
+                <w:rFonts w:ascii="Times New Roman" w:hAnsi="Times New Roman" w:eastAsia="宋体"/>
+                <w:b w:val="0"/>
+                <w:sz w:val="21"/>
+              </w:rPr>
+            </w:r>
+            <w:r>
+              <w:rPr>
+                <w:rFonts w:ascii="Times New Roman" w:hAnsi="Times New Roman" w:eastAsia="宋体"/>
+                <w:b w:val="0"/>
+                <w:sz w:val="21"/>
+              </w:rPr>
+            </w:r>
+            <w:r>
+              <w:rPr>
+                <w:rFonts w:ascii="Times New Roman" w:hAnsi="Times New Roman" w:eastAsia="宋体"/>
+                <w:b w:val="0"/>
+                <w:sz w:val="21"/>
+              </w:rPr>
+            </w:r>
+            <w:r>
+              <w:rPr>
+                <w:rFonts w:ascii="Times New Roman" w:hAnsi="Times New Roman" w:eastAsia="宋体"/>
+                <w:b w:val="0"/>
+                <w:sz w:val="21"/>
+              </w:rPr>
+            </w:r>
+            <w:r>
+              <w:rPr>
+                <w:rFonts w:ascii="Times New Roman" w:hAnsi="Times New Roman" w:eastAsia="宋体"/>
+                <w:b w:val="0"/>
+                <w:sz w:val="21"/>
+              </w:rPr>
+              <w:t>方案输出：给出优化前后的布局对比图与GA收敛曲线，选点结果直接落在小区地图上</w:t>
             </w:r>
           </w:p>
         </w:tc>
@@ -1727,7 +4451,175 @@
                 <w:bCs/>
                 <w:sz w:val="21"/>
               </w:rPr>
-              <w:t>银行营销客户分层与转化分析</w:t>
+            </w:r>
+            <w:r>
+              <w:rPr>
+                <w:rFonts w:ascii="Times New Roman" w:hAnsi="Times New Roman" w:eastAsia="宋体"/>
+                <w:b/>
+                <w:sz w:val="21"/>
+              </w:rPr>
+            </w:r>
+            <w:r>
+              <w:rPr>
+                <w:rFonts w:ascii="Times New Roman" w:hAnsi="Times New Roman" w:eastAsia="宋体"/>
+                <w:b/>
+                <w:sz w:val="21"/>
+              </w:rPr>
+            </w:r>
+            <w:r>
+              <w:rPr>
+                <w:rFonts w:ascii="Times New Roman" w:hAnsi="Times New Roman" w:eastAsia="宋体"/>
+                <w:b/>
+                <w:sz w:val="21"/>
+              </w:rPr>
+            </w:r>
+            <w:r>
+              <w:rPr>
+                <w:rFonts w:ascii="Times New Roman" w:hAnsi="Times New Roman" w:eastAsia="宋体"/>
+                <w:b/>
+                <w:sz w:val="21"/>
+              </w:rPr>
+            </w:r>
+            <w:r>
+              <w:rPr>
+                <w:rFonts w:ascii="Times New Roman" w:hAnsi="Times New Roman" w:eastAsia="宋体"/>
+                <w:b/>
+                <w:sz w:val="21"/>
+              </w:rPr>
+            </w:r>
+            <w:r>
+              <w:rPr>
+                <w:rFonts w:ascii="Times New Roman" w:hAnsi="Times New Roman" w:eastAsia="宋体"/>
+                <w:b/>
+                <w:sz w:val="21"/>
+              </w:rPr>
+            </w:r>
+            <w:r>
+              <w:rPr>
+                <w:rFonts w:ascii="Times New Roman" w:hAnsi="Times New Roman" w:eastAsia="宋体"/>
+                <w:b/>
+                <w:sz w:val="21"/>
+              </w:rPr>
+            </w:r>
+            <w:r>
+              <w:rPr>
+                <w:rFonts w:ascii="Times New Roman" w:hAnsi="Times New Roman" w:eastAsia="宋体"/>
+                <w:b/>
+                <w:sz w:val="21"/>
+              </w:rPr>
+            </w:r>
+            <w:r>
+              <w:rPr>
+                <w:rFonts w:ascii="Times New Roman" w:hAnsi="Times New Roman" w:eastAsia="宋体"/>
+                <w:b/>
+                <w:sz w:val="21"/>
+              </w:rPr>
+            </w:r>
+            <w:r>
+              <w:rPr>
+                <w:rFonts w:ascii="Times New Roman" w:hAnsi="Times New Roman" w:eastAsia="宋体"/>
+                <w:b/>
+                <w:sz w:val="21"/>
+              </w:rPr>
+            </w:r>
+            <w:r>
+              <w:rPr>
+                <w:rFonts w:ascii="Times New Roman" w:hAnsi="Times New Roman" w:eastAsia="宋体"/>
+                <w:b/>
+                <w:sz w:val="21"/>
+              </w:rPr>
+            </w:r>
+            <w:r>
+              <w:rPr>
+                <w:rFonts w:ascii="Times New Roman" w:hAnsi="Times New Roman" w:eastAsia="宋体"/>
+                <w:b/>
+                <w:sz w:val="21"/>
+              </w:rPr>
+            </w:r>
+            <w:r>
+              <w:rPr>
+                <w:rFonts w:ascii="Times New Roman" w:hAnsi="Times New Roman" w:eastAsia="宋体"/>
+                <w:b/>
+                <w:sz w:val="21"/>
+              </w:rPr>
+            </w:r>
+            <w:r>
+              <w:rPr>
+                <w:rFonts w:ascii="Times New Roman" w:hAnsi="Times New Roman" w:eastAsia="宋体"/>
+                <w:b/>
+                <w:sz w:val="21"/>
+              </w:rPr>
+            </w:r>
+            <w:r>
+              <w:rPr>
+                <w:rFonts w:ascii="Times New Roman" w:hAnsi="Times New Roman" w:eastAsia="宋体"/>
+                <w:b/>
+                <w:sz w:val="21"/>
+              </w:rPr>
+            </w:r>
+            <w:r>
+              <w:rPr>
+                <w:rFonts w:ascii="Times New Roman" w:hAnsi="Times New Roman" w:eastAsia="宋体"/>
+                <w:b/>
+                <w:sz w:val="21"/>
+              </w:rPr>
+            </w:r>
+            <w:r>
+              <w:rPr>
+                <w:rFonts w:ascii="Times New Roman" w:hAnsi="Times New Roman" w:eastAsia="宋体"/>
+                <w:b/>
+                <w:sz w:val="21"/>
+              </w:rPr>
+            </w:r>
+            <w:r>
+              <w:rPr>
+                <w:rFonts w:ascii="Times New Roman" w:hAnsi="Times New Roman" w:eastAsia="宋体"/>
+                <w:b/>
+                <w:sz w:val="21"/>
+              </w:rPr>
+            </w:r>
+            <w:r>
+              <w:rPr>
+                <w:rFonts w:ascii="Times New Roman" w:hAnsi="Times New Roman" w:eastAsia="宋体"/>
+                <w:b/>
+                <w:sz w:val="21"/>
+              </w:rPr>
+            </w:r>
+            <w:r>
+              <w:rPr>
+                <w:rFonts w:ascii="Times New Roman" w:hAnsi="Times New Roman" w:eastAsia="宋体"/>
+                <w:b/>
+                <w:sz w:val="21"/>
+              </w:rPr>
+            </w:r>
+            <w:r>
+              <w:rPr>
+                <w:rFonts w:ascii="Times New Roman" w:hAnsi="Times New Roman" w:eastAsia="宋体"/>
+                <w:b/>
+                <w:sz w:val="21"/>
+              </w:rPr>
+            </w:r>
+            <w:r>
+              <w:rPr>
+                <w:rFonts w:ascii="Times New Roman" w:hAnsi="Times New Roman" w:eastAsia="宋体"/>
+                <w:b/>
+                <w:sz w:val="21"/>
+              </w:rPr>
+            </w:r>
+            <w:r>
+              <w:rPr>
+                <w:rFonts w:ascii="Times New Roman" w:hAnsi="Times New Roman" w:eastAsia="宋体"/>
+                <w:b/>
+                <w:sz w:val="21"/>
+              </w:rPr>
+            </w:r>
+            <w:r>
+              <w:rPr>
+                <w:rFonts w:ascii="Times New Roman" w:hAnsi="Times New Roman" w:eastAsia="宋体"/>
+                <w:b/>
+                <w:sz w:val="21"/>
+              </w:rPr>
+              <w:t>银行电话营销客户响应行为分析</w:t>
             </w:r>
           </w:p>
         </w:tc>
@@ -1759,6 +4651,174 @@
                 <w:bCs/>
                 <w:sz w:val="21"/>
               </w:rPr>
+            </w:r>
+            <w:r>
+              <w:rPr>
+                <w:rFonts w:ascii="Times New Roman" w:hAnsi="Times New Roman" w:eastAsia="宋体"/>
+                <w:b/>
+                <w:sz w:val="21"/>
+              </w:rPr>
+            </w:r>
+            <w:r>
+              <w:rPr>
+                <w:rFonts w:ascii="Times New Roman" w:hAnsi="Times New Roman" w:eastAsia="宋体"/>
+                <w:b/>
+                <w:sz w:val="21"/>
+              </w:rPr>
+            </w:r>
+            <w:r>
+              <w:rPr>
+                <w:rFonts w:ascii="Times New Roman" w:hAnsi="Times New Roman" w:eastAsia="宋体"/>
+                <w:b/>
+                <w:sz w:val="21"/>
+              </w:rPr>
+            </w:r>
+            <w:r>
+              <w:rPr>
+                <w:rFonts w:ascii="Times New Roman" w:hAnsi="Times New Roman" w:eastAsia="宋体"/>
+                <w:b/>
+                <w:sz w:val="21"/>
+              </w:rPr>
+            </w:r>
+            <w:r>
+              <w:rPr>
+                <w:rFonts w:ascii="Times New Roman" w:hAnsi="Times New Roman" w:eastAsia="宋体"/>
+                <w:b/>
+                <w:sz w:val="21"/>
+              </w:rPr>
+            </w:r>
+            <w:r>
+              <w:rPr>
+                <w:rFonts w:ascii="Times New Roman" w:hAnsi="Times New Roman" w:eastAsia="宋体"/>
+                <w:b/>
+                <w:sz w:val="21"/>
+              </w:rPr>
+            </w:r>
+            <w:r>
+              <w:rPr>
+                <w:rFonts w:ascii="Times New Roman" w:hAnsi="Times New Roman" w:eastAsia="宋体"/>
+                <w:b/>
+                <w:sz w:val="21"/>
+              </w:rPr>
+            </w:r>
+            <w:r>
+              <w:rPr>
+                <w:rFonts w:ascii="Times New Roman" w:hAnsi="Times New Roman" w:eastAsia="宋体"/>
+                <w:b/>
+                <w:sz w:val="21"/>
+              </w:rPr>
+            </w:r>
+            <w:r>
+              <w:rPr>
+                <w:rFonts w:ascii="Times New Roman" w:hAnsi="Times New Roman" w:eastAsia="宋体"/>
+                <w:b/>
+                <w:sz w:val="21"/>
+              </w:rPr>
+            </w:r>
+            <w:r>
+              <w:rPr>
+                <w:rFonts w:ascii="Times New Roman" w:hAnsi="Times New Roman" w:eastAsia="宋体"/>
+                <w:b/>
+                <w:sz w:val="21"/>
+              </w:rPr>
+            </w:r>
+            <w:r>
+              <w:rPr>
+                <w:rFonts w:ascii="Times New Roman" w:hAnsi="Times New Roman" w:eastAsia="宋体"/>
+                <w:b/>
+                <w:sz w:val="21"/>
+              </w:rPr>
+            </w:r>
+            <w:r>
+              <w:rPr>
+                <w:rFonts w:ascii="Times New Roman" w:hAnsi="Times New Roman" w:eastAsia="宋体"/>
+                <w:b/>
+                <w:sz w:val="21"/>
+              </w:rPr>
+            </w:r>
+            <w:r>
+              <w:rPr>
+                <w:rFonts w:ascii="Times New Roman" w:hAnsi="Times New Roman" w:eastAsia="宋体"/>
+                <w:b/>
+                <w:sz w:val="21"/>
+              </w:rPr>
+            </w:r>
+            <w:r>
+              <w:rPr>
+                <w:rFonts w:ascii="Times New Roman" w:hAnsi="Times New Roman" w:eastAsia="宋体"/>
+                <w:b/>
+                <w:sz w:val="21"/>
+              </w:rPr>
+            </w:r>
+            <w:r>
+              <w:rPr>
+                <w:rFonts w:ascii="Times New Roman" w:hAnsi="Times New Roman" w:eastAsia="宋体"/>
+                <w:b/>
+                <w:sz w:val="21"/>
+              </w:rPr>
+            </w:r>
+            <w:r>
+              <w:rPr>
+                <w:rFonts w:ascii="Times New Roman" w:hAnsi="Times New Roman" w:eastAsia="宋体"/>
+                <w:b/>
+                <w:sz w:val="21"/>
+              </w:rPr>
+            </w:r>
+            <w:r>
+              <w:rPr>
+                <w:rFonts w:ascii="Times New Roman" w:hAnsi="Times New Roman" w:eastAsia="宋体"/>
+                <w:b/>
+                <w:sz w:val="21"/>
+              </w:rPr>
+            </w:r>
+            <w:r>
+              <w:rPr>
+                <w:rFonts w:ascii="Times New Roman" w:hAnsi="Times New Roman" w:eastAsia="宋体"/>
+                <w:b/>
+                <w:sz w:val="21"/>
+              </w:rPr>
+            </w:r>
+            <w:r>
+              <w:rPr>
+                <w:rFonts w:ascii="Times New Roman" w:hAnsi="Times New Roman" w:eastAsia="宋体"/>
+                <w:b/>
+                <w:sz w:val="21"/>
+              </w:rPr>
+            </w:r>
+            <w:r>
+              <w:rPr>
+                <w:rFonts w:ascii="Times New Roman" w:hAnsi="Times New Roman" w:eastAsia="宋体"/>
+                <w:b/>
+                <w:sz w:val="21"/>
+              </w:rPr>
+            </w:r>
+            <w:r>
+              <w:rPr>
+                <w:rFonts w:ascii="Times New Roman" w:hAnsi="Times New Roman" w:eastAsia="宋体"/>
+                <w:b/>
+                <w:sz w:val="21"/>
+              </w:rPr>
+            </w:r>
+            <w:r>
+              <w:rPr>
+                <w:rFonts w:ascii="Times New Roman" w:hAnsi="Times New Roman" w:eastAsia="宋体"/>
+                <w:b/>
+                <w:sz w:val="21"/>
+              </w:rPr>
+            </w:r>
+            <w:r>
+              <w:rPr>
+                <w:rFonts w:ascii="Times New Roman" w:hAnsi="Times New Roman" w:eastAsia="宋体"/>
+                <w:b/>
+                <w:sz w:val="21"/>
+              </w:rPr>
+            </w:r>
+            <w:r>
+              <w:rPr>
+                <w:rFonts w:ascii="Times New Roman" w:hAnsi="Times New Roman" w:eastAsia="宋体"/>
+                <w:b/>
+                <w:sz w:val="21"/>
+              </w:rPr>
               <w:t>个人课程项目</w:t>
             </w:r>
           </w:p>
@@ -1791,7 +4851,6 @@
                 <w:bCs/>
                 <w:sz w:val="21"/>
               </w:rPr>
-              <w:t>2026.04</w:t>
             </w:r>
             <w:r>
               <w:rPr>
@@ -1800,7 +4859,6 @@
                 <w:bCs/>
                 <w:sz w:val="21"/>
               </w:rPr>
-              <w:t>—</w:t>
             </w:r>
             <w:r>
               <w:rPr>
@@ -1809,7 +4867,175 @@
                 <w:bCs/>
                 <w:sz w:val="21"/>
               </w:rPr>
-              <w:t>2026.06</w:t>
+            </w:r>
+            <w:r>
+              <w:rPr>
+                <w:rFonts w:ascii="Times New Roman" w:hAnsi="Times New Roman" w:eastAsia="宋体"/>
+                <w:b/>
+                <w:sz w:val="21"/>
+              </w:rPr>
+            </w:r>
+            <w:r>
+              <w:rPr>
+                <w:rFonts w:ascii="Times New Roman" w:hAnsi="Times New Roman" w:eastAsia="宋体"/>
+                <w:b/>
+                <w:sz w:val="21"/>
+              </w:rPr>
+            </w:r>
+            <w:r>
+              <w:rPr>
+                <w:rFonts w:ascii="Times New Roman" w:hAnsi="Times New Roman" w:eastAsia="宋体"/>
+                <w:b/>
+                <w:sz w:val="21"/>
+              </w:rPr>
+            </w:r>
+            <w:r>
+              <w:rPr>
+                <w:rFonts w:ascii="Times New Roman" w:hAnsi="Times New Roman" w:eastAsia="宋体"/>
+                <w:b/>
+                <w:sz w:val="21"/>
+              </w:rPr>
+            </w:r>
+            <w:r>
+              <w:rPr>
+                <w:rFonts w:ascii="Times New Roman" w:hAnsi="Times New Roman" w:eastAsia="宋体"/>
+                <w:b/>
+                <w:sz w:val="21"/>
+              </w:rPr>
+            </w:r>
+            <w:r>
+              <w:rPr>
+                <w:rFonts w:ascii="Times New Roman" w:hAnsi="Times New Roman" w:eastAsia="宋体"/>
+                <w:b/>
+                <w:sz w:val="21"/>
+              </w:rPr>
+            </w:r>
+            <w:r>
+              <w:rPr>
+                <w:rFonts w:ascii="Times New Roman" w:hAnsi="Times New Roman" w:eastAsia="宋体"/>
+                <w:b/>
+                <w:sz w:val="21"/>
+              </w:rPr>
+            </w:r>
+            <w:r>
+              <w:rPr>
+                <w:rFonts w:ascii="Times New Roman" w:hAnsi="Times New Roman" w:eastAsia="宋体"/>
+                <w:b/>
+                <w:sz w:val="21"/>
+              </w:rPr>
+            </w:r>
+            <w:r>
+              <w:rPr>
+                <w:rFonts w:ascii="Times New Roman" w:hAnsi="Times New Roman" w:eastAsia="宋体"/>
+                <w:b/>
+                <w:sz w:val="21"/>
+              </w:rPr>
+            </w:r>
+            <w:r>
+              <w:rPr>
+                <w:rFonts w:ascii="Times New Roman" w:hAnsi="Times New Roman" w:eastAsia="宋体"/>
+                <w:b/>
+                <w:sz w:val="21"/>
+              </w:rPr>
+            </w:r>
+            <w:r>
+              <w:rPr>
+                <w:rFonts w:ascii="Times New Roman" w:hAnsi="Times New Roman" w:eastAsia="宋体"/>
+                <w:b/>
+                <w:sz w:val="21"/>
+              </w:rPr>
+            </w:r>
+            <w:r>
+              <w:rPr>
+                <w:rFonts w:ascii="Times New Roman" w:hAnsi="Times New Roman" w:eastAsia="宋体"/>
+                <w:b/>
+                <w:sz w:val="21"/>
+              </w:rPr>
+            </w:r>
+            <w:r>
+              <w:rPr>
+                <w:rFonts w:ascii="Times New Roman" w:hAnsi="Times New Roman" w:eastAsia="宋体"/>
+                <w:b/>
+                <w:sz w:val="21"/>
+              </w:rPr>
+            </w:r>
+            <w:r>
+              <w:rPr>
+                <w:rFonts w:ascii="Times New Roman" w:hAnsi="Times New Roman" w:eastAsia="宋体"/>
+                <w:b/>
+                <w:sz w:val="21"/>
+              </w:rPr>
+            </w:r>
+            <w:r>
+              <w:rPr>
+                <w:rFonts w:ascii="Times New Roman" w:hAnsi="Times New Roman" w:eastAsia="宋体"/>
+                <w:b/>
+                <w:sz w:val="21"/>
+              </w:rPr>
+            </w:r>
+            <w:r>
+              <w:rPr>
+                <w:rFonts w:ascii="Times New Roman" w:hAnsi="Times New Roman" w:eastAsia="宋体"/>
+                <w:b/>
+                <w:sz w:val="21"/>
+              </w:rPr>
+            </w:r>
+            <w:r>
+              <w:rPr>
+                <w:rFonts w:ascii="Times New Roman" w:hAnsi="Times New Roman" w:eastAsia="宋体"/>
+                <w:b/>
+                <w:sz w:val="21"/>
+              </w:rPr>
+            </w:r>
+            <w:r>
+              <w:rPr>
+                <w:rFonts w:ascii="Times New Roman" w:hAnsi="Times New Roman" w:eastAsia="宋体"/>
+                <w:b/>
+                <w:sz w:val="21"/>
+              </w:rPr>
+            </w:r>
+            <w:r>
+              <w:rPr>
+                <w:rFonts w:ascii="Times New Roman" w:hAnsi="Times New Roman" w:eastAsia="宋体"/>
+                <w:b/>
+                <w:sz w:val="21"/>
+              </w:rPr>
+            </w:r>
+            <w:r>
+              <w:rPr>
+                <w:rFonts w:ascii="Times New Roman" w:hAnsi="Times New Roman" w:eastAsia="宋体"/>
+                <w:b/>
+                <w:sz w:val="21"/>
+              </w:rPr>
+            </w:r>
+            <w:r>
+              <w:rPr>
+                <w:rFonts w:ascii="Times New Roman" w:hAnsi="Times New Roman" w:eastAsia="宋体"/>
+                <w:b/>
+                <w:sz w:val="21"/>
+              </w:rPr>
+            </w:r>
+            <w:r>
+              <w:rPr>
+                <w:rFonts w:ascii="Times New Roman" w:hAnsi="Times New Roman" w:eastAsia="宋体"/>
+                <w:b/>
+                <w:sz w:val="21"/>
+              </w:rPr>
+            </w:r>
+            <w:r>
+              <w:rPr>
+                <w:rFonts w:ascii="Times New Roman" w:hAnsi="Times New Roman" w:eastAsia="宋体"/>
+                <w:b/>
+                <w:sz w:val="21"/>
+              </w:rPr>
+            </w:r>
+            <w:r>
+              <w:rPr>
+                <w:rFonts w:ascii="Times New Roman" w:hAnsi="Times New Roman" w:eastAsia="宋体"/>
+                <w:b/>
+                <w:sz w:val="21"/>
+              </w:rPr>
+              <w:t>2026.04—2026.06</w:t>
             </w:r>
           </w:p>
         </w:tc>
@@ -1882,35 +5108,199 @@
                 <w:rFonts w:ascii="Times New Roman" w:eastAsia="宋体" w:hAnsi="Times New Roman" w:cs="宋体"/>
                 <w:sz w:val="21"/>
               </w:rPr>
-              <w:t>数据清洗：基于</w:t>
             </w:r>
             <w:r>
               <w:rPr>
                 <w:rFonts w:ascii="Times New Roman" w:eastAsia="宋体" w:hAnsi="Times New Roman" w:cs="宋体" w:hint="default"/>
                 <w:sz w:val="21"/>
               </w:rPr>
-              <w:t>45211</w:t>
             </w:r>
             <w:r>
               <w:rPr>
                 <w:rFonts w:ascii="Times New Roman" w:eastAsia="宋体" w:hAnsi="Times New Roman" w:cs="宋体"/>
                 <w:sz w:val="21"/>
               </w:rPr>
-              <w:t>条葡萄牙银行真实营销数据，用</w:t>
             </w:r>
             <w:r>
               <w:rPr>
                 <w:rFonts w:ascii="Times New Roman" w:eastAsia="宋体" w:hAnsi="Times New Roman" w:cs="宋体" w:hint="default"/>
                 <w:sz w:val="21"/>
               </w:rPr>
-              <w:t>R</w:t>
             </w:r>
             <w:r>
               <w:rPr>
                 <w:rFonts w:ascii="Times New Roman" w:eastAsia="宋体" w:hAnsi="Times New Roman" w:cs="宋体"/>
                 <w:sz w:val="21"/>
               </w:rPr>
-              <w:t>完成缺失值与异常值清洗，对年龄、职业、营销频次等字段做多维度分层统计</w:t>
+            </w:r>
+            <w:r>
+              <w:rPr>
+                <w:rFonts w:ascii="Times New Roman" w:hAnsi="Times New Roman" w:eastAsia="宋体"/>
+                <w:b w:val="0"/>
+                <w:sz w:val="21"/>
+              </w:rPr>
+            </w:r>
+            <w:r>
+              <w:rPr>
+                <w:rFonts w:ascii="Times New Roman" w:hAnsi="Times New Roman" w:eastAsia="宋体"/>
+                <w:b w:val="0"/>
+                <w:sz w:val="21"/>
+              </w:rPr>
+            </w:r>
+            <w:r>
+              <w:rPr>
+                <w:rFonts w:ascii="Times New Roman" w:hAnsi="Times New Roman" w:eastAsia="宋体"/>
+                <w:b w:val="0"/>
+                <w:sz w:val="21"/>
+              </w:rPr>
+            </w:r>
+            <w:r>
+              <w:rPr>
+                <w:rFonts w:ascii="Times New Roman" w:hAnsi="Times New Roman" w:eastAsia="宋体"/>
+                <w:b w:val="0"/>
+                <w:sz w:val="21"/>
+              </w:rPr>
+            </w:r>
+            <w:r>
+              <w:rPr>
+                <w:rFonts w:ascii="Times New Roman" w:hAnsi="Times New Roman" w:eastAsia="宋体"/>
+                <w:b w:val="0"/>
+                <w:sz w:val="21"/>
+              </w:rPr>
+            </w:r>
+            <w:r>
+              <w:rPr>
+                <w:rFonts w:ascii="Times New Roman" w:hAnsi="Times New Roman" w:eastAsia="宋体"/>
+                <w:b w:val="0"/>
+                <w:sz w:val="21"/>
+              </w:rPr>
+            </w:r>
+            <w:r>
+              <w:rPr>
+                <w:rFonts w:ascii="Times New Roman" w:hAnsi="Times New Roman" w:eastAsia="宋体"/>
+                <w:b w:val="0"/>
+                <w:sz w:val="21"/>
+              </w:rPr>
+            </w:r>
+            <w:r>
+              <w:rPr>
+                <w:rFonts w:ascii="Times New Roman" w:hAnsi="Times New Roman" w:eastAsia="宋体"/>
+                <w:b w:val="0"/>
+                <w:sz w:val="21"/>
+              </w:rPr>
+            </w:r>
+            <w:r>
+              <w:rPr>
+                <w:rFonts w:ascii="Times New Roman" w:hAnsi="Times New Roman" w:eastAsia="宋体"/>
+                <w:b w:val="0"/>
+                <w:sz w:val="21"/>
+              </w:rPr>
+            </w:r>
+            <w:r>
+              <w:rPr>
+                <w:rFonts w:ascii="Times New Roman" w:hAnsi="Times New Roman" w:eastAsia="宋体"/>
+                <w:b w:val="0"/>
+                <w:sz w:val="21"/>
+              </w:rPr>
+            </w:r>
+            <w:r>
+              <w:rPr>
+                <w:rFonts w:ascii="Times New Roman" w:hAnsi="Times New Roman" w:eastAsia="宋体"/>
+                <w:b w:val="0"/>
+                <w:sz w:val="21"/>
+              </w:rPr>
+            </w:r>
+            <w:r>
+              <w:rPr>
+                <w:rFonts w:ascii="Times New Roman" w:hAnsi="Times New Roman" w:eastAsia="宋体"/>
+                <w:b w:val="0"/>
+                <w:sz w:val="21"/>
+              </w:rPr>
+            </w:r>
+            <w:r>
+              <w:rPr>
+                <w:rFonts w:ascii="Times New Roman" w:hAnsi="Times New Roman" w:eastAsia="宋体"/>
+                <w:b w:val="0"/>
+                <w:sz w:val="21"/>
+              </w:rPr>
+            </w:r>
+            <w:r>
+              <w:rPr>
+                <w:rFonts w:ascii="Times New Roman" w:hAnsi="Times New Roman" w:eastAsia="宋体"/>
+                <w:b w:val="0"/>
+                <w:sz w:val="21"/>
+              </w:rPr>
+            </w:r>
+            <w:r>
+              <w:rPr>
+                <w:rFonts w:ascii="Times New Roman" w:hAnsi="Times New Roman" w:eastAsia="宋体"/>
+                <w:b w:val="0"/>
+                <w:sz w:val="21"/>
+              </w:rPr>
+            </w:r>
+            <w:r>
+              <w:rPr>
+                <w:rFonts w:ascii="Times New Roman" w:hAnsi="Times New Roman" w:eastAsia="宋体"/>
+                <w:b w:val="0"/>
+                <w:sz w:val="21"/>
+              </w:rPr>
+            </w:r>
+            <w:r>
+              <w:rPr>
+                <w:rFonts w:ascii="Times New Roman" w:hAnsi="Times New Roman" w:eastAsia="宋体"/>
+                <w:b w:val="0"/>
+                <w:sz w:val="21"/>
+              </w:rPr>
+            </w:r>
+            <w:r>
+              <w:rPr>
+                <w:rFonts w:ascii="Times New Roman" w:hAnsi="Times New Roman" w:eastAsia="宋体"/>
+                <w:b w:val="0"/>
+                <w:sz w:val="21"/>
+              </w:rPr>
+            </w:r>
+            <w:r>
+              <w:rPr>
+                <w:rFonts w:ascii="Times New Roman" w:hAnsi="Times New Roman" w:eastAsia="宋体"/>
+                <w:b w:val="0"/>
+                <w:sz w:val="21"/>
+              </w:rPr>
+            </w:r>
+            <w:r>
+              <w:rPr>
+                <w:rFonts w:ascii="Times New Roman" w:hAnsi="Times New Roman" w:eastAsia="宋体"/>
+                <w:b w:val="0"/>
+                <w:sz w:val="21"/>
+              </w:rPr>
+            </w:r>
+            <w:r>
+              <w:rPr>
+                <w:rFonts w:ascii="Times New Roman" w:hAnsi="Times New Roman" w:eastAsia="宋体"/>
+                <w:b w:val="0"/>
+                <w:sz w:val="21"/>
+              </w:rPr>
+            </w:r>
+            <w:r>
+              <w:rPr>
+                <w:rFonts w:ascii="Times New Roman" w:hAnsi="Times New Roman" w:eastAsia="宋体"/>
+                <w:b w:val="0"/>
+                <w:sz w:val="21"/>
+              </w:rPr>
+            </w:r>
+            <w:r>
+              <w:rPr>
+                <w:rFonts w:ascii="Times New Roman" w:hAnsi="Times New Roman" w:eastAsia="宋体"/>
+                <w:b w:val="0"/>
+                <w:sz w:val="21"/>
+              </w:rPr>
+            </w:r>
+            <w:r>
+              <w:rPr>
+                <w:rFonts w:ascii="Times New Roman" w:hAnsi="Times New Roman" w:eastAsia="宋体"/>
+                <w:b w:val="0"/>
+                <w:sz w:val="21"/>
+              </w:rPr>
+              <w:t>数据清洗：45211条营销数据，用R处理缺失值与异常值，按年龄、职业、营销频次做分层统计</w:t>
             </w:r>
           </w:p>
           <w:p>
@@ -1930,7 +5320,175 @@
                 <w:rFonts w:ascii="Times New Roman" w:eastAsia="宋体" w:hAnsi="Times New Roman" w:cs="宋体"/>
                 <w:sz w:val="21"/>
               </w:rPr>
-              <w:t>可视化分析：独立绘制帕累托图、相关性热力图、订阅转化率瀑布图，识别高价值客群特征与营销流失关键环节</w:t>
+            </w:r>
+            <w:r>
+              <w:rPr>
+                <w:rFonts w:ascii="Times New Roman" w:hAnsi="Times New Roman" w:eastAsia="宋体"/>
+                <w:b w:val="0"/>
+                <w:sz w:val="21"/>
+              </w:rPr>
+            </w:r>
+            <w:r>
+              <w:rPr>
+                <w:rFonts w:ascii="Times New Roman" w:hAnsi="Times New Roman" w:eastAsia="宋体"/>
+                <w:b w:val="0"/>
+                <w:sz w:val="21"/>
+              </w:rPr>
+            </w:r>
+            <w:r>
+              <w:rPr>
+                <w:rFonts w:ascii="Times New Roman" w:hAnsi="Times New Roman" w:eastAsia="宋体"/>
+                <w:b w:val="0"/>
+                <w:sz w:val="21"/>
+              </w:rPr>
+            </w:r>
+            <w:r>
+              <w:rPr>
+                <w:rFonts w:ascii="Times New Roman" w:hAnsi="Times New Roman" w:eastAsia="宋体"/>
+                <w:b w:val="0"/>
+                <w:sz w:val="21"/>
+              </w:rPr>
+            </w:r>
+            <w:r>
+              <w:rPr>
+                <w:rFonts w:ascii="Times New Roman" w:hAnsi="Times New Roman" w:eastAsia="宋体"/>
+                <w:b w:val="0"/>
+                <w:sz w:val="21"/>
+              </w:rPr>
+            </w:r>
+            <w:r>
+              <w:rPr>
+                <w:rFonts w:ascii="Times New Roman" w:hAnsi="Times New Roman" w:eastAsia="宋体"/>
+                <w:b w:val="0"/>
+                <w:sz w:val="21"/>
+              </w:rPr>
+            </w:r>
+            <w:r>
+              <w:rPr>
+                <w:rFonts w:ascii="Times New Roman" w:hAnsi="Times New Roman" w:eastAsia="宋体"/>
+                <w:b w:val="0"/>
+                <w:sz w:val="21"/>
+              </w:rPr>
+            </w:r>
+            <w:r>
+              <w:rPr>
+                <w:rFonts w:ascii="Times New Roman" w:hAnsi="Times New Roman" w:eastAsia="宋体"/>
+                <w:b w:val="0"/>
+                <w:sz w:val="21"/>
+              </w:rPr>
+            </w:r>
+            <w:r>
+              <w:rPr>
+                <w:rFonts w:ascii="Times New Roman" w:hAnsi="Times New Roman" w:eastAsia="宋体"/>
+                <w:b w:val="0"/>
+                <w:sz w:val="21"/>
+              </w:rPr>
+            </w:r>
+            <w:r>
+              <w:rPr>
+                <w:rFonts w:ascii="Times New Roman" w:hAnsi="Times New Roman" w:eastAsia="宋体"/>
+                <w:b w:val="0"/>
+                <w:sz w:val="21"/>
+              </w:rPr>
+            </w:r>
+            <w:r>
+              <w:rPr>
+                <w:rFonts w:ascii="Times New Roman" w:hAnsi="Times New Roman" w:eastAsia="宋体"/>
+                <w:b w:val="0"/>
+                <w:sz w:val="21"/>
+              </w:rPr>
+            </w:r>
+            <w:r>
+              <w:rPr>
+                <w:rFonts w:ascii="Times New Roman" w:hAnsi="Times New Roman" w:eastAsia="宋体"/>
+                <w:b w:val="0"/>
+                <w:sz w:val="21"/>
+              </w:rPr>
+            </w:r>
+            <w:r>
+              <w:rPr>
+                <w:rFonts w:ascii="Times New Roman" w:hAnsi="Times New Roman" w:eastAsia="宋体"/>
+                <w:b w:val="0"/>
+                <w:sz w:val="21"/>
+              </w:rPr>
+            </w:r>
+            <w:r>
+              <w:rPr>
+                <w:rFonts w:ascii="Times New Roman" w:hAnsi="Times New Roman" w:eastAsia="宋体"/>
+                <w:b w:val="0"/>
+                <w:sz w:val="21"/>
+              </w:rPr>
+            </w:r>
+            <w:r>
+              <w:rPr>
+                <w:rFonts w:ascii="Times New Roman" w:hAnsi="Times New Roman" w:eastAsia="宋体"/>
+                <w:b w:val="0"/>
+                <w:sz w:val="21"/>
+              </w:rPr>
+            </w:r>
+            <w:r>
+              <w:rPr>
+                <w:rFonts w:ascii="Times New Roman" w:hAnsi="Times New Roman" w:eastAsia="宋体"/>
+                <w:b w:val="0"/>
+                <w:sz w:val="21"/>
+              </w:rPr>
+            </w:r>
+            <w:r>
+              <w:rPr>
+                <w:rFonts w:ascii="Times New Roman" w:hAnsi="Times New Roman" w:eastAsia="宋体"/>
+                <w:b w:val="0"/>
+                <w:sz w:val="21"/>
+              </w:rPr>
+            </w:r>
+            <w:r>
+              <w:rPr>
+                <w:rFonts w:ascii="Times New Roman" w:hAnsi="Times New Roman" w:eastAsia="宋体"/>
+                <w:b w:val="0"/>
+                <w:sz w:val="21"/>
+              </w:rPr>
+            </w:r>
+            <w:r>
+              <w:rPr>
+                <w:rFonts w:ascii="Times New Roman" w:hAnsi="Times New Roman" w:eastAsia="宋体"/>
+                <w:b w:val="0"/>
+                <w:sz w:val="21"/>
+              </w:rPr>
+            </w:r>
+            <w:r>
+              <w:rPr>
+                <w:rFonts w:ascii="Times New Roman" w:hAnsi="Times New Roman" w:eastAsia="宋体"/>
+                <w:b w:val="0"/>
+                <w:sz w:val="21"/>
+              </w:rPr>
+            </w:r>
+            <w:r>
+              <w:rPr>
+                <w:rFonts w:ascii="Times New Roman" w:hAnsi="Times New Roman" w:eastAsia="宋体"/>
+                <w:b w:val="0"/>
+                <w:sz w:val="21"/>
+              </w:rPr>
+            </w:r>
+            <w:r>
+              <w:rPr>
+                <w:rFonts w:ascii="Times New Roman" w:hAnsi="Times New Roman" w:eastAsia="宋体"/>
+                <w:b w:val="0"/>
+                <w:sz w:val="21"/>
+              </w:rPr>
+            </w:r>
+            <w:r>
+              <w:rPr>
+                <w:rFonts w:ascii="Times New Roman" w:hAnsi="Times New Roman" w:eastAsia="宋体"/>
+                <w:b w:val="0"/>
+                <w:sz w:val="21"/>
+              </w:rPr>
+            </w:r>
+            <w:r>
+              <w:rPr>
+                <w:rFonts w:ascii="Times New Roman" w:hAnsi="Times New Roman" w:eastAsia="宋体"/>
+                <w:b w:val="0"/>
+                <w:sz w:val="21"/>
+              </w:rPr>
+              <w:t>可视化分析：帕累托图定位高贡献客群，相关系数热力图看变量关联，转化瀑布图找流失最集中的环节</w:t>
             </w:r>
           </w:p>
           <w:p>
@@ -1947,10 +5505,221 @@
             </w:pPr>
             <w:r>
               <w:rPr>
-                <w:rFonts w:ascii="Times New Roman" w:eastAsia="宋体" w:hAnsi="Times New Roman" w:cs="宋体"/>
-                <w:sz w:val="21"/>
-              </w:rPr>
-              <w:t>洞察输出：为客户分群与营销资源分配提供数据支撑，独立交付完整分析报告</w:t>
+                <w:rFonts w:ascii="Times New Roman" w:hAnsi="Times New Roman" w:eastAsia="宋体"/>
+                <w:b w:val="0"/>
+                <w:sz w:val="21"/>
+              </w:rPr>
+            </w:r>
+            <w:r>
+              <w:rPr>
+                <w:rFonts w:ascii="Times New Roman" w:hAnsi="Times New Roman" w:eastAsia="宋体"/>
+                <w:b w:val="0"/>
+                <w:sz w:val="21"/>
+              </w:rPr>
+            </w:r>
+            <w:r>
+              <w:rPr>
+                <w:rFonts w:ascii="Times New Roman" w:hAnsi="Times New Roman" w:eastAsia="宋体"/>
+                <w:b w:val="0"/>
+                <w:sz w:val="21"/>
+              </w:rPr>
+            </w:r>
+            <w:r>
+              <w:rPr>
+                <w:rFonts w:ascii="Times New Roman" w:hAnsi="Times New Roman" w:eastAsia="宋体"/>
+                <w:b w:val="0"/>
+                <w:sz w:val="21"/>
+              </w:rPr>
+            </w:r>
+            <w:r>
+              <w:rPr>
+                <w:rFonts w:ascii="Times New Roman" w:hAnsi="Times New Roman" w:eastAsia="宋体"/>
+                <w:b w:val="0"/>
+                <w:sz w:val="21"/>
+              </w:rPr>
+            </w:r>
+            <w:r>
+              <w:rPr>
+                <w:rFonts w:ascii="Times New Roman" w:hAnsi="Times New Roman" w:eastAsia="宋体"/>
+                <w:b w:val="0"/>
+                <w:sz w:val="21"/>
+              </w:rPr>
+            </w:r>
+            <w:r>
+              <w:rPr>
+                <w:rFonts w:ascii="Times New Roman" w:hAnsi="Times New Roman" w:eastAsia="宋体"/>
+                <w:b w:val="0"/>
+                <w:sz w:val="21"/>
+              </w:rPr>
+            </w:r>
+            <w:r>
+              <w:rPr>
+                <w:rFonts w:ascii="Times New Roman" w:hAnsi="Times New Roman" w:eastAsia="宋体"/>
+                <w:b w:val="0"/>
+                <w:sz w:val="21"/>
+              </w:rPr>
+            </w:r>
+            <w:r>
+              <w:rPr>
+                <w:rFonts w:ascii="Times New Roman" w:hAnsi="Times New Roman" w:eastAsia="宋体"/>
+                <w:b w:val="0"/>
+                <w:sz w:val="21"/>
+              </w:rPr>
+            </w:r>
+            <w:r>
+              <w:rPr>
+                <w:rFonts w:ascii="Times New Roman" w:hAnsi="Times New Roman" w:eastAsia="宋体"/>
+                <w:b w:val="0"/>
+                <w:sz w:val="21"/>
+              </w:rPr>
+            </w:r>
+            <w:r>
+              <w:rPr>
+                <w:rFonts w:ascii="Times New Roman" w:hAnsi="Times New Roman" w:eastAsia="宋体"/>
+                <w:b w:val="0"/>
+                <w:sz w:val="21"/>
+              </w:rPr>
+            </w:r>
+            <w:r>
+              <w:rPr>
+                <w:rFonts w:ascii="Times New Roman" w:hAnsi="Times New Roman" w:eastAsia="宋体"/>
+                <w:b w:val="0"/>
+                <w:sz w:val="21"/>
+              </w:rPr>
+            </w:r>
+            <w:r>
+              <w:rPr>
+                <w:rFonts w:ascii="Times New Roman" w:hAnsi="Times New Roman" w:eastAsia="宋体"/>
+                <w:b w:val="0"/>
+                <w:sz w:val="21"/>
+              </w:rPr>
+            </w:r>
+            <w:r>
+              <w:rPr>
+                <w:rFonts w:ascii="Times New Roman" w:hAnsi="Times New Roman" w:eastAsia="宋体"/>
+                <w:b w:val="0"/>
+                <w:sz w:val="21"/>
+              </w:rPr>
+            </w:r>
+            <w:r>
+              <w:rPr>
+                <w:rFonts w:ascii="Times New Roman" w:hAnsi="Times New Roman" w:eastAsia="宋体"/>
+                <w:b w:val="0"/>
+                <w:sz w:val="21"/>
+              </w:rPr>
+            </w:r>
+            <w:r>
+              <w:rPr>
+                <w:rFonts w:ascii="Times New Roman" w:hAnsi="Times New Roman" w:eastAsia="宋体"/>
+                <w:b w:val="0"/>
+                <w:sz w:val="21"/>
+              </w:rPr>
+            </w:r>
+            <w:r>
+              <w:rPr>
+                <w:rFonts w:ascii="Times New Roman" w:hAnsi="Times New Roman" w:eastAsia="宋体"/>
+                <w:b w:val="0"/>
+                <w:sz w:val="21"/>
+              </w:rPr>
+            </w:r>
+            <w:r>
+              <w:rPr>
+                <w:rFonts w:ascii="Times New Roman" w:hAnsi="Times New Roman" w:eastAsia="宋体"/>
+                <w:b w:val="0"/>
+                <w:sz w:val="21"/>
+              </w:rPr>
+            </w:r>
+            <w:r>
+              <w:rPr>
+                <w:rFonts w:ascii="Times New Roman" w:hAnsi="Times New Roman" w:eastAsia="宋体"/>
+                <w:b w:val="0"/>
+                <w:sz w:val="21"/>
+              </w:rPr>
+              <w:t>结论输出：识别出影响客户响应的关键变量，为营销资源投放的排序提供数据依据</w:t>
+            </w:r>
+          </w:p>
+          <w:p>
+            <w:pPr>
+              <w:numPr>
+                <w:ilvl w:val="0"/>
+                <w:numId w:val="9"/>
+              </w:numPr>
+              <w:spacing w:line="290" w:lineRule="atLeast"/>
+              <w:rPr>
+                <w:rFonts w:ascii="Times New Roman" w:eastAsia="宋体" w:hAnsi="Times New Roman" w:cs="宋体" w:hint="default"/>
+                <w:sz w:val="21"/>
+              </w:rPr>
+            </w:pPr>
+            <w:r>
+              <w:rPr>
+                <w:rFonts w:ascii="Times New Roman" w:hAnsi="Times New Roman" w:eastAsia="宋体"/>
+                <w:b w:val="0"/>
+                <w:sz w:val="21"/>
+              </w:rPr>
+            </w:r>
+            <w:r>
+              <w:rPr>
+                <w:rFonts w:ascii="Times New Roman" w:hAnsi="Times New Roman" w:eastAsia="宋体"/>
+                <w:b w:val="0"/>
+                <w:sz w:val="21"/>
+              </w:rPr>
+            </w:r>
+            <w:r>
+              <w:rPr>
+                <w:rFonts w:ascii="Times New Roman" w:hAnsi="Times New Roman" w:eastAsia="宋体"/>
+                <w:b w:val="0"/>
+                <w:sz w:val="21"/>
+              </w:rPr>
+            </w:r>
+            <w:r>
+              <w:rPr>
+                <w:rFonts w:ascii="Times New Roman" w:hAnsi="Times New Roman" w:eastAsia="宋体"/>
+                <w:b w:val="0"/>
+                <w:sz w:val="21"/>
+              </w:rPr>
+            </w:r>
+            <w:r>
+              <w:rPr>
+                <w:rFonts w:ascii="Times New Roman" w:hAnsi="Times New Roman" w:eastAsia="宋体"/>
+                <w:b w:val="0"/>
+                <w:sz w:val="21"/>
+              </w:rPr>
+            </w:r>
+            <w:r>
+              <w:rPr>
+                <w:rFonts w:ascii="Times New Roman" w:hAnsi="Times New Roman" w:eastAsia="宋体"/>
+                <w:b w:val="0"/>
+                <w:sz w:val="21"/>
+              </w:rPr>
+            </w:r>
+            <w:r>
+              <w:rPr>
+                <w:rFonts w:ascii="Times New Roman" w:hAnsi="Times New Roman" w:eastAsia="宋体"/>
+                <w:b w:val="0"/>
+                <w:sz w:val="21"/>
+              </w:rPr>
+            </w:r>
+            <w:r>
+              <w:rPr>
+                <w:rFonts w:ascii="Times New Roman" w:hAnsi="Times New Roman" w:eastAsia="宋体"/>
+                <w:b w:val="0"/>
+                <w:sz w:val="21"/>
+              </w:rPr>
+            </w:r>
+            <w:r>
+              <w:rPr>
+                <w:rFonts w:ascii="Times New Roman" w:hAnsi="Times New Roman" w:eastAsia="宋体"/>
+                <w:b w:val="0"/>
+                <w:sz w:val="21"/>
+              </w:rPr>
+            </w:r>
+            <w:r>
+              <w:rPr>
+                <w:rFonts w:ascii="Times New Roman" w:hAnsi="Times New Roman" w:eastAsia="宋体"/>
+                <w:b w:val="0"/>
+                <w:sz w:val="21"/>
+              </w:rPr>
+              <w:t>工具对照：必做版本用R完成，另做一版Python实现对照，同一套流程用两种工具各跑一遍</w:t>
             </w:r>
           </w:p>
         </w:tc>
@@ -2021,7 +5790,6 @@
                 <w:bCs/>
                 <w:sz w:val="21"/>
               </w:rPr>
-              <w:t>ERP</w:t>
             </w:r>
             <w:r>
               <w:rPr>
@@ -2030,7 +5798,175 @@
                 <w:bCs/>
                 <w:sz w:val="21"/>
               </w:rPr>
-              <w:t>供应链全流程模拟操作</w:t>
+            </w:r>
+            <w:r>
+              <w:rPr>
+                <w:rFonts w:ascii="Times New Roman" w:hAnsi="Times New Roman" w:eastAsia="宋体"/>
+                <w:b/>
+                <w:sz w:val="21"/>
+              </w:rPr>
+            </w:r>
+            <w:r>
+              <w:rPr>
+                <w:rFonts w:ascii="Times New Roman" w:hAnsi="Times New Roman" w:eastAsia="宋体"/>
+                <w:b/>
+                <w:sz w:val="21"/>
+              </w:rPr>
+            </w:r>
+            <w:r>
+              <w:rPr>
+                <w:rFonts w:ascii="Times New Roman" w:hAnsi="Times New Roman" w:eastAsia="宋体"/>
+                <w:b/>
+                <w:sz w:val="21"/>
+              </w:rPr>
+            </w:r>
+            <w:r>
+              <w:rPr>
+                <w:rFonts w:ascii="Times New Roman" w:hAnsi="Times New Roman" w:eastAsia="宋体"/>
+                <w:b/>
+                <w:sz w:val="21"/>
+              </w:rPr>
+            </w:r>
+            <w:r>
+              <w:rPr>
+                <w:rFonts w:ascii="Times New Roman" w:hAnsi="Times New Roman" w:eastAsia="宋体"/>
+                <w:b/>
+                <w:sz w:val="21"/>
+              </w:rPr>
+            </w:r>
+            <w:r>
+              <w:rPr>
+                <w:rFonts w:ascii="Times New Roman" w:hAnsi="Times New Roman" w:eastAsia="宋体"/>
+                <w:b/>
+                <w:sz w:val="21"/>
+              </w:rPr>
+            </w:r>
+            <w:r>
+              <w:rPr>
+                <w:rFonts w:ascii="Times New Roman" w:hAnsi="Times New Roman" w:eastAsia="宋体"/>
+                <w:b/>
+                <w:sz w:val="21"/>
+              </w:rPr>
+            </w:r>
+            <w:r>
+              <w:rPr>
+                <w:rFonts w:ascii="Times New Roman" w:hAnsi="Times New Roman" w:eastAsia="宋体"/>
+                <w:b/>
+                <w:sz w:val="21"/>
+              </w:rPr>
+            </w:r>
+            <w:r>
+              <w:rPr>
+                <w:rFonts w:ascii="Times New Roman" w:hAnsi="Times New Roman" w:eastAsia="宋体"/>
+                <w:b/>
+                <w:sz w:val="21"/>
+              </w:rPr>
+            </w:r>
+            <w:r>
+              <w:rPr>
+                <w:rFonts w:ascii="Times New Roman" w:hAnsi="Times New Roman" w:eastAsia="宋体"/>
+                <w:b/>
+                <w:sz w:val="21"/>
+              </w:rPr>
+            </w:r>
+            <w:r>
+              <w:rPr>
+                <w:rFonts w:ascii="Times New Roman" w:hAnsi="Times New Roman" w:eastAsia="宋体"/>
+                <w:b/>
+                <w:sz w:val="21"/>
+              </w:rPr>
+            </w:r>
+            <w:r>
+              <w:rPr>
+                <w:rFonts w:ascii="Times New Roman" w:hAnsi="Times New Roman" w:eastAsia="宋体"/>
+                <w:b/>
+                <w:sz w:val="21"/>
+              </w:rPr>
+            </w:r>
+            <w:r>
+              <w:rPr>
+                <w:rFonts w:ascii="Times New Roman" w:hAnsi="Times New Roman" w:eastAsia="宋体"/>
+                <w:b/>
+                <w:sz w:val="21"/>
+              </w:rPr>
+            </w:r>
+            <w:r>
+              <w:rPr>
+                <w:rFonts w:ascii="Times New Roman" w:hAnsi="Times New Roman" w:eastAsia="宋体"/>
+                <w:b/>
+                <w:sz w:val="21"/>
+              </w:rPr>
+            </w:r>
+            <w:r>
+              <w:rPr>
+                <w:rFonts w:ascii="Times New Roman" w:hAnsi="Times New Roman" w:eastAsia="宋体"/>
+                <w:b/>
+                <w:sz w:val="21"/>
+              </w:rPr>
+            </w:r>
+            <w:r>
+              <w:rPr>
+                <w:rFonts w:ascii="Times New Roman" w:hAnsi="Times New Roman" w:eastAsia="宋体"/>
+                <w:b/>
+                <w:sz w:val="21"/>
+              </w:rPr>
+            </w:r>
+            <w:r>
+              <w:rPr>
+                <w:rFonts w:ascii="Times New Roman" w:hAnsi="Times New Roman" w:eastAsia="宋体"/>
+                <w:b/>
+                <w:sz w:val="21"/>
+              </w:rPr>
+            </w:r>
+            <w:r>
+              <w:rPr>
+                <w:rFonts w:ascii="Times New Roman" w:hAnsi="Times New Roman" w:eastAsia="宋体"/>
+                <w:b/>
+                <w:sz w:val="21"/>
+              </w:rPr>
+            </w:r>
+            <w:r>
+              <w:rPr>
+                <w:rFonts w:ascii="Times New Roman" w:hAnsi="Times New Roman" w:eastAsia="宋体"/>
+                <w:b/>
+                <w:sz w:val="21"/>
+              </w:rPr>
+            </w:r>
+            <w:r>
+              <w:rPr>
+                <w:rFonts w:ascii="Times New Roman" w:hAnsi="Times New Roman" w:eastAsia="宋体"/>
+                <w:b/>
+                <w:sz w:val="21"/>
+              </w:rPr>
+            </w:r>
+            <w:r>
+              <w:rPr>
+                <w:rFonts w:ascii="Times New Roman" w:hAnsi="Times New Roman" w:eastAsia="宋体"/>
+                <w:b/>
+                <w:sz w:val="21"/>
+              </w:rPr>
+            </w:r>
+            <w:r>
+              <w:rPr>
+                <w:rFonts w:ascii="Times New Roman" w:hAnsi="Times New Roman" w:eastAsia="宋体"/>
+                <w:b/>
+                <w:sz w:val="21"/>
+              </w:rPr>
+            </w:r>
+            <w:r>
+              <w:rPr>
+                <w:rFonts w:ascii="Times New Roman" w:hAnsi="Times New Roman" w:eastAsia="宋体"/>
+                <w:b/>
+                <w:sz w:val="21"/>
+              </w:rPr>
+            </w:r>
+            <w:r>
+              <w:rPr>
+                <w:rFonts w:ascii="Times New Roman" w:hAnsi="Times New Roman" w:eastAsia="宋体"/>
+                <w:b/>
+                <w:sz w:val="21"/>
+              </w:rPr>
+              <w:t>ERP供应链全流程模拟</w:t>
             </w:r>
           </w:p>
         </w:tc>
@@ -2062,7 +5998,175 @@
                 <w:bCs/>
                 <w:sz w:val="21"/>
               </w:rPr>
-              <w:t>课程实验・账套主管</w:t>
+            </w:r>
+            <w:r>
+              <w:rPr>
+                <w:rFonts w:ascii="Times New Roman" w:hAnsi="Times New Roman" w:eastAsia="宋体"/>
+                <w:b/>
+                <w:sz w:val="21"/>
+              </w:rPr>
+            </w:r>
+            <w:r>
+              <w:rPr>
+                <w:rFonts w:ascii="Times New Roman" w:hAnsi="Times New Roman" w:eastAsia="宋体"/>
+                <w:b/>
+                <w:sz w:val="21"/>
+              </w:rPr>
+            </w:r>
+            <w:r>
+              <w:rPr>
+                <w:rFonts w:ascii="Times New Roman" w:hAnsi="Times New Roman" w:eastAsia="宋体"/>
+                <w:b/>
+                <w:sz w:val="21"/>
+              </w:rPr>
+            </w:r>
+            <w:r>
+              <w:rPr>
+                <w:rFonts w:ascii="Times New Roman" w:hAnsi="Times New Roman" w:eastAsia="宋体"/>
+                <w:b/>
+                <w:sz w:val="21"/>
+              </w:rPr>
+            </w:r>
+            <w:r>
+              <w:rPr>
+                <w:rFonts w:ascii="Times New Roman" w:hAnsi="Times New Roman" w:eastAsia="宋体"/>
+                <w:b/>
+                <w:sz w:val="21"/>
+              </w:rPr>
+            </w:r>
+            <w:r>
+              <w:rPr>
+                <w:rFonts w:ascii="Times New Roman" w:hAnsi="Times New Roman" w:eastAsia="宋体"/>
+                <w:b/>
+                <w:sz w:val="21"/>
+              </w:rPr>
+            </w:r>
+            <w:r>
+              <w:rPr>
+                <w:rFonts w:ascii="Times New Roman" w:hAnsi="Times New Roman" w:eastAsia="宋体"/>
+                <w:b/>
+                <w:sz w:val="21"/>
+              </w:rPr>
+            </w:r>
+            <w:r>
+              <w:rPr>
+                <w:rFonts w:ascii="Times New Roman" w:hAnsi="Times New Roman" w:eastAsia="宋体"/>
+                <w:b/>
+                <w:sz w:val="21"/>
+              </w:rPr>
+            </w:r>
+            <w:r>
+              <w:rPr>
+                <w:rFonts w:ascii="Times New Roman" w:hAnsi="Times New Roman" w:eastAsia="宋体"/>
+                <w:b/>
+                <w:sz w:val="21"/>
+              </w:rPr>
+            </w:r>
+            <w:r>
+              <w:rPr>
+                <w:rFonts w:ascii="Times New Roman" w:hAnsi="Times New Roman" w:eastAsia="宋体"/>
+                <w:b/>
+                <w:sz w:val="21"/>
+              </w:rPr>
+            </w:r>
+            <w:r>
+              <w:rPr>
+                <w:rFonts w:ascii="Times New Roman" w:hAnsi="Times New Roman" w:eastAsia="宋体"/>
+                <w:b/>
+                <w:sz w:val="21"/>
+              </w:rPr>
+            </w:r>
+            <w:r>
+              <w:rPr>
+                <w:rFonts w:ascii="Times New Roman" w:hAnsi="Times New Roman" w:eastAsia="宋体"/>
+                <w:b/>
+                <w:sz w:val="21"/>
+              </w:rPr>
+            </w:r>
+            <w:r>
+              <w:rPr>
+                <w:rFonts w:ascii="Times New Roman" w:hAnsi="Times New Roman" w:eastAsia="宋体"/>
+                <w:b/>
+                <w:sz w:val="21"/>
+              </w:rPr>
+            </w:r>
+            <w:r>
+              <w:rPr>
+                <w:rFonts w:ascii="Times New Roman" w:hAnsi="Times New Roman" w:eastAsia="宋体"/>
+                <w:b/>
+                <w:sz w:val="21"/>
+              </w:rPr>
+            </w:r>
+            <w:r>
+              <w:rPr>
+                <w:rFonts w:ascii="Times New Roman" w:hAnsi="Times New Roman" w:eastAsia="宋体"/>
+                <w:b/>
+                <w:sz w:val="21"/>
+              </w:rPr>
+            </w:r>
+            <w:r>
+              <w:rPr>
+                <w:rFonts w:ascii="Times New Roman" w:hAnsi="Times New Roman" w:eastAsia="宋体"/>
+                <w:b/>
+                <w:sz w:val="21"/>
+              </w:rPr>
+            </w:r>
+            <w:r>
+              <w:rPr>
+                <w:rFonts w:ascii="Times New Roman" w:hAnsi="Times New Roman" w:eastAsia="宋体"/>
+                <w:b/>
+                <w:sz w:val="21"/>
+              </w:rPr>
+            </w:r>
+            <w:r>
+              <w:rPr>
+                <w:rFonts w:ascii="Times New Roman" w:hAnsi="Times New Roman" w:eastAsia="宋体"/>
+                <w:b/>
+                <w:sz w:val="21"/>
+              </w:rPr>
+            </w:r>
+            <w:r>
+              <w:rPr>
+                <w:rFonts w:ascii="Times New Roman" w:hAnsi="Times New Roman" w:eastAsia="宋体"/>
+                <w:b/>
+                <w:sz w:val="21"/>
+              </w:rPr>
+            </w:r>
+            <w:r>
+              <w:rPr>
+                <w:rFonts w:ascii="Times New Roman" w:hAnsi="Times New Roman" w:eastAsia="宋体"/>
+                <w:b/>
+                <w:sz w:val="21"/>
+              </w:rPr>
+            </w:r>
+            <w:r>
+              <w:rPr>
+                <w:rFonts w:ascii="Times New Roman" w:hAnsi="Times New Roman" w:eastAsia="宋体"/>
+                <w:b/>
+                <w:sz w:val="21"/>
+              </w:rPr>
+            </w:r>
+            <w:r>
+              <w:rPr>
+                <w:rFonts w:ascii="Times New Roman" w:hAnsi="Times New Roman" w:eastAsia="宋体"/>
+                <w:b/>
+                <w:sz w:val="21"/>
+              </w:rPr>
+            </w:r>
+            <w:r>
+              <w:rPr>
+                <w:rFonts w:ascii="Times New Roman" w:hAnsi="Times New Roman" w:eastAsia="宋体"/>
+                <w:b/>
+                <w:sz w:val="21"/>
+              </w:rPr>
+            </w:r>
+            <w:r>
+              <w:rPr>
+                <w:rFonts w:ascii="Times New Roman" w:hAnsi="Times New Roman" w:eastAsia="宋体"/>
+                <w:b/>
+                <w:sz w:val="21"/>
+              </w:rPr>
+              <w:t>课程实验项目（账套主管）</w:t>
             </w:r>
           </w:p>
         </w:tc>
@@ -2094,7 +6198,175 @@
                 <w:bCs/>
                 <w:sz w:val="21"/>
               </w:rPr>
-              <w:t>2025.03-2025.07</w:t>
+            </w:r>
+            <w:r>
+              <w:rPr>
+                <w:rFonts w:ascii="Times New Roman" w:hAnsi="Times New Roman" w:eastAsia="宋体"/>
+                <w:b/>
+                <w:sz w:val="21"/>
+              </w:rPr>
+            </w:r>
+            <w:r>
+              <w:rPr>
+                <w:rFonts w:ascii="Times New Roman" w:hAnsi="Times New Roman" w:eastAsia="宋体"/>
+                <w:b/>
+                <w:sz w:val="21"/>
+              </w:rPr>
+            </w:r>
+            <w:r>
+              <w:rPr>
+                <w:rFonts w:ascii="Times New Roman" w:hAnsi="Times New Roman" w:eastAsia="宋体"/>
+                <w:b/>
+                <w:sz w:val="21"/>
+              </w:rPr>
+            </w:r>
+            <w:r>
+              <w:rPr>
+                <w:rFonts w:ascii="Times New Roman" w:hAnsi="Times New Roman" w:eastAsia="宋体"/>
+                <w:b/>
+                <w:sz w:val="21"/>
+              </w:rPr>
+            </w:r>
+            <w:r>
+              <w:rPr>
+                <w:rFonts w:ascii="Times New Roman" w:hAnsi="Times New Roman" w:eastAsia="宋体"/>
+                <w:b/>
+                <w:sz w:val="21"/>
+              </w:rPr>
+            </w:r>
+            <w:r>
+              <w:rPr>
+                <w:rFonts w:ascii="Times New Roman" w:hAnsi="Times New Roman" w:eastAsia="宋体"/>
+                <w:b/>
+                <w:sz w:val="21"/>
+              </w:rPr>
+            </w:r>
+            <w:r>
+              <w:rPr>
+                <w:rFonts w:ascii="Times New Roman" w:hAnsi="Times New Roman" w:eastAsia="宋体"/>
+                <w:b/>
+                <w:sz w:val="21"/>
+              </w:rPr>
+            </w:r>
+            <w:r>
+              <w:rPr>
+                <w:rFonts w:ascii="Times New Roman" w:hAnsi="Times New Roman" w:eastAsia="宋体"/>
+                <w:b/>
+                <w:sz w:val="21"/>
+              </w:rPr>
+            </w:r>
+            <w:r>
+              <w:rPr>
+                <w:rFonts w:ascii="Times New Roman" w:hAnsi="Times New Roman" w:eastAsia="宋体"/>
+                <w:b/>
+                <w:sz w:val="21"/>
+              </w:rPr>
+            </w:r>
+            <w:r>
+              <w:rPr>
+                <w:rFonts w:ascii="Times New Roman" w:hAnsi="Times New Roman" w:eastAsia="宋体"/>
+                <w:b/>
+                <w:sz w:val="21"/>
+              </w:rPr>
+            </w:r>
+            <w:r>
+              <w:rPr>
+                <w:rFonts w:ascii="Times New Roman" w:hAnsi="Times New Roman" w:eastAsia="宋体"/>
+                <w:b/>
+                <w:sz w:val="21"/>
+              </w:rPr>
+            </w:r>
+            <w:r>
+              <w:rPr>
+                <w:rFonts w:ascii="Times New Roman" w:hAnsi="Times New Roman" w:eastAsia="宋体"/>
+                <w:b/>
+                <w:sz w:val="21"/>
+              </w:rPr>
+            </w:r>
+            <w:r>
+              <w:rPr>
+                <w:rFonts w:ascii="Times New Roman" w:hAnsi="Times New Roman" w:eastAsia="宋体"/>
+                <w:b/>
+                <w:sz w:val="21"/>
+              </w:rPr>
+            </w:r>
+            <w:r>
+              <w:rPr>
+                <w:rFonts w:ascii="Times New Roman" w:hAnsi="Times New Roman" w:eastAsia="宋体"/>
+                <w:b/>
+                <w:sz w:val="21"/>
+              </w:rPr>
+            </w:r>
+            <w:r>
+              <w:rPr>
+                <w:rFonts w:ascii="Times New Roman" w:hAnsi="Times New Roman" w:eastAsia="宋体"/>
+                <w:b/>
+                <w:sz w:val="21"/>
+              </w:rPr>
+            </w:r>
+            <w:r>
+              <w:rPr>
+                <w:rFonts w:ascii="Times New Roman" w:hAnsi="Times New Roman" w:eastAsia="宋体"/>
+                <w:b/>
+                <w:sz w:val="21"/>
+              </w:rPr>
+            </w:r>
+            <w:r>
+              <w:rPr>
+                <w:rFonts w:ascii="Times New Roman" w:hAnsi="Times New Roman" w:eastAsia="宋体"/>
+                <w:b/>
+                <w:sz w:val="21"/>
+              </w:rPr>
+            </w:r>
+            <w:r>
+              <w:rPr>
+                <w:rFonts w:ascii="Times New Roman" w:hAnsi="Times New Roman" w:eastAsia="宋体"/>
+                <w:b/>
+                <w:sz w:val="21"/>
+              </w:rPr>
+            </w:r>
+            <w:r>
+              <w:rPr>
+                <w:rFonts w:ascii="Times New Roman" w:hAnsi="Times New Roman" w:eastAsia="宋体"/>
+                <w:b/>
+                <w:sz w:val="21"/>
+              </w:rPr>
+            </w:r>
+            <w:r>
+              <w:rPr>
+                <w:rFonts w:ascii="Times New Roman" w:hAnsi="Times New Roman" w:eastAsia="宋体"/>
+                <w:b/>
+                <w:sz w:val="21"/>
+              </w:rPr>
+            </w:r>
+            <w:r>
+              <w:rPr>
+                <w:rFonts w:ascii="Times New Roman" w:hAnsi="Times New Roman" w:eastAsia="宋体"/>
+                <w:b/>
+                <w:sz w:val="21"/>
+              </w:rPr>
+            </w:r>
+            <w:r>
+              <w:rPr>
+                <w:rFonts w:ascii="Times New Roman" w:hAnsi="Times New Roman" w:eastAsia="宋体"/>
+                <w:b/>
+                <w:sz w:val="21"/>
+              </w:rPr>
+            </w:r>
+            <w:r>
+              <w:rPr>
+                <w:rFonts w:ascii="Times New Roman" w:hAnsi="Times New Roman" w:eastAsia="宋体"/>
+                <w:b/>
+                <w:sz w:val="21"/>
+              </w:rPr>
+            </w:r>
+            <w:r>
+              <w:rPr>
+                <w:rFonts w:ascii="Times New Roman" w:hAnsi="Times New Roman" w:eastAsia="宋体"/>
+                <w:b/>
+                <w:sz w:val="21"/>
+              </w:rPr>
+              <w:t>2025.09—2025.12</w:t>
             </w:r>
           </w:p>
         </w:tc>
@@ -2167,21 +6439,187 @@
                 <w:rFonts w:ascii="Times New Roman" w:eastAsia="宋体" w:hAnsi="Times New Roman" w:cs="宋体"/>
                 <w:sz w:val="21"/>
               </w:rPr>
-              <w:t>全流程实操：以账套主管角色使用用友</w:t>
             </w:r>
             <w:r>
               <w:rPr>
                 <w:rFonts w:ascii="Times New Roman" w:eastAsia="宋体" w:hAnsi="Times New Roman" w:cs="宋体" w:hint="default"/>
                 <w:sz w:val="21"/>
               </w:rPr>
-              <w:t>U8+</w:t>
             </w:r>
             <w:r>
               <w:rPr>
                 <w:rFonts w:ascii="Times New Roman" w:eastAsia="宋体" w:hAnsi="Times New Roman" w:cs="宋体"/>
                 <w:sz w:val="21"/>
               </w:rPr>
-              <w:t>，以模拟箱包贸易企业为对象，独立完成采购订单→到货入库→销售订单→发货出库→库存调拨→盘点→存货核算→收付款凭证全流程操作</w:t>
+            </w:r>
+            <w:r>
+              <w:rPr>
+                <w:rFonts w:ascii="Times New Roman" w:hAnsi="Times New Roman" w:eastAsia="宋体"/>
+                <w:b w:val="0"/>
+                <w:sz w:val="21"/>
+              </w:rPr>
+            </w:r>
+            <w:r>
+              <w:rPr>
+                <w:rFonts w:ascii="Times New Roman" w:hAnsi="Times New Roman" w:eastAsia="宋体"/>
+                <w:b w:val="0"/>
+                <w:sz w:val="21"/>
+              </w:rPr>
+            </w:r>
+            <w:r>
+              <w:rPr>
+                <w:rFonts w:ascii="Times New Roman" w:hAnsi="Times New Roman" w:eastAsia="宋体"/>
+                <w:b w:val="0"/>
+                <w:sz w:val="21"/>
+              </w:rPr>
+            </w:r>
+            <w:r>
+              <w:rPr>
+                <w:rFonts w:ascii="Times New Roman" w:hAnsi="Times New Roman" w:eastAsia="宋体"/>
+                <w:b w:val="0"/>
+                <w:sz w:val="21"/>
+              </w:rPr>
+            </w:r>
+            <w:r>
+              <w:rPr>
+                <w:rFonts w:ascii="Times New Roman" w:hAnsi="Times New Roman" w:eastAsia="宋体"/>
+                <w:b w:val="0"/>
+                <w:sz w:val="21"/>
+              </w:rPr>
+            </w:r>
+            <w:r>
+              <w:rPr>
+                <w:rFonts w:ascii="Times New Roman" w:hAnsi="Times New Roman" w:eastAsia="宋体"/>
+                <w:b w:val="0"/>
+                <w:sz w:val="21"/>
+              </w:rPr>
+            </w:r>
+            <w:r>
+              <w:rPr>
+                <w:rFonts w:ascii="Times New Roman" w:hAnsi="Times New Roman" w:eastAsia="宋体"/>
+                <w:b w:val="0"/>
+                <w:sz w:val="21"/>
+              </w:rPr>
+            </w:r>
+            <w:r>
+              <w:rPr>
+                <w:rFonts w:ascii="Times New Roman" w:hAnsi="Times New Roman" w:eastAsia="宋体"/>
+                <w:b w:val="0"/>
+                <w:sz w:val="21"/>
+              </w:rPr>
+            </w:r>
+            <w:r>
+              <w:rPr>
+                <w:rFonts w:ascii="Times New Roman" w:hAnsi="Times New Roman" w:eastAsia="宋体"/>
+                <w:b w:val="0"/>
+                <w:sz w:val="21"/>
+              </w:rPr>
+            </w:r>
+            <w:r>
+              <w:rPr>
+                <w:rFonts w:ascii="Times New Roman" w:hAnsi="Times New Roman" w:eastAsia="宋体"/>
+                <w:b w:val="0"/>
+                <w:sz w:val="21"/>
+              </w:rPr>
+            </w:r>
+            <w:r>
+              <w:rPr>
+                <w:rFonts w:ascii="Times New Roman" w:hAnsi="Times New Roman" w:eastAsia="宋体"/>
+                <w:b w:val="0"/>
+                <w:sz w:val="21"/>
+              </w:rPr>
+            </w:r>
+            <w:r>
+              <w:rPr>
+                <w:rFonts w:ascii="Times New Roman" w:hAnsi="Times New Roman" w:eastAsia="宋体"/>
+                <w:b w:val="0"/>
+                <w:sz w:val="21"/>
+              </w:rPr>
+            </w:r>
+            <w:r>
+              <w:rPr>
+                <w:rFonts w:ascii="Times New Roman" w:hAnsi="Times New Roman" w:eastAsia="宋体"/>
+                <w:b w:val="0"/>
+                <w:sz w:val="21"/>
+              </w:rPr>
+            </w:r>
+            <w:r>
+              <w:rPr>
+                <w:rFonts w:ascii="Times New Roman" w:hAnsi="Times New Roman" w:eastAsia="宋体"/>
+                <w:b w:val="0"/>
+                <w:sz w:val="21"/>
+              </w:rPr>
+            </w:r>
+            <w:r>
+              <w:rPr>
+                <w:rFonts w:ascii="Times New Roman" w:hAnsi="Times New Roman" w:eastAsia="宋体"/>
+                <w:b w:val="0"/>
+                <w:sz w:val="21"/>
+              </w:rPr>
+            </w:r>
+            <w:r>
+              <w:rPr>
+                <w:rFonts w:ascii="Times New Roman" w:hAnsi="Times New Roman" w:eastAsia="宋体"/>
+                <w:b w:val="0"/>
+                <w:sz w:val="21"/>
+              </w:rPr>
+            </w:r>
+            <w:r>
+              <w:rPr>
+                <w:rFonts w:ascii="Times New Roman" w:hAnsi="Times New Roman" w:eastAsia="宋体"/>
+                <w:b w:val="0"/>
+                <w:sz w:val="21"/>
+              </w:rPr>
+            </w:r>
+            <w:r>
+              <w:rPr>
+                <w:rFonts w:ascii="Times New Roman" w:hAnsi="Times New Roman" w:eastAsia="宋体"/>
+                <w:b w:val="0"/>
+                <w:sz w:val="21"/>
+              </w:rPr>
+            </w:r>
+            <w:r>
+              <w:rPr>
+                <w:rFonts w:ascii="Times New Roman" w:hAnsi="Times New Roman" w:eastAsia="宋体"/>
+                <w:b w:val="0"/>
+                <w:sz w:val="21"/>
+              </w:rPr>
+            </w:r>
+            <w:r>
+              <w:rPr>
+                <w:rFonts w:ascii="Times New Roman" w:hAnsi="Times New Roman" w:eastAsia="宋体"/>
+                <w:b w:val="0"/>
+                <w:sz w:val="21"/>
+              </w:rPr>
+            </w:r>
+            <w:r>
+              <w:rPr>
+                <w:rFonts w:ascii="Times New Roman" w:hAnsi="Times New Roman" w:eastAsia="宋体"/>
+                <w:b w:val="0"/>
+                <w:sz w:val="21"/>
+              </w:rPr>
+            </w:r>
+            <w:r>
+              <w:rPr>
+                <w:rFonts w:ascii="Times New Roman" w:hAnsi="Times New Roman" w:eastAsia="宋体"/>
+                <w:b w:val="0"/>
+                <w:sz w:val="21"/>
+              </w:rPr>
+            </w:r>
+            <w:r>
+              <w:rPr>
+                <w:rFonts w:ascii="Times New Roman" w:hAnsi="Times New Roman" w:eastAsia="宋体"/>
+                <w:b w:val="0"/>
+                <w:sz w:val="21"/>
+              </w:rPr>
+            </w:r>
+            <w:r>
+              <w:rPr>
+                <w:rFonts w:ascii="Times New Roman" w:hAnsi="Times New Roman" w:eastAsia="宋体"/>
+                <w:b w:val="0"/>
+                <w:sz w:val="21"/>
+              </w:rPr>
+              <w:t>全流程操作：在用友U8上以账套主管走完采购订单→到货入库→销售订单→发货出库→库存调拨→盘点→存货核算→收付款凭证</w:t>
             </w:r>
           </w:p>
           <w:p>
@@ -2201,186 +6639,189 @@
                 <w:rFonts w:ascii="Times New Roman" w:eastAsia="宋体" w:hAnsi="Times New Roman" w:cs="宋体"/>
                 <w:sz w:val="21"/>
               </w:rPr>
-              <w:t>模块联动：掌握采购、销售、库存、存货、财务五大模块间的数据流转与单据联动逻辑，理解</w:t>
             </w:r>
             <w:r>
               <w:rPr>
                 <w:rFonts w:ascii="Times New Roman" w:eastAsia="宋体" w:hAnsi="Times New Roman" w:cs="宋体" w:hint="default"/>
                 <w:sz w:val="21"/>
               </w:rPr>
-              <w:t>ERP</w:t>
             </w:r>
             <w:r>
               <w:rPr>
                 <w:rFonts w:ascii="Times New Roman" w:eastAsia="宋体" w:hAnsi="Times New Roman" w:cs="宋体"/>
                 <w:sz w:val="21"/>
               </w:rPr>
-              <w:t>系统中供应链业务从订单到核算的标准化运作机制</w:t>
+            </w:r>
+            <w:r>
+              <w:rPr>
+                <w:rFonts w:ascii="Times New Roman" w:hAnsi="Times New Roman" w:eastAsia="宋体"/>
+                <w:b w:val="0"/>
+                <w:sz w:val="21"/>
+              </w:rPr>
+            </w:r>
+            <w:r>
+              <w:rPr>
+                <w:rFonts w:ascii="Times New Roman" w:hAnsi="Times New Roman" w:eastAsia="宋体"/>
+                <w:b w:val="0"/>
+                <w:sz w:val="21"/>
+              </w:rPr>
+            </w:r>
+            <w:r>
+              <w:rPr>
+                <w:rFonts w:ascii="Times New Roman" w:hAnsi="Times New Roman" w:eastAsia="宋体"/>
+                <w:b w:val="0"/>
+                <w:sz w:val="21"/>
+              </w:rPr>
+            </w:r>
+            <w:r>
+              <w:rPr>
+                <w:rFonts w:ascii="Times New Roman" w:hAnsi="Times New Roman" w:eastAsia="宋体"/>
+                <w:b w:val="0"/>
+                <w:sz w:val="21"/>
+              </w:rPr>
+            </w:r>
+            <w:r>
+              <w:rPr>
+                <w:rFonts w:ascii="Times New Roman" w:hAnsi="Times New Roman" w:eastAsia="宋体"/>
+                <w:b w:val="0"/>
+                <w:sz w:val="21"/>
+              </w:rPr>
+            </w:r>
+            <w:r>
+              <w:rPr>
+                <w:rFonts w:ascii="Times New Roman" w:hAnsi="Times New Roman" w:eastAsia="宋体"/>
+                <w:b w:val="0"/>
+                <w:sz w:val="21"/>
+              </w:rPr>
+            </w:r>
+            <w:r>
+              <w:rPr>
+                <w:rFonts w:ascii="Times New Roman" w:hAnsi="Times New Roman" w:eastAsia="宋体"/>
+                <w:b w:val="0"/>
+                <w:sz w:val="21"/>
+              </w:rPr>
+            </w:r>
+            <w:r>
+              <w:rPr>
+                <w:rFonts w:ascii="Times New Roman" w:hAnsi="Times New Roman" w:eastAsia="宋体"/>
+                <w:b w:val="0"/>
+                <w:sz w:val="21"/>
+              </w:rPr>
+            </w:r>
+            <w:r>
+              <w:rPr>
+                <w:rFonts w:ascii="Times New Roman" w:hAnsi="Times New Roman" w:eastAsia="宋体"/>
+                <w:b w:val="0"/>
+                <w:sz w:val="21"/>
+              </w:rPr>
+            </w:r>
+            <w:r>
+              <w:rPr>
+                <w:rFonts w:ascii="Times New Roman" w:hAnsi="Times New Roman" w:eastAsia="宋体"/>
+                <w:b w:val="0"/>
+                <w:sz w:val="21"/>
+              </w:rPr>
+            </w:r>
+            <w:r>
+              <w:rPr>
+                <w:rFonts w:ascii="Times New Roman" w:hAnsi="Times New Roman" w:eastAsia="宋体"/>
+                <w:b w:val="0"/>
+                <w:sz w:val="21"/>
+              </w:rPr>
+            </w:r>
+            <w:r>
+              <w:rPr>
+                <w:rFonts w:ascii="Times New Roman" w:hAnsi="Times New Roman" w:eastAsia="宋体"/>
+                <w:b w:val="0"/>
+                <w:sz w:val="21"/>
+              </w:rPr>
+            </w:r>
+            <w:r>
+              <w:rPr>
+                <w:rFonts w:ascii="Times New Roman" w:hAnsi="Times New Roman" w:eastAsia="宋体"/>
+                <w:b w:val="0"/>
+                <w:sz w:val="21"/>
+              </w:rPr>
+            </w:r>
+            <w:r>
+              <w:rPr>
+                <w:rFonts w:ascii="Times New Roman" w:hAnsi="Times New Roman" w:eastAsia="宋体"/>
+                <w:b w:val="0"/>
+                <w:sz w:val="21"/>
+              </w:rPr>
+            </w:r>
+            <w:r>
+              <w:rPr>
+                <w:rFonts w:ascii="Times New Roman" w:hAnsi="Times New Roman" w:eastAsia="宋体"/>
+                <w:b w:val="0"/>
+                <w:sz w:val="21"/>
+              </w:rPr>
+            </w:r>
+            <w:r>
+              <w:rPr>
+                <w:rFonts w:ascii="Times New Roman" w:hAnsi="Times New Roman" w:eastAsia="宋体"/>
+                <w:b w:val="0"/>
+                <w:sz w:val="21"/>
+              </w:rPr>
+            </w:r>
+            <w:r>
+              <w:rPr>
+                <w:rFonts w:ascii="Times New Roman" w:hAnsi="Times New Roman" w:eastAsia="宋体"/>
+                <w:b w:val="0"/>
+                <w:sz w:val="21"/>
+              </w:rPr>
+            </w:r>
+            <w:r>
+              <w:rPr>
+                <w:rFonts w:ascii="Times New Roman" w:hAnsi="Times New Roman" w:eastAsia="宋体"/>
+                <w:b w:val="0"/>
+                <w:sz w:val="21"/>
+              </w:rPr>
+            </w:r>
+            <w:r>
+              <w:rPr>
+                <w:rFonts w:ascii="Times New Roman" w:hAnsi="Times New Roman" w:eastAsia="宋体"/>
+                <w:b w:val="0"/>
+                <w:sz w:val="21"/>
+              </w:rPr>
+            </w:r>
+            <w:r>
+              <w:rPr>
+                <w:rFonts w:ascii="Times New Roman" w:hAnsi="Times New Roman" w:eastAsia="宋体"/>
+                <w:b w:val="0"/>
+                <w:sz w:val="21"/>
+              </w:rPr>
+            </w:r>
+            <w:r>
+              <w:rPr>
+                <w:rFonts w:ascii="Times New Roman" w:hAnsi="Times New Roman" w:eastAsia="宋体"/>
+                <w:b w:val="0"/>
+                <w:sz w:val="21"/>
+              </w:rPr>
+            </w:r>
+            <w:r>
+              <w:rPr>
+                <w:rFonts w:ascii="Times New Roman" w:hAnsi="Times New Roman" w:eastAsia="宋体"/>
+                <w:b w:val="0"/>
+                <w:sz w:val="21"/>
+              </w:rPr>
+            </w:r>
+            <w:r>
+              <w:rPr>
+                <w:rFonts w:ascii="Times New Roman" w:hAnsi="Times New Roman" w:eastAsia="宋体"/>
+                <w:b w:val="0"/>
+                <w:sz w:val="21"/>
+              </w:rPr>
+            </w:r>
+            <w:r>
+              <w:rPr>
+                <w:rFonts w:ascii="Times New Roman" w:hAnsi="Times New Roman" w:eastAsia="宋体"/>
+                <w:b w:val="0"/>
+                <w:sz w:val="21"/>
+              </w:rPr>
+              <w:t>流程复盘：理清五个模块的单据流转与数据生成节点，定位入库验收、调拨是库存账实不符的高发环节</w:t>
             </w:r>
           </w:p>
-        </w:tc>
-      </w:tr>
-      <w:tr>
-        <w:trPr>
-          <w:gridAfter w:val="1"/>
-          <w:wAfter w:w="880" w:type="dxa"/>
-          <w:jc w:val="center"/>
-        </w:trPr>
-        <w:tc>
-          <w:tcPr>
-            <w:tcW w:w="695" w:type="dxa"/>
-            <w:tcBorders>
-              <w:top w:val="nil"/>
-              <w:left w:val="nil"/>
-              <w:bottom w:val="nil"/>
-              <w:right w:val="nil"/>
-            </w:tcBorders>
-            <w:tcMar>
-              <w:top w:w="0" w:type="dxa"/>
-              <w:left w:w="113" w:type="dxa"/>
-              <w:bottom w:w="0" w:type="dxa"/>
-              <w:right w:w="85" w:type="dxa"/>
-            </w:tcMar>
-            <w:vAlign w:val="center"/>
-          </w:tcPr>
-          <w:p>
-            <w:pPr>
-              <w:spacing w:line="290" w:lineRule="atLeast"/>
-              <w:rPr>
-                <w:rFonts w:ascii="Times New Roman" w:hAnsi="Times New Roman" w:hint="default"/>
-                <w:sz w:val="21"/>
-              </w:rPr>
-            </w:pPr>
-          </w:p>
-        </w:tc>
-        <w:tc>
-          <w:tcPr>
-            <w:tcW w:w="4600" w:type="dxa"/>
-            <w:gridSpan w:val="2"/>
-            <w:tcBorders>
-              <w:top w:val="nil"/>
-              <w:left w:val="nil"/>
-              <w:bottom w:val="nil"/>
-              <w:right w:val="nil"/>
-            </w:tcBorders>
-            <w:tcMar>
-              <w:top w:w="0" w:type="dxa"/>
-              <w:left w:w="85" w:type="dxa"/>
-              <w:bottom w:w="0" w:type="dxa"/>
-              <w:right w:w="85" w:type="dxa"/>
-            </w:tcMar>
-            <w:vAlign w:val="center"/>
-          </w:tcPr>
-          <w:p>
-            <w:pPr>
-              <w:spacing w:line="290" w:lineRule="atLeast"/>
-              <w:rPr>
-                <w:rFonts w:ascii="Times New Roman" w:eastAsia="宋体" w:hAnsi="Times New Roman" w:cs="宋体"/>
-                <w:b/>
-                <w:bCs/>
-                <w:sz w:val="21"/>
-              </w:rPr>
-            </w:pPr>
-          </w:p>
-        </w:tc>
-        <w:tc>
-          <w:tcPr>
-            <w:tcW w:w="2693" w:type="dxa"/>
-            <w:tcBorders>
-              <w:top w:val="nil"/>
-              <w:left w:val="nil"/>
-              <w:bottom w:val="nil"/>
-              <w:right w:val="nil"/>
-            </w:tcBorders>
-            <w:vAlign w:val="center"/>
-          </w:tcPr>
-          <w:p>
-            <w:pPr>
-              <w:spacing w:line="290" w:lineRule="atLeast"/>
-              <w:rPr>
-                <w:rFonts w:ascii="Times New Roman" w:eastAsia="宋体" w:hAnsi="Times New Roman" w:cs="宋体"/>
-                <w:b/>
-                <w:bCs/>
-                <w:sz w:val="21"/>
-              </w:rPr>
-            </w:pPr>
-          </w:p>
-        </w:tc>
-        <w:tc>
-          <w:tcPr>
-            <w:tcW w:w="2755" w:type="dxa"/>
-            <w:tcBorders>
-              <w:top w:val="nil"/>
-              <w:left w:val="nil"/>
-              <w:bottom w:val="nil"/>
-              <w:right w:val="nil"/>
-            </w:tcBorders>
-            <w:vAlign w:val="center"/>
-          </w:tcPr>
-          <w:p>
-            <w:pPr>
-              <w:spacing w:line="290" w:lineRule="atLeast"/>
-              <w:rPr>
-                <w:rFonts w:ascii="Times New Roman" w:eastAsia="宋体" w:hAnsi="Times New Roman" w:cs="宋体"/>
-                <w:b/>
-                <w:bCs/>
-                <w:sz w:val="21"/>
-              </w:rPr>
-            </w:pPr>
-          </w:p>
-        </w:tc>
-      </w:tr>
-      <w:tr>
-        <w:trPr>
-          <w:gridAfter w:val="1"/>
-          <w:wAfter w:w="880" w:type="dxa"/>
-          <w:jc w:val="center"/>
-        </w:trPr>
-        <w:tc>
-          <w:tcPr>
-            <w:tcW w:w="695" w:type="dxa"/>
-            <w:tcBorders>
-              <w:top w:val="nil"/>
-              <w:left w:val="nil"/>
-              <w:bottom w:val="nil"/>
-              <w:right w:val="nil"/>
-            </w:tcBorders>
-            <w:tcMar>
-              <w:top w:w="0" w:type="dxa"/>
-              <w:left w:w="113" w:type="dxa"/>
-              <w:bottom w:w="0" w:type="dxa"/>
-              <w:right w:w="85" w:type="dxa"/>
-            </w:tcMar>
-            <w:vAlign w:val="center"/>
-          </w:tcPr>
-          <w:p>
-            <w:pPr>
-              <w:spacing w:line="290" w:lineRule="atLeast"/>
-              <w:rPr>
-                <w:rFonts w:ascii="Times New Roman" w:hAnsi="Times New Roman" w:hint="default"/>
-                <w:sz w:val="21"/>
-              </w:rPr>
-            </w:pPr>
-          </w:p>
-        </w:tc>
-        <w:tc>
-          <w:tcPr>
-            <w:tcW w:w="10048" w:type="dxa"/>
-            <w:gridSpan w:val="4"/>
-            <w:tcBorders>
-              <w:top w:val="nil"/>
-              <w:left w:val="nil"/>
-              <w:bottom w:val="nil"/>
-              <w:right w:val="nil"/>
-            </w:tcBorders>
-            <w:tcMar>
-              <w:top w:w="0" w:type="dxa"/>
-              <w:left w:w="85" w:type="dxa"/>
-              <w:bottom w:w="0" w:type="dxa"/>
-              <w:right w:w="85" w:type="dxa"/>
-            </w:tcMar>
-            <w:vAlign w:val="center"/>
-          </w:tcPr>
           <w:p>
             <w:pPr>
               <w:numPr>
@@ -2389,10 +6830,109 @@
               </w:numPr>
               <w:spacing w:line="290" w:lineRule="atLeast"/>
               <w:rPr>
-                <w:rFonts w:ascii="Times New Roman" w:eastAsia="宋体" w:hAnsi="Times New Roman" w:cs="宋体"/>
+                <w:rFonts w:ascii="Times New Roman" w:eastAsia="宋体" w:hAnsi="Times New Roman" w:cs="宋体" w:hint="default"/>
                 <w:sz w:val="21"/>
               </w:rPr>
             </w:pPr>
+            <w:r>
+              <w:rPr>
+                <w:rFonts w:ascii="Times New Roman" w:hAnsi="Times New Roman" w:eastAsia="宋体"/>
+                <w:b w:val="0"/>
+                <w:sz w:val="21"/>
+              </w:rPr>
+            </w:r>
+            <w:r>
+              <w:rPr>
+                <w:rFonts w:ascii="Times New Roman" w:hAnsi="Times New Roman" w:eastAsia="宋体"/>
+                <w:b w:val="0"/>
+                <w:sz w:val="21"/>
+              </w:rPr>
+            </w:r>
+            <w:r>
+              <w:rPr>
+                <w:rFonts w:ascii="Times New Roman" w:hAnsi="Times New Roman" w:eastAsia="宋体"/>
+                <w:b w:val="0"/>
+                <w:sz w:val="21"/>
+              </w:rPr>
+            </w:r>
+            <w:r>
+              <w:rPr>
+                <w:rFonts w:ascii="Times New Roman" w:hAnsi="Times New Roman" w:eastAsia="宋体"/>
+                <w:b w:val="0"/>
+                <w:sz w:val="21"/>
+              </w:rPr>
+            </w:r>
+            <w:r>
+              <w:rPr>
+                <w:rFonts w:ascii="Times New Roman" w:hAnsi="Times New Roman" w:eastAsia="宋体"/>
+                <w:b w:val="0"/>
+                <w:sz w:val="21"/>
+              </w:rPr>
+            </w:r>
+            <w:r>
+              <w:rPr>
+                <w:rFonts w:ascii="Times New Roman" w:hAnsi="Times New Roman" w:eastAsia="宋体"/>
+                <w:b w:val="0"/>
+                <w:sz w:val="21"/>
+              </w:rPr>
+            </w:r>
+            <w:r>
+              <w:rPr>
+                <w:rFonts w:ascii="Times New Roman" w:hAnsi="Times New Roman" w:eastAsia="宋体"/>
+                <w:b w:val="0"/>
+                <w:sz w:val="21"/>
+              </w:rPr>
+            </w:r>
+            <w:r>
+              <w:rPr>
+                <w:rFonts w:ascii="Times New Roman" w:hAnsi="Times New Roman" w:eastAsia="宋体"/>
+                <w:b w:val="0"/>
+                <w:sz w:val="21"/>
+              </w:rPr>
+            </w:r>
+            <w:r>
+              <w:rPr>
+                <w:rFonts w:ascii="Times New Roman" w:hAnsi="Times New Roman" w:eastAsia="宋体"/>
+                <w:b w:val="0"/>
+                <w:sz w:val="21"/>
+              </w:rPr>
+            </w:r>
+            <w:r>
+              <w:rPr>
+                <w:rFonts w:ascii="Times New Roman" w:hAnsi="Times New Roman" w:eastAsia="宋体"/>
+                <w:b w:val="0"/>
+                <w:sz w:val="21"/>
+              </w:rPr>
+            </w:r>
+            <w:r>
+              <w:rPr>
+                <w:rFonts w:ascii="Times New Roman" w:hAnsi="Times New Roman" w:eastAsia="宋体"/>
+                <w:b w:val="0"/>
+                <w:sz w:val="21"/>
+              </w:rPr>
+            </w:r>
+            <w:r>
+              <w:rPr>
+                <w:rFonts w:ascii="Times New Roman" w:hAnsi="Times New Roman" w:eastAsia="宋体"/>
+                <w:b w:val="0"/>
+                <w:sz w:val="21"/>
+              </w:rPr>
+            </w:r>
+            <w:r>
+              <w:rPr>
+                <w:rFonts w:ascii="Times New Roman" w:hAnsi="Times New Roman" w:eastAsia="宋体"/>
+                <w:b w:val="0"/>
+                <w:sz w:val="21"/>
+              </w:rPr>
+            </w:r>
+            <w:r>
+              <w:rPr>
+                <w:rFonts w:ascii="Times New Roman" w:hAnsi="Times New Roman" w:eastAsia="宋体"/>
+                <w:b w:val="0"/>
+                <w:sz w:val="21"/>
+              </w:rPr>
+              <w:t>链路认知：把采购到付款（P2P）链路与计划、库存打通，入库单与库存台账逐环核对</w:t>
+            </w:r>
           </w:p>
         </w:tc>
       </w:tr>
@@ -2540,6 +7080,174 @@
                 <w:bCs/>
                 <w:sz w:val="21"/>
               </w:rPr>
+            </w:r>
+            <w:r>
+              <w:rPr>
+                <w:rFonts w:ascii="Times New Roman" w:hAnsi="Times New Roman" w:eastAsia="宋体"/>
+                <w:b/>
+                <w:sz w:val="21"/>
+              </w:rPr>
+            </w:r>
+            <w:r>
+              <w:rPr>
+                <w:rFonts w:ascii="Times New Roman" w:hAnsi="Times New Roman" w:eastAsia="宋体"/>
+                <w:b/>
+                <w:sz w:val="21"/>
+              </w:rPr>
+            </w:r>
+            <w:r>
+              <w:rPr>
+                <w:rFonts w:ascii="Times New Roman" w:hAnsi="Times New Roman" w:eastAsia="宋体"/>
+                <w:b/>
+                <w:sz w:val="21"/>
+              </w:rPr>
+            </w:r>
+            <w:r>
+              <w:rPr>
+                <w:rFonts w:ascii="Times New Roman" w:hAnsi="Times New Roman" w:eastAsia="宋体"/>
+                <w:b/>
+                <w:sz w:val="21"/>
+              </w:rPr>
+            </w:r>
+            <w:r>
+              <w:rPr>
+                <w:rFonts w:ascii="Times New Roman" w:hAnsi="Times New Roman" w:eastAsia="宋体"/>
+                <w:b/>
+                <w:sz w:val="21"/>
+              </w:rPr>
+            </w:r>
+            <w:r>
+              <w:rPr>
+                <w:rFonts w:ascii="Times New Roman" w:hAnsi="Times New Roman" w:eastAsia="宋体"/>
+                <w:b/>
+                <w:sz w:val="21"/>
+              </w:rPr>
+            </w:r>
+            <w:r>
+              <w:rPr>
+                <w:rFonts w:ascii="Times New Roman" w:hAnsi="Times New Roman" w:eastAsia="宋体"/>
+                <w:b/>
+                <w:sz w:val="21"/>
+              </w:rPr>
+            </w:r>
+            <w:r>
+              <w:rPr>
+                <w:rFonts w:ascii="Times New Roman" w:hAnsi="Times New Roman" w:eastAsia="宋体"/>
+                <w:b/>
+                <w:sz w:val="21"/>
+              </w:rPr>
+            </w:r>
+            <w:r>
+              <w:rPr>
+                <w:rFonts w:ascii="Times New Roman" w:hAnsi="Times New Roman" w:eastAsia="宋体"/>
+                <w:b/>
+                <w:sz w:val="21"/>
+              </w:rPr>
+            </w:r>
+            <w:r>
+              <w:rPr>
+                <w:rFonts w:ascii="Times New Roman" w:hAnsi="Times New Roman" w:eastAsia="宋体"/>
+                <w:b/>
+                <w:sz w:val="21"/>
+              </w:rPr>
+            </w:r>
+            <w:r>
+              <w:rPr>
+                <w:rFonts w:ascii="Times New Roman" w:hAnsi="Times New Roman" w:eastAsia="宋体"/>
+                <w:b/>
+                <w:sz w:val="21"/>
+              </w:rPr>
+            </w:r>
+            <w:r>
+              <w:rPr>
+                <w:rFonts w:ascii="Times New Roman" w:hAnsi="Times New Roman" w:eastAsia="宋体"/>
+                <w:b/>
+                <w:sz w:val="21"/>
+              </w:rPr>
+            </w:r>
+            <w:r>
+              <w:rPr>
+                <w:rFonts w:ascii="Times New Roman" w:hAnsi="Times New Roman" w:eastAsia="宋体"/>
+                <w:b/>
+                <w:sz w:val="21"/>
+              </w:rPr>
+            </w:r>
+            <w:r>
+              <w:rPr>
+                <w:rFonts w:ascii="Times New Roman" w:hAnsi="Times New Roman" w:eastAsia="宋体"/>
+                <w:b/>
+                <w:sz w:val="21"/>
+              </w:rPr>
+            </w:r>
+            <w:r>
+              <w:rPr>
+                <w:rFonts w:ascii="Times New Roman" w:hAnsi="Times New Roman" w:eastAsia="宋体"/>
+                <w:b/>
+                <w:sz w:val="21"/>
+              </w:rPr>
+            </w:r>
+            <w:r>
+              <w:rPr>
+                <w:rFonts w:ascii="Times New Roman" w:hAnsi="Times New Roman" w:eastAsia="宋体"/>
+                <w:b/>
+                <w:sz w:val="21"/>
+              </w:rPr>
+            </w:r>
+            <w:r>
+              <w:rPr>
+                <w:rFonts w:ascii="Times New Roman" w:hAnsi="Times New Roman" w:eastAsia="宋体"/>
+                <w:b/>
+                <w:sz w:val="21"/>
+              </w:rPr>
+            </w:r>
+            <w:r>
+              <w:rPr>
+                <w:rFonts w:ascii="Times New Roman" w:hAnsi="Times New Roman" w:eastAsia="宋体"/>
+                <w:b/>
+                <w:sz w:val="21"/>
+              </w:rPr>
+            </w:r>
+            <w:r>
+              <w:rPr>
+                <w:rFonts w:ascii="Times New Roman" w:hAnsi="Times New Roman" w:eastAsia="宋体"/>
+                <w:b/>
+                <w:sz w:val="21"/>
+              </w:rPr>
+            </w:r>
+            <w:r>
+              <w:rPr>
+                <w:rFonts w:ascii="Times New Roman" w:hAnsi="Times New Roman" w:eastAsia="宋体"/>
+                <w:b/>
+                <w:sz w:val="21"/>
+              </w:rPr>
+            </w:r>
+            <w:r>
+              <w:rPr>
+                <w:rFonts w:ascii="Times New Roman" w:hAnsi="Times New Roman" w:eastAsia="宋体"/>
+                <w:b/>
+                <w:sz w:val="21"/>
+              </w:rPr>
+            </w:r>
+            <w:r>
+              <w:rPr>
+                <w:rFonts w:ascii="Times New Roman" w:hAnsi="Times New Roman" w:eastAsia="宋体"/>
+                <w:b/>
+                <w:sz w:val="21"/>
+              </w:rPr>
+            </w:r>
+            <w:r>
+              <w:rPr>
+                <w:rFonts w:ascii="Times New Roman" w:hAnsi="Times New Roman" w:eastAsia="宋体"/>
+                <w:b/>
+                <w:sz w:val="21"/>
+              </w:rPr>
+            </w:r>
+            <w:r>
+              <w:rPr>
+                <w:rFonts w:ascii="Times New Roman" w:hAnsi="Times New Roman" w:eastAsia="宋体"/>
+                <w:b/>
+                <w:sz w:val="21"/>
+              </w:rPr>
               <w:t>瑞幸咖啡</w:t>
             </w:r>
           </w:p>
@@ -2572,6 +7280,174 @@
                 <w:bCs/>
                 <w:sz w:val="21"/>
               </w:rPr>
+            </w:r>
+            <w:r>
+              <w:rPr>
+                <w:rFonts w:ascii="Times New Roman" w:hAnsi="Times New Roman" w:eastAsia="宋体"/>
+                <w:b/>
+                <w:sz w:val="21"/>
+              </w:rPr>
+            </w:r>
+            <w:r>
+              <w:rPr>
+                <w:rFonts w:ascii="Times New Roman" w:hAnsi="Times New Roman" w:eastAsia="宋体"/>
+                <w:b/>
+                <w:sz w:val="21"/>
+              </w:rPr>
+            </w:r>
+            <w:r>
+              <w:rPr>
+                <w:rFonts w:ascii="Times New Roman" w:hAnsi="Times New Roman" w:eastAsia="宋体"/>
+                <w:b/>
+                <w:sz w:val="21"/>
+              </w:rPr>
+            </w:r>
+            <w:r>
+              <w:rPr>
+                <w:rFonts w:ascii="Times New Roman" w:hAnsi="Times New Roman" w:eastAsia="宋体"/>
+                <w:b/>
+                <w:sz w:val="21"/>
+              </w:rPr>
+            </w:r>
+            <w:r>
+              <w:rPr>
+                <w:rFonts w:ascii="Times New Roman" w:hAnsi="Times New Roman" w:eastAsia="宋体"/>
+                <w:b/>
+                <w:sz w:val="21"/>
+              </w:rPr>
+            </w:r>
+            <w:r>
+              <w:rPr>
+                <w:rFonts w:ascii="Times New Roman" w:hAnsi="Times New Roman" w:eastAsia="宋体"/>
+                <w:b/>
+                <w:sz w:val="21"/>
+              </w:rPr>
+            </w:r>
+            <w:r>
+              <w:rPr>
+                <w:rFonts w:ascii="Times New Roman" w:hAnsi="Times New Roman" w:eastAsia="宋体"/>
+                <w:b/>
+                <w:sz w:val="21"/>
+              </w:rPr>
+            </w:r>
+            <w:r>
+              <w:rPr>
+                <w:rFonts w:ascii="Times New Roman" w:hAnsi="Times New Roman" w:eastAsia="宋体"/>
+                <w:b/>
+                <w:sz w:val="21"/>
+              </w:rPr>
+            </w:r>
+            <w:r>
+              <w:rPr>
+                <w:rFonts w:ascii="Times New Roman" w:hAnsi="Times New Roman" w:eastAsia="宋体"/>
+                <w:b/>
+                <w:sz w:val="21"/>
+              </w:rPr>
+            </w:r>
+            <w:r>
+              <w:rPr>
+                <w:rFonts w:ascii="Times New Roman" w:hAnsi="Times New Roman" w:eastAsia="宋体"/>
+                <w:b/>
+                <w:sz w:val="21"/>
+              </w:rPr>
+            </w:r>
+            <w:r>
+              <w:rPr>
+                <w:rFonts w:ascii="Times New Roman" w:hAnsi="Times New Roman" w:eastAsia="宋体"/>
+                <w:b/>
+                <w:sz w:val="21"/>
+              </w:rPr>
+            </w:r>
+            <w:r>
+              <w:rPr>
+                <w:rFonts w:ascii="Times New Roman" w:hAnsi="Times New Roman" w:eastAsia="宋体"/>
+                <w:b/>
+                <w:sz w:val="21"/>
+              </w:rPr>
+            </w:r>
+            <w:r>
+              <w:rPr>
+                <w:rFonts w:ascii="Times New Roman" w:hAnsi="Times New Roman" w:eastAsia="宋体"/>
+                <w:b/>
+                <w:sz w:val="21"/>
+              </w:rPr>
+            </w:r>
+            <w:r>
+              <w:rPr>
+                <w:rFonts w:ascii="Times New Roman" w:hAnsi="Times New Roman" w:eastAsia="宋体"/>
+                <w:b/>
+                <w:sz w:val="21"/>
+              </w:rPr>
+            </w:r>
+            <w:r>
+              <w:rPr>
+                <w:rFonts w:ascii="Times New Roman" w:hAnsi="Times New Roman" w:eastAsia="宋体"/>
+                <w:b/>
+                <w:sz w:val="21"/>
+              </w:rPr>
+            </w:r>
+            <w:r>
+              <w:rPr>
+                <w:rFonts w:ascii="Times New Roman" w:hAnsi="Times New Roman" w:eastAsia="宋体"/>
+                <w:b/>
+                <w:sz w:val="21"/>
+              </w:rPr>
+            </w:r>
+            <w:r>
+              <w:rPr>
+                <w:rFonts w:ascii="Times New Roman" w:hAnsi="Times New Roman" w:eastAsia="宋体"/>
+                <w:b/>
+                <w:sz w:val="21"/>
+              </w:rPr>
+            </w:r>
+            <w:r>
+              <w:rPr>
+                <w:rFonts w:ascii="Times New Roman" w:hAnsi="Times New Roman" w:eastAsia="宋体"/>
+                <w:b/>
+                <w:sz w:val="21"/>
+              </w:rPr>
+            </w:r>
+            <w:r>
+              <w:rPr>
+                <w:rFonts w:ascii="Times New Roman" w:hAnsi="Times New Roman" w:eastAsia="宋体"/>
+                <w:b/>
+                <w:sz w:val="21"/>
+              </w:rPr>
+            </w:r>
+            <w:r>
+              <w:rPr>
+                <w:rFonts w:ascii="Times New Roman" w:hAnsi="Times New Roman" w:eastAsia="宋体"/>
+                <w:b/>
+                <w:sz w:val="21"/>
+              </w:rPr>
+            </w:r>
+            <w:r>
+              <w:rPr>
+                <w:rFonts w:ascii="Times New Roman" w:hAnsi="Times New Roman" w:eastAsia="宋体"/>
+                <w:b/>
+                <w:sz w:val="21"/>
+              </w:rPr>
+            </w:r>
+            <w:r>
+              <w:rPr>
+                <w:rFonts w:ascii="Times New Roman" w:hAnsi="Times New Roman" w:eastAsia="宋体"/>
+                <w:b/>
+                <w:sz w:val="21"/>
+              </w:rPr>
+            </w:r>
+            <w:r>
+              <w:rPr>
+                <w:rFonts w:ascii="Times New Roman" w:hAnsi="Times New Roman" w:eastAsia="宋体"/>
+                <w:b/>
+                <w:sz w:val="21"/>
+              </w:rPr>
+            </w:r>
+            <w:r>
+              <w:rPr>
+                <w:rFonts w:ascii="Times New Roman" w:hAnsi="Times New Roman" w:eastAsia="宋体"/>
+                <w:b/>
+                <w:sz w:val="21"/>
+              </w:rPr>
               <w:t>咖啡师（兼职）</w:t>
             </w:r>
           </w:p>
@@ -2604,7 +7480,175 @@
                 <w:bCs/>
                 <w:sz w:val="21"/>
               </w:rPr>
-              <w:t>2023.07 - 2023.09</w:t>
+            </w:r>
+            <w:r>
+              <w:rPr>
+                <w:rFonts w:ascii="Times New Roman" w:hAnsi="Times New Roman" w:eastAsia="宋体"/>
+                <w:b/>
+                <w:sz w:val="21"/>
+              </w:rPr>
+            </w:r>
+            <w:r>
+              <w:rPr>
+                <w:rFonts w:ascii="Times New Roman" w:hAnsi="Times New Roman" w:eastAsia="宋体"/>
+                <w:b/>
+                <w:sz w:val="21"/>
+              </w:rPr>
+            </w:r>
+            <w:r>
+              <w:rPr>
+                <w:rFonts w:ascii="Times New Roman" w:hAnsi="Times New Roman" w:eastAsia="宋体"/>
+                <w:b/>
+                <w:sz w:val="21"/>
+              </w:rPr>
+            </w:r>
+            <w:r>
+              <w:rPr>
+                <w:rFonts w:ascii="Times New Roman" w:hAnsi="Times New Roman" w:eastAsia="宋体"/>
+                <w:b/>
+                <w:sz w:val="21"/>
+              </w:rPr>
+            </w:r>
+            <w:r>
+              <w:rPr>
+                <w:rFonts w:ascii="Times New Roman" w:hAnsi="Times New Roman" w:eastAsia="宋体"/>
+                <w:b/>
+                <w:sz w:val="21"/>
+              </w:rPr>
+            </w:r>
+            <w:r>
+              <w:rPr>
+                <w:rFonts w:ascii="Times New Roman" w:hAnsi="Times New Roman" w:eastAsia="宋体"/>
+                <w:b/>
+                <w:sz w:val="21"/>
+              </w:rPr>
+            </w:r>
+            <w:r>
+              <w:rPr>
+                <w:rFonts w:ascii="Times New Roman" w:hAnsi="Times New Roman" w:eastAsia="宋体"/>
+                <w:b/>
+                <w:sz w:val="21"/>
+              </w:rPr>
+            </w:r>
+            <w:r>
+              <w:rPr>
+                <w:rFonts w:ascii="Times New Roman" w:hAnsi="Times New Roman" w:eastAsia="宋体"/>
+                <w:b/>
+                <w:sz w:val="21"/>
+              </w:rPr>
+            </w:r>
+            <w:r>
+              <w:rPr>
+                <w:rFonts w:ascii="Times New Roman" w:hAnsi="Times New Roman" w:eastAsia="宋体"/>
+                <w:b/>
+                <w:sz w:val="21"/>
+              </w:rPr>
+            </w:r>
+            <w:r>
+              <w:rPr>
+                <w:rFonts w:ascii="Times New Roman" w:hAnsi="Times New Roman" w:eastAsia="宋体"/>
+                <w:b/>
+                <w:sz w:val="21"/>
+              </w:rPr>
+            </w:r>
+            <w:r>
+              <w:rPr>
+                <w:rFonts w:ascii="Times New Roman" w:hAnsi="Times New Roman" w:eastAsia="宋体"/>
+                <w:b/>
+                <w:sz w:val="21"/>
+              </w:rPr>
+            </w:r>
+            <w:r>
+              <w:rPr>
+                <w:rFonts w:ascii="Times New Roman" w:hAnsi="Times New Roman" w:eastAsia="宋体"/>
+                <w:b/>
+                <w:sz w:val="21"/>
+              </w:rPr>
+            </w:r>
+            <w:r>
+              <w:rPr>
+                <w:rFonts w:ascii="Times New Roman" w:hAnsi="Times New Roman" w:eastAsia="宋体"/>
+                <w:b/>
+                <w:sz w:val="21"/>
+              </w:rPr>
+            </w:r>
+            <w:r>
+              <w:rPr>
+                <w:rFonts w:ascii="Times New Roman" w:hAnsi="Times New Roman" w:eastAsia="宋体"/>
+                <w:b/>
+                <w:sz w:val="21"/>
+              </w:rPr>
+            </w:r>
+            <w:r>
+              <w:rPr>
+                <w:rFonts w:ascii="Times New Roman" w:hAnsi="Times New Roman" w:eastAsia="宋体"/>
+                <w:b/>
+                <w:sz w:val="21"/>
+              </w:rPr>
+            </w:r>
+            <w:r>
+              <w:rPr>
+                <w:rFonts w:ascii="Times New Roman" w:hAnsi="Times New Roman" w:eastAsia="宋体"/>
+                <w:b/>
+                <w:sz w:val="21"/>
+              </w:rPr>
+            </w:r>
+            <w:r>
+              <w:rPr>
+                <w:rFonts w:ascii="Times New Roman" w:hAnsi="Times New Roman" w:eastAsia="宋体"/>
+                <w:b/>
+                <w:sz w:val="21"/>
+              </w:rPr>
+            </w:r>
+            <w:r>
+              <w:rPr>
+                <w:rFonts w:ascii="Times New Roman" w:hAnsi="Times New Roman" w:eastAsia="宋体"/>
+                <w:b/>
+                <w:sz w:val="21"/>
+              </w:rPr>
+            </w:r>
+            <w:r>
+              <w:rPr>
+                <w:rFonts w:ascii="Times New Roman" w:hAnsi="Times New Roman" w:eastAsia="宋体"/>
+                <w:b/>
+                <w:sz w:val="21"/>
+              </w:rPr>
+            </w:r>
+            <w:r>
+              <w:rPr>
+                <w:rFonts w:ascii="Times New Roman" w:hAnsi="Times New Roman" w:eastAsia="宋体"/>
+                <w:b/>
+                <w:sz w:val="21"/>
+              </w:rPr>
+            </w:r>
+            <w:r>
+              <w:rPr>
+                <w:rFonts w:ascii="Times New Roman" w:hAnsi="Times New Roman" w:eastAsia="宋体"/>
+                <w:b/>
+                <w:sz w:val="21"/>
+              </w:rPr>
+            </w:r>
+            <w:r>
+              <w:rPr>
+                <w:rFonts w:ascii="Times New Roman" w:hAnsi="Times New Roman" w:eastAsia="宋体"/>
+                <w:b/>
+                <w:sz w:val="21"/>
+              </w:rPr>
+            </w:r>
+            <w:r>
+              <w:rPr>
+                <w:rFonts w:ascii="Times New Roman" w:hAnsi="Times New Roman" w:eastAsia="宋体"/>
+                <w:b/>
+                <w:sz w:val="21"/>
+              </w:rPr>
+            </w:r>
+            <w:r>
+              <w:rPr>
+                <w:rFonts w:ascii="Times New Roman" w:hAnsi="Times New Roman" w:eastAsia="宋体"/>
+                <w:b/>
+                <w:sz w:val="21"/>
+              </w:rPr>
+              <w:t>2023.07—2023.09</w:t>
             </w:r>
           </w:p>
         </w:tc>
@@ -2675,7 +7719,175 @@
                 <w:rFonts w:ascii="Times New Roman" w:eastAsia="宋体" w:hAnsi="Times New Roman" w:cs="宋体"/>
                 <w:sz w:val="21"/>
               </w:rPr>
-              <w:t>库存管理：落实门店原辅料日盘与效期管理流程，每日核对食材有效期并打印失效单据，保持库存账实一致</w:t>
+            </w:r>
+            <w:r>
+              <w:rPr>
+                <w:rFonts w:ascii="Times New Roman" w:hAnsi="Times New Roman" w:eastAsia="宋体"/>
+                <w:b w:val="0"/>
+                <w:sz w:val="21"/>
+              </w:rPr>
+            </w:r>
+            <w:r>
+              <w:rPr>
+                <w:rFonts w:ascii="Times New Roman" w:hAnsi="Times New Roman" w:eastAsia="宋体"/>
+                <w:b w:val="0"/>
+                <w:sz w:val="21"/>
+              </w:rPr>
+            </w:r>
+            <w:r>
+              <w:rPr>
+                <w:rFonts w:ascii="Times New Roman" w:hAnsi="Times New Roman" w:eastAsia="宋体"/>
+                <w:b w:val="0"/>
+                <w:sz w:val="21"/>
+              </w:rPr>
+            </w:r>
+            <w:r>
+              <w:rPr>
+                <w:rFonts w:ascii="Times New Roman" w:hAnsi="Times New Roman" w:eastAsia="宋体"/>
+                <w:b w:val="0"/>
+                <w:sz w:val="21"/>
+              </w:rPr>
+            </w:r>
+            <w:r>
+              <w:rPr>
+                <w:rFonts w:ascii="Times New Roman" w:hAnsi="Times New Roman" w:eastAsia="宋体"/>
+                <w:b w:val="0"/>
+                <w:sz w:val="21"/>
+              </w:rPr>
+            </w:r>
+            <w:r>
+              <w:rPr>
+                <w:rFonts w:ascii="Times New Roman" w:hAnsi="Times New Roman" w:eastAsia="宋体"/>
+                <w:b w:val="0"/>
+                <w:sz w:val="21"/>
+              </w:rPr>
+            </w:r>
+            <w:r>
+              <w:rPr>
+                <w:rFonts w:ascii="Times New Roman" w:hAnsi="Times New Roman" w:eastAsia="宋体"/>
+                <w:b w:val="0"/>
+                <w:sz w:val="21"/>
+              </w:rPr>
+            </w:r>
+            <w:r>
+              <w:rPr>
+                <w:rFonts w:ascii="Times New Roman" w:hAnsi="Times New Roman" w:eastAsia="宋体"/>
+                <w:b w:val="0"/>
+                <w:sz w:val="21"/>
+              </w:rPr>
+            </w:r>
+            <w:r>
+              <w:rPr>
+                <w:rFonts w:ascii="Times New Roman" w:hAnsi="Times New Roman" w:eastAsia="宋体"/>
+                <w:b w:val="0"/>
+                <w:sz w:val="21"/>
+              </w:rPr>
+            </w:r>
+            <w:r>
+              <w:rPr>
+                <w:rFonts w:ascii="Times New Roman" w:hAnsi="Times New Roman" w:eastAsia="宋体"/>
+                <w:b w:val="0"/>
+                <w:sz w:val="21"/>
+              </w:rPr>
+            </w:r>
+            <w:r>
+              <w:rPr>
+                <w:rFonts w:ascii="Times New Roman" w:hAnsi="Times New Roman" w:eastAsia="宋体"/>
+                <w:b w:val="0"/>
+                <w:sz w:val="21"/>
+              </w:rPr>
+            </w:r>
+            <w:r>
+              <w:rPr>
+                <w:rFonts w:ascii="Times New Roman" w:hAnsi="Times New Roman" w:eastAsia="宋体"/>
+                <w:b w:val="0"/>
+                <w:sz w:val="21"/>
+              </w:rPr>
+            </w:r>
+            <w:r>
+              <w:rPr>
+                <w:rFonts w:ascii="Times New Roman" w:hAnsi="Times New Roman" w:eastAsia="宋体"/>
+                <w:b w:val="0"/>
+                <w:sz w:val="21"/>
+              </w:rPr>
+            </w:r>
+            <w:r>
+              <w:rPr>
+                <w:rFonts w:ascii="Times New Roman" w:hAnsi="Times New Roman" w:eastAsia="宋体"/>
+                <w:b w:val="0"/>
+                <w:sz w:val="21"/>
+              </w:rPr>
+            </w:r>
+            <w:r>
+              <w:rPr>
+                <w:rFonts w:ascii="Times New Roman" w:hAnsi="Times New Roman" w:eastAsia="宋体"/>
+                <w:b w:val="0"/>
+                <w:sz w:val="21"/>
+              </w:rPr>
+            </w:r>
+            <w:r>
+              <w:rPr>
+                <w:rFonts w:ascii="Times New Roman" w:hAnsi="Times New Roman" w:eastAsia="宋体"/>
+                <w:b w:val="0"/>
+                <w:sz w:val="21"/>
+              </w:rPr>
+            </w:r>
+            <w:r>
+              <w:rPr>
+                <w:rFonts w:ascii="Times New Roman" w:hAnsi="Times New Roman" w:eastAsia="宋体"/>
+                <w:b w:val="0"/>
+                <w:sz w:val="21"/>
+              </w:rPr>
+            </w:r>
+            <w:r>
+              <w:rPr>
+                <w:rFonts w:ascii="Times New Roman" w:hAnsi="Times New Roman" w:eastAsia="宋体"/>
+                <w:b w:val="0"/>
+                <w:sz w:val="21"/>
+              </w:rPr>
+            </w:r>
+            <w:r>
+              <w:rPr>
+                <w:rFonts w:ascii="Times New Roman" w:hAnsi="Times New Roman" w:eastAsia="宋体"/>
+                <w:b w:val="0"/>
+                <w:sz w:val="21"/>
+              </w:rPr>
+            </w:r>
+            <w:r>
+              <w:rPr>
+                <w:rFonts w:ascii="Times New Roman" w:hAnsi="Times New Roman" w:eastAsia="宋体"/>
+                <w:b w:val="0"/>
+                <w:sz w:val="21"/>
+              </w:rPr>
+            </w:r>
+            <w:r>
+              <w:rPr>
+                <w:rFonts w:ascii="Times New Roman" w:hAnsi="Times New Roman" w:eastAsia="宋体"/>
+                <w:b w:val="0"/>
+                <w:sz w:val="21"/>
+              </w:rPr>
+            </w:r>
+            <w:r>
+              <w:rPr>
+                <w:rFonts w:ascii="Times New Roman" w:hAnsi="Times New Roman" w:eastAsia="宋体"/>
+                <w:b w:val="0"/>
+                <w:sz w:val="21"/>
+              </w:rPr>
+            </w:r>
+            <w:r>
+              <w:rPr>
+                <w:rFonts w:ascii="Times New Roman" w:hAnsi="Times New Roman" w:eastAsia="宋体"/>
+                <w:b w:val="0"/>
+                <w:sz w:val="21"/>
+              </w:rPr>
+            </w:r>
+            <w:r>
+              <w:rPr>
+                <w:rFonts w:ascii="Times New Roman" w:hAnsi="Times New Roman" w:eastAsia="宋体"/>
+                <w:b w:val="0"/>
+                <w:sz w:val="21"/>
+              </w:rPr>
+              <w:t>盘点与效期：门店数十种原辅料的盘点与效期管理，落实日盘制度、打印失效单据，交接班账实一致</w:t>
             </w:r>
           </w:p>
           <w:p>
@@ -2695,21 +7907,187 @@
                 <w:rFonts w:ascii="Times New Roman" w:eastAsia="宋体" w:hAnsi="Times New Roman" w:cs="宋体"/>
                 <w:sz w:val="21"/>
               </w:rPr>
-              <w:t>需求</w:t>
             </w:r>
             <w:r>
               <w:rPr>
                 <w:rFonts w:ascii="Times New Roman" w:eastAsia="宋体" w:hAnsi="Times New Roman" w:cs="宋体"/>
                 <w:sz w:val="21"/>
               </w:rPr>
-              <w:t>准备</w:t>
             </w:r>
             <w:r>
               <w:rPr>
                 <w:rFonts w:ascii="Times New Roman" w:eastAsia="宋体" w:hAnsi="Times New Roman" w:cs="宋体"/>
                 <w:sz w:val="21"/>
               </w:rPr>
-              <w:t>：依据销售消耗规律提醒仓库解冻备货、同步门店补货需求，降低物料损耗与缺货风险</w:t>
+            </w:r>
+            <w:r>
+              <w:rPr>
+                <w:rFonts w:ascii="Times New Roman" w:hAnsi="Times New Roman" w:eastAsia="宋体"/>
+                <w:b w:val="0"/>
+                <w:sz w:val="21"/>
+              </w:rPr>
+            </w:r>
+            <w:r>
+              <w:rPr>
+                <w:rFonts w:ascii="Times New Roman" w:hAnsi="Times New Roman" w:eastAsia="宋体"/>
+                <w:b w:val="0"/>
+                <w:sz w:val="21"/>
+              </w:rPr>
+            </w:r>
+            <w:r>
+              <w:rPr>
+                <w:rFonts w:ascii="Times New Roman" w:hAnsi="Times New Roman" w:eastAsia="宋体"/>
+                <w:b w:val="0"/>
+                <w:sz w:val="21"/>
+              </w:rPr>
+            </w:r>
+            <w:r>
+              <w:rPr>
+                <w:rFonts w:ascii="Times New Roman" w:hAnsi="Times New Roman" w:eastAsia="宋体"/>
+                <w:b w:val="0"/>
+                <w:sz w:val="21"/>
+              </w:rPr>
+            </w:r>
+            <w:r>
+              <w:rPr>
+                <w:rFonts w:ascii="Times New Roman" w:hAnsi="Times New Roman" w:eastAsia="宋体"/>
+                <w:b w:val="0"/>
+                <w:sz w:val="21"/>
+              </w:rPr>
+            </w:r>
+            <w:r>
+              <w:rPr>
+                <w:rFonts w:ascii="Times New Roman" w:hAnsi="Times New Roman" w:eastAsia="宋体"/>
+                <w:b w:val="0"/>
+                <w:sz w:val="21"/>
+              </w:rPr>
+            </w:r>
+            <w:r>
+              <w:rPr>
+                <w:rFonts w:ascii="Times New Roman" w:hAnsi="Times New Roman" w:eastAsia="宋体"/>
+                <w:b w:val="0"/>
+                <w:sz w:val="21"/>
+              </w:rPr>
+            </w:r>
+            <w:r>
+              <w:rPr>
+                <w:rFonts w:ascii="Times New Roman" w:hAnsi="Times New Roman" w:eastAsia="宋体"/>
+                <w:b w:val="0"/>
+                <w:sz w:val="21"/>
+              </w:rPr>
+            </w:r>
+            <w:r>
+              <w:rPr>
+                <w:rFonts w:ascii="Times New Roman" w:hAnsi="Times New Roman" w:eastAsia="宋体"/>
+                <w:b w:val="0"/>
+                <w:sz w:val="21"/>
+              </w:rPr>
+            </w:r>
+            <w:r>
+              <w:rPr>
+                <w:rFonts w:ascii="Times New Roman" w:hAnsi="Times New Roman" w:eastAsia="宋体"/>
+                <w:b w:val="0"/>
+                <w:sz w:val="21"/>
+              </w:rPr>
+            </w:r>
+            <w:r>
+              <w:rPr>
+                <w:rFonts w:ascii="Times New Roman" w:hAnsi="Times New Roman" w:eastAsia="宋体"/>
+                <w:b w:val="0"/>
+                <w:sz w:val="21"/>
+              </w:rPr>
+            </w:r>
+            <w:r>
+              <w:rPr>
+                <w:rFonts w:ascii="Times New Roman" w:hAnsi="Times New Roman" w:eastAsia="宋体"/>
+                <w:b w:val="0"/>
+                <w:sz w:val="21"/>
+              </w:rPr>
+            </w:r>
+            <w:r>
+              <w:rPr>
+                <w:rFonts w:ascii="Times New Roman" w:hAnsi="Times New Roman" w:eastAsia="宋体"/>
+                <w:b w:val="0"/>
+                <w:sz w:val="21"/>
+              </w:rPr>
+            </w:r>
+            <w:r>
+              <w:rPr>
+                <w:rFonts w:ascii="Times New Roman" w:hAnsi="Times New Roman" w:eastAsia="宋体"/>
+                <w:b w:val="0"/>
+                <w:sz w:val="21"/>
+              </w:rPr>
+            </w:r>
+            <w:r>
+              <w:rPr>
+                <w:rFonts w:ascii="Times New Roman" w:hAnsi="Times New Roman" w:eastAsia="宋体"/>
+                <w:b w:val="0"/>
+                <w:sz w:val="21"/>
+              </w:rPr>
+            </w:r>
+            <w:r>
+              <w:rPr>
+                <w:rFonts w:ascii="Times New Roman" w:hAnsi="Times New Roman" w:eastAsia="宋体"/>
+                <w:b w:val="0"/>
+                <w:sz w:val="21"/>
+              </w:rPr>
+            </w:r>
+            <w:r>
+              <w:rPr>
+                <w:rFonts w:ascii="Times New Roman" w:hAnsi="Times New Roman" w:eastAsia="宋体"/>
+                <w:b w:val="0"/>
+                <w:sz w:val="21"/>
+              </w:rPr>
+            </w:r>
+            <w:r>
+              <w:rPr>
+                <w:rFonts w:ascii="Times New Roman" w:hAnsi="Times New Roman" w:eastAsia="宋体"/>
+                <w:b w:val="0"/>
+                <w:sz w:val="21"/>
+              </w:rPr>
+            </w:r>
+            <w:r>
+              <w:rPr>
+                <w:rFonts w:ascii="Times New Roman" w:hAnsi="Times New Roman" w:eastAsia="宋体"/>
+                <w:b w:val="0"/>
+                <w:sz w:val="21"/>
+              </w:rPr>
+            </w:r>
+            <w:r>
+              <w:rPr>
+                <w:rFonts w:ascii="Times New Roman" w:hAnsi="Times New Roman" w:eastAsia="宋体"/>
+                <w:b w:val="0"/>
+                <w:sz w:val="21"/>
+              </w:rPr>
+            </w:r>
+            <w:r>
+              <w:rPr>
+                <w:rFonts w:ascii="Times New Roman" w:hAnsi="Times New Roman" w:eastAsia="宋体"/>
+                <w:b w:val="0"/>
+                <w:sz w:val="21"/>
+              </w:rPr>
+            </w:r>
+            <w:r>
+              <w:rPr>
+                <w:rFonts w:ascii="Times New Roman" w:hAnsi="Times New Roman" w:eastAsia="宋体"/>
+                <w:b w:val="0"/>
+                <w:sz w:val="21"/>
+              </w:rPr>
+            </w:r>
+            <w:r>
+              <w:rPr>
+                <w:rFonts w:ascii="Times New Roman" w:hAnsi="Times New Roman" w:eastAsia="宋体"/>
+                <w:b w:val="0"/>
+                <w:sz w:val="21"/>
+              </w:rPr>
+            </w:r>
+            <w:r>
+              <w:rPr>
+                <w:rFonts w:ascii="Times New Roman" w:hAnsi="Times New Roman" w:eastAsia="宋体"/>
+                <w:b w:val="0"/>
+                <w:sz w:val="21"/>
+              </w:rPr>
+              <w:t>补货协同：按销售消耗规律提前提醒仓库解冻备货、同步门店补货需求，减少损耗与临时缺货</w:t>
             </w:r>
           </w:p>
         </w:tc>
@@ -2779,6 +8157,174 @@
                 <w:bCs/>
                 <w:sz w:val="21"/>
               </w:rPr>
+            </w:r>
+            <w:r>
+              <w:rPr>
+                <w:rFonts w:ascii="Times New Roman" w:hAnsi="Times New Roman" w:eastAsia="宋体"/>
+                <w:b/>
+                <w:sz w:val="21"/>
+              </w:rPr>
+            </w:r>
+            <w:r>
+              <w:rPr>
+                <w:rFonts w:ascii="Times New Roman" w:hAnsi="Times New Roman" w:eastAsia="宋体"/>
+                <w:b/>
+                <w:sz w:val="21"/>
+              </w:rPr>
+            </w:r>
+            <w:r>
+              <w:rPr>
+                <w:rFonts w:ascii="Times New Roman" w:hAnsi="Times New Roman" w:eastAsia="宋体"/>
+                <w:b/>
+                <w:sz w:val="21"/>
+              </w:rPr>
+            </w:r>
+            <w:r>
+              <w:rPr>
+                <w:rFonts w:ascii="Times New Roman" w:hAnsi="Times New Roman" w:eastAsia="宋体"/>
+                <w:b/>
+                <w:sz w:val="21"/>
+              </w:rPr>
+            </w:r>
+            <w:r>
+              <w:rPr>
+                <w:rFonts w:ascii="Times New Roman" w:hAnsi="Times New Roman" w:eastAsia="宋体"/>
+                <w:b/>
+                <w:sz w:val="21"/>
+              </w:rPr>
+            </w:r>
+            <w:r>
+              <w:rPr>
+                <w:rFonts w:ascii="Times New Roman" w:hAnsi="Times New Roman" w:eastAsia="宋体"/>
+                <w:b/>
+                <w:sz w:val="21"/>
+              </w:rPr>
+            </w:r>
+            <w:r>
+              <w:rPr>
+                <w:rFonts w:ascii="Times New Roman" w:hAnsi="Times New Roman" w:eastAsia="宋体"/>
+                <w:b/>
+                <w:sz w:val="21"/>
+              </w:rPr>
+            </w:r>
+            <w:r>
+              <w:rPr>
+                <w:rFonts w:ascii="Times New Roman" w:hAnsi="Times New Roman" w:eastAsia="宋体"/>
+                <w:b/>
+                <w:sz w:val="21"/>
+              </w:rPr>
+            </w:r>
+            <w:r>
+              <w:rPr>
+                <w:rFonts w:ascii="Times New Roman" w:hAnsi="Times New Roman" w:eastAsia="宋体"/>
+                <w:b/>
+                <w:sz w:val="21"/>
+              </w:rPr>
+            </w:r>
+            <w:r>
+              <w:rPr>
+                <w:rFonts w:ascii="Times New Roman" w:hAnsi="Times New Roman" w:eastAsia="宋体"/>
+                <w:b/>
+                <w:sz w:val="21"/>
+              </w:rPr>
+            </w:r>
+            <w:r>
+              <w:rPr>
+                <w:rFonts w:ascii="Times New Roman" w:hAnsi="Times New Roman" w:eastAsia="宋体"/>
+                <w:b/>
+                <w:sz w:val="21"/>
+              </w:rPr>
+            </w:r>
+            <w:r>
+              <w:rPr>
+                <w:rFonts w:ascii="Times New Roman" w:hAnsi="Times New Roman" w:eastAsia="宋体"/>
+                <w:b/>
+                <w:sz w:val="21"/>
+              </w:rPr>
+            </w:r>
+            <w:r>
+              <w:rPr>
+                <w:rFonts w:ascii="Times New Roman" w:hAnsi="Times New Roman" w:eastAsia="宋体"/>
+                <w:b/>
+                <w:sz w:val="21"/>
+              </w:rPr>
+            </w:r>
+            <w:r>
+              <w:rPr>
+                <w:rFonts w:ascii="Times New Roman" w:hAnsi="Times New Roman" w:eastAsia="宋体"/>
+                <w:b/>
+                <w:sz w:val="21"/>
+              </w:rPr>
+            </w:r>
+            <w:r>
+              <w:rPr>
+                <w:rFonts w:ascii="Times New Roman" w:hAnsi="Times New Roman" w:eastAsia="宋体"/>
+                <w:b/>
+                <w:sz w:val="21"/>
+              </w:rPr>
+            </w:r>
+            <w:r>
+              <w:rPr>
+                <w:rFonts w:ascii="Times New Roman" w:hAnsi="Times New Roman" w:eastAsia="宋体"/>
+                <w:b/>
+                <w:sz w:val="21"/>
+              </w:rPr>
+            </w:r>
+            <w:r>
+              <w:rPr>
+                <w:rFonts w:ascii="Times New Roman" w:hAnsi="Times New Roman" w:eastAsia="宋体"/>
+                <w:b/>
+                <w:sz w:val="21"/>
+              </w:rPr>
+            </w:r>
+            <w:r>
+              <w:rPr>
+                <w:rFonts w:ascii="Times New Roman" w:hAnsi="Times New Roman" w:eastAsia="宋体"/>
+                <w:b/>
+                <w:sz w:val="21"/>
+              </w:rPr>
+            </w:r>
+            <w:r>
+              <w:rPr>
+                <w:rFonts w:ascii="Times New Roman" w:hAnsi="Times New Roman" w:eastAsia="宋体"/>
+                <w:b/>
+                <w:sz w:val="21"/>
+              </w:rPr>
+            </w:r>
+            <w:r>
+              <w:rPr>
+                <w:rFonts w:ascii="Times New Roman" w:hAnsi="Times New Roman" w:eastAsia="宋体"/>
+                <w:b/>
+                <w:sz w:val="21"/>
+              </w:rPr>
+            </w:r>
+            <w:r>
+              <w:rPr>
+                <w:rFonts w:ascii="Times New Roman" w:hAnsi="Times New Roman" w:eastAsia="宋体"/>
+                <w:b/>
+                <w:sz w:val="21"/>
+              </w:rPr>
+            </w:r>
+            <w:r>
+              <w:rPr>
+                <w:rFonts w:ascii="Times New Roman" w:hAnsi="Times New Roman" w:eastAsia="宋体"/>
+                <w:b/>
+                <w:sz w:val="21"/>
+              </w:rPr>
+            </w:r>
+            <w:r>
+              <w:rPr>
+                <w:rFonts w:ascii="Times New Roman" w:hAnsi="Times New Roman" w:eastAsia="宋体"/>
+                <w:b/>
+                <w:sz w:val="21"/>
+              </w:rPr>
+            </w:r>
+            <w:r>
+              <w:rPr>
+                <w:rFonts w:ascii="Times New Roman" w:hAnsi="Times New Roman" w:eastAsia="宋体"/>
+                <w:b/>
+                <w:sz w:val="21"/>
+              </w:rPr>
               <w:t>山东鱼跃尚成教育有限责任公司</w:t>
             </w:r>
           </w:p>
@@ -2811,6 +8357,174 @@
                 <w:bCs/>
                 <w:sz w:val="21"/>
               </w:rPr>
+            </w:r>
+            <w:r>
+              <w:rPr>
+                <w:rFonts w:ascii="Times New Roman" w:hAnsi="Times New Roman" w:eastAsia="宋体"/>
+                <w:b/>
+                <w:sz w:val="21"/>
+              </w:rPr>
+            </w:r>
+            <w:r>
+              <w:rPr>
+                <w:rFonts w:ascii="Times New Roman" w:hAnsi="Times New Roman" w:eastAsia="宋体"/>
+                <w:b/>
+                <w:sz w:val="21"/>
+              </w:rPr>
+            </w:r>
+            <w:r>
+              <w:rPr>
+                <w:rFonts w:ascii="Times New Roman" w:hAnsi="Times New Roman" w:eastAsia="宋体"/>
+                <w:b/>
+                <w:sz w:val="21"/>
+              </w:rPr>
+            </w:r>
+            <w:r>
+              <w:rPr>
+                <w:rFonts w:ascii="Times New Roman" w:hAnsi="Times New Roman" w:eastAsia="宋体"/>
+                <w:b/>
+                <w:sz w:val="21"/>
+              </w:rPr>
+            </w:r>
+            <w:r>
+              <w:rPr>
+                <w:rFonts w:ascii="Times New Roman" w:hAnsi="Times New Roman" w:eastAsia="宋体"/>
+                <w:b/>
+                <w:sz w:val="21"/>
+              </w:rPr>
+            </w:r>
+            <w:r>
+              <w:rPr>
+                <w:rFonts w:ascii="Times New Roman" w:hAnsi="Times New Roman" w:eastAsia="宋体"/>
+                <w:b/>
+                <w:sz w:val="21"/>
+              </w:rPr>
+            </w:r>
+            <w:r>
+              <w:rPr>
+                <w:rFonts w:ascii="Times New Roman" w:hAnsi="Times New Roman" w:eastAsia="宋体"/>
+                <w:b/>
+                <w:sz w:val="21"/>
+              </w:rPr>
+            </w:r>
+            <w:r>
+              <w:rPr>
+                <w:rFonts w:ascii="Times New Roman" w:hAnsi="Times New Roman" w:eastAsia="宋体"/>
+                <w:b/>
+                <w:sz w:val="21"/>
+              </w:rPr>
+            </w:r>
+            <w:r>
+              <w:rPr>
+                <w:rFonts w:ascii="Times New Roman" w:hAnsi="Times New Roman" w:eastAsia="宋体"/>
+                <w:b/>
+                <w:sz w:val="21"/>
+              </w:rPr>
+            </w:r>
+            <w:r>
+              <w:rPr>
+                <w:rFonts w:ascii="Times New Roman" w:hAnsi="Times New Roman" w:eastAsia="宋体"/>
+                <w:b/>
+                <w:sz w:val="21"/>
+              </w:rPr>
+            </w:r>
+            <w:r>
+              <w:rPr>
+                <w:rFonts w:ascii="Times New Roman" w:hAnsi="Times New Roman" w:eastAsia="宋体"/>
+                <w:b/>
+                <w:sz w:val="21"/>
+              </w:rPr>
+            </w:r>
+            <w:r>
+              <w:rPr>
+                <w:rFonts w:ascii="Times New Roman" w:hAnsi="Times New Roman" w:eastAsia="宋体"/>
+                <w:b/>
+                <w:sz w:val="21"/>
+              </w:rPr>
+            </w:r>
+            <w:r>
+              <w:rPr>
+                <w:rFonts w:ascii="Times New Roman" w:hAnsi="Times New Roman" w:eastAsia="宋体"/>
+                <w:b/>
+                <w:sz w:val="21"/>
+              </w:rPr>
+            </w:r>
+            <w:r>
+              <w:rPr>
+                <w:rFonts w:ascii="Times New Roman" w:hAnsi="Times New Roman" w:eastAsia="宋体"/>
+                <w:b/>
+                <w:sz w:val="21"/>
+              </w:rPr>
+            </w:r>
+            <w:r>
+              <w:rPr>
+                <w:rFonts w:ascii="Times New Roman" w:hAnsi="Times New Roman" w:eastAsia="宋体"/>
+                <w:b/>
+                <w:sz w:val="21"/>
+              </w:rPr>
+            </w:r>
+            <w:r>
+              <w:rPr>
+                <w:rFonts w:ascii="Times New Roman" w:hAnsi="Times New Roman" w:eastAsia="宋体"/>
+                <w:b/>
+                <w:sz w:val="21"/>
+              </w:rPr>
+            </w:r>
+            <w:r>
+              <w:rPr>
+                <w:rFonts w:ascii="Times New Roman" w:hAnsi="Times New Roman" w:eastAsia="宋体"/>
+                <w:b/>
+                <w:sz w:val="21"/>
+              </w:rPr>
+            </w:r>
+            <w:r>
+              <w:rPr>
+                <w:rFonts w:ascii="Times New Roman" w:hAnsi="Times New Roman" w:eastAsia="宋体"/>
+                <w:b/>
+                <w:sz w:val="21"/>
+              </w:rPr>
+            </w:r>
+            <w:r>
+              <w:rPr>
+                <w:rFonts w:ascii="Times New Roman" w:hAnsi="Times New Roman" w:eastAsia="宋体"/>
+                <w:b/>
+                <w:sz w:val="21"/>
+              </w:rPr>
+            </w:r>
+            <w:r>
+              <w:rPr>
+                <w:rFonts w:ascii="Times New Roman" w:hAnsi="Times New Roman" w:eastAsia="宋体"/>
+                <w:b/>
+                <w:sz w:val="21"/>
+              </w:rPr>
+            </w:r>
+            <w:r>
+              <w:rPr>
+                <w:rFonts w:ascii="Times New Roman" w:hAnsi="Times New Roman" w:eastAsia="宋体"/>
+                <w:b/>
+                <w:sz w:val="21"/>
+              </w:rPr>
+            </w:r>
+            <w:r>
+              <w:rPr>
+                <w:rFonts w:ascii="Times New Roman" w:hAnsi="Times New Roman" w:eastAsia="宋体"/>
+                <w:b/>
+                <w:sz w:val="21"/>
+              </w:rPr>
+            </w:r>
+            <w:r>
+              <w:rPr>
+                <w:rFonts w:ascii="Times New Roman" w:hAnsi="Times New Roman" w:eastAsia="宋体"/>
+                <w:b/>
+                <w:sz w:val="21"/>
+              </w:rPr>
+            </w:r>
+            <w:r>
+              <w:rPr>
+                <w:rFonts w:ascii="Times New Roman" w:hAnsi="Times New Roman" w:eastAsia="宋体"/>
+                <w:b/>
+                <w:sz w:val="21"/>
+              </w:rPr>
               <w:t>项目助理（兼职）</w:t>
             </w:r>
           </w:p>
@@ -2843,7 +8557,175 @@
                 <w:bCs/>
                 <w:sz w:val="21"/>
               </w:rPr>
-              <w:t>2026.04 - 2026.07</w:t>
+            </w:r>
+            <w:r>
+              <w:rPr>
+                <w:rFonts w:ascii="Times New Roman" w:hAnsi="Times New Roman" w:eastAsia="宋体"/>
+                <w:b/>
+                <w:sz w:val="21"/>
+              </w:rPr>
+            </w:r>
+            <w:r>
+              <w:rPr>
+                <w:rFonts w:ascii="Times New Roman" w:hAnsi="Times New Roman" w:eastAsia="宋体"/>
+                <w:b/>
+                <w:sz w:val="21"/>
+              </w:rPr>
+            </w:r>
+            <w:r>
+              <w:rPr>
+                <w:rFonts w:ascii="Times New Roman" w:hAnsi="Times New Roman" w:eastAsia="宋体"/>
+                <w:b/>
+                <w:sz w:val="21"/>
+              </w:rPr>
+            </w:r>
+            <w:r>
+              <w:rPr>
+                <w:rFonts w:ascii="Times New Roman" w:hAnsi="Times New Roman" w:eastAsia="宋体"/>
+                <w:b/>
+                <w:sz w:val="21"/>
+              </w:rPr>
+            </w:r>
+            <w:r>
+              <w:rPr>
+                <w:rFonts w:ascii="Times New Roman" w:hAnsi="Times New Roman" w:eastAsia="宋体"/>
+                <w:b/>
+                <w:sz w:val="21"/>
+              </w:rPr>
+            </w:r>
+            <w:r>
+              <w:rPr>
+                <w:rFonts w:ascii="Times New Roman" w:hAnsi="Times New Roman" w:eastAsia="宋体"/>
+                <w:b/>
+                <w:sz w:val="21"/>
+              </w:rPr>
+            </w:r>
+            <w:r>
+              <w:rPr>
+                <w:rFonts w:ascii="Times New Roman" w:hAnsi="Times New Roman" w:eastAsia="宋体"/>
+                <w:b/>
+                <w:sz w:val="21"/>
+              </w:rPr>
+            </w:r>
+            <w:r>
+              <w:rPr>
+                <w:rFonts w:ascii="Times New Roman" w:hAnsi="Times New Roman" w:eastAsia="宋体"/>
+                <w:b/>
+                <w:sz w:val="21"/>
+              </w:rPr>
+            </w:r>
+            <w:r>
+              <w:rPr>
+                <w:rFonts w:ascii="Times New Roman" w:hAnsi="Times New Roman" w:eastAsia="宋体"/>
+                <w:b/>
+                <w:sz w:val="21"/>
+              </w:rPr>
+            </w:r>
+            <w:r>
+              <w:rPr>
+                <w:rFonts w:ascii="Times New Roman" w:hAnsi="Times New Roman" w:eastAsia="宋体"/>
+                <w:b/>
+                <w:sz w:val="21"/>
+              </w:rPr>
+            </w:r>
+            <w:r>
+              <w:rPr>
+                <w:rFonts w:ascii="Times New Roman" w:hAnsi="Times New Roman" w:eastAsia="宋体"/>
+                <w:b/>
+                <w:sz w:val="21"/>
+              </w:rPr>
+            </w:r>
+            <w:r>
+              <w:rPr>
+                <w:rFonts w:ascii="Times New Roman" w:hAnsi="Times New Roman" w:eastAsia="宋体"/>
+                <w:b/>
+                <w:sz w:val="21"/>
+              </w:rPr>
+            </w:r>
+            <w:r>
+              <w:rPr>
+                <w:rFonts w:ascii="Times New Roman" w:hAnsi="Times New Roman" w:eastAsia="宋体"/>
+                <w:b/>
+                <w:sz w:val="21"/>
+              </w:rPr>
+            </w:r>
+            <w:r>
+              <w:rPr>
+                <w:rFonts w:ascii="Times New Roman" w:hAnsi="Times New Roman" w:eastAsia="宋体"/>
+                <w:b/>
+                <w:sz w:val="21"/>
+              </w:rPr>
+            </w:r>
+            <w:r>
+              <w:rPr>
+                <w:rFonts w:ascii="Times New Roman" w:hAnsi="Times New Roman" w:eastAsia="宋体"/>
+                <w:b/>
+                <w:sz w:val="21"/>
+              </w:rPr>
+            </w:r>
+            <w:r>
+              <w:rPr>
+                <w:rFonts w:ascii="Times New Roman" w:hAnsi="Times New Roman" w:eastAsia="宋体"/>
+                <w:b/>
+                <w:sz w:val="21"/>
+              </w:rPr>
+            </w:r>
+            <w:r>
+              <w:rPr>
+                <w:rFonts w:ascii="Times New Roman" w:hAnsi="Times New Roman" w:eastAsia="宋体"/>
+                <w:b/>
+                <w:sz w:val="21"/>
+              </w:rPr>
+            </w:r>
+            <w:r>
+              <w:rPr>
+                <w:rFonts w:ascii="Times New Roman" w:hAnsi="Times New Roman" w:eastAsia="宋体"/>
+                <w:b/>
+                <w:sz w:val="21"/>
+              </w:rPr>
+            </w:r>
+            <w:r>
+              <w:rPr>
+                <w:rFonts w:ascii="Times New Roman" w:hAnsi="Times New Roman" w:eastAsia="宋体"/>
+                <w:b/>
+                <w:sz w:val="21"/>
+              </w:rPr>
+            </w:r>
+            <w:r>
+              <w:rPr>
+                <w:rFonts w:ascii="Times New Roman" w:hAnsi="Times New Roman" w:eastAsia="宋体"/>
+                <w:b/>
+                <w:sz w:val="21"/>
+              </w:rPr>
+            </w:r>
+            <w:r>
+              <w:rPr>
+                <w:rFonts w:ascii="Times New Roman" w:hAnsi="Times New Roman" w:eastAsia="宋体"/>
+                <w:b/>
+                <w:sz w:val="21"/>
+              </w:rPr>
+            </w:r>
+            <w:r>
+              <w:rPr>
+                <w:rFonts w:ascii="Times New Roman" w:hAnsi="Times New Roman" w:eastAsia="宋体"/>
+                <w:b/>
+                <w:sz w:val="21"/>
+              </w:rPr>
+            </w:r>
+            <w:r>
+              <w:rPr>
+                <w:rFonts w:ascii="Times New Roman" w:hAnsi="Times New Roman" w:eastAsia="宋体"/>
+                <w:b/>
+                <w:sz w:val="21"/>
+              </w:rPr>
+            </w:r>
+            <w:r>
+              <w:rPr>
+                <w:rFonts w:ascii="Times New Roman" w:hAnsi="Times New Roman" w:eastAsia="宋体"/>
+                <w:b/>
+                <w:sz w:val="21"/>
+              </w:rPr>
+              <w:t>2026.04—2026.07</w:t>
             </w:r>
           </w:p>
         </w:tc>
@@ -2914,91 +8796,247 @@
                 <w:rFonts w:ascii="Times New Roman" w:eastAsia="宋体" w:hAnsi="Times New Roman" w:cs="宋体"/>
                 <w:sz w:val="21"/>
               </w:rPr>
-              <w:t>材料统筹：统筹</w:t>
             </w:r>
             <w:r>
               <w:rPr>
                 <w:rFonts w:ascii="Times New Roman" w:eastAsia="宋体" w:hAnsi="Times New Roman" w:cs="宋体" w:hint="default"/>
                 <w:sz w:val="21"/>
               </w:rPr>
-              <w:t>200+</w:t>
             </w:r>
             <w:r>
               <w:rPr>
                 <w:rFonts w:ascii="Times New Roman" w:eastAsia="宋体" w:hAnsi="Times New Roman" w:cs="宋体"/>
                 <w:sz w:val="21"/>
               </w:rPr>
-              <w:t>份申报材料全流程管理，用</w:t>
             </w:r>
             <w:r>
               <w:rPr>
                 <w:rFonts w:ascii="Times New Roman" w:eastAsia="宋体" w:hAnsi="Times New Roman" w:cs="宋体" w:hint="default"/>
                 <w:sz w:val="21"/>
               </w:rPr>
-              <w:t>Excel</w:t>
             </w:r>
             <w:r>
               <w:rPr>
                 <w:rFonts w:ascii="Times New Roman" w:eastAsia="宋体" w:hAnsi="Times New Roman" w:cs="宋体"/>
                 <w:sz w:val="21"/>
               </w:rPr>
-              <w:t>搭建分类台账，建立</w:t>
             </w:r>
             <w:r>
               <w:rPr>
                 <w:rFonts w:ascii="Times New Roman" w:eastAsia="宋体" w:hAnsi="Times New Roman" w:cs="宋体"/>
                 <w:sz w:val="21"/>
               </w:rPr>
-              <w:t>“</w:t>
             </w:r>
             <w:r>
               <w:rPr>
                 <w:rFonts w:ascii="Times New Roman" w:eastAsia="宋体" w:hAnsi="Times New Roman" w:cs="宋体"/>
                 <w:sz w:val="21"/>
               </w:rPr>
-              <w:t>录入</w:t>
             </w:r>
             <w:r>
               <w:rPr>
                 <w:rFonts w:ascii="Times New Roman" w:eastAsia="宋体" w:hAnsi="Times New Roman" w:cs="宋体" w:hint="default"/>
                 <w:sz w:val="21"/>
               </w:rPr>
-              <w:t>-</w:t>
             </w:r>
             <w:r>
               <w:rPr>
                 <w:rFonts w:ascii="Times New Roman" w:eastAsia="宋体" w:hAnsi="Times New Roman" w:cs="宋体"/>
                 <w:sz w:val="21"/>
               </w:rPr>
-              <w:t>核对</w:t>
             </w:r>
             <w:r>
               <w:rPr>
                 <w:rFonts w:ascii="Times New Roman" w:eastAsia="宋体" w:hAnsi="Times New Roman" w:cs="宋体" w:hint="default"/>
                 <w:sz w:val="21"/>
               </w:rPr>
-              <w:t>-</w:t>
             </w:r>
             <w:r>
               <w:rPr>
                 <w:rFonts w:ascii="Times New Roman" w:eastAsia="宋体" w:hAnsi="Times New Roman" w:cs="宋体"/>
                 <w:sz w:val="21"/>
               </w:rPr>
-              <w:t>提交</w:t>
             </w:r>
             <w:r>
               <w:rPr>
                 <w:rFonts w:ascii="Times New Roman" w:eastAsia="宋体" w:hAnsi="Times New Roman" w:cs="宋体"/>
                 <w:sz w:val="21"/>
               </w:rPr>
-              <w:t>”</w:t>
             </w:r>
             <w:r>
               <w:rPr>
                 <w:rFonts w:ascii="Times New Roman" w:eastAsia="宋体" w:hAnsi="Times New Roman" w:cs="宋体"/>
                 <w:sz w:val="21"/>
               </w:rPr>
-              <w:t>三级校验机制，实现零差错提交</w:t>
+            </w:r>
+            <w:r>
+              <w:rPr>
+                <w:rFonts w:ascii="Times New Roman" w:hAnsi="Times New Roman" w:eastAsia="宋体"/>
+                <w:b w:val="0"/>
+                <w:sz w:val="21"/>
+              </w:rPr>
+            </w:r>
+            <w:r>
+              <w:rPr>
+                <w:rFonts w:ascii="Times New Roman" w:hAnsi="Times New Roman" w:eastAsia="宋体"/>
+                <w:b w:val="0"/>
+                <w:sz w:val="21"/>
+              </w:rPr>
+            </w:r>
+            <w:r>
+              <w:rPr>
+                <w:rFonts w:ascii="Times New Roman" w:hAnsi="Times New Roman" w:eastAsia="宋体"/>
+                <w:b w:val="0"/>
+                <w:sz w:val="21"/>
+              </w:rPr>
+            </w:r>
+            <w:r>
+              <w:rPr>
+                <w:rFonts w:ascii="Times New Roman" w:hAnsi="Times New Roman" w:eastAsia="宋体"/>
+                <w:b w:val="0"/>
+                <w:sz w:val="21"/>
+              </w:rPr>
+            </w:r>
+            <w:r>
+              <w:rPr>
+                <w:rFonts w:ascii="Times New Roman" w:hAnsi="Times New Roman" w:eastAsia="宋体"/>
+                <w:b w:val="0"/>
+                <w:sz w:val="21"/>
+              </w:rPr>
+            </w:r>
+            <w:r>
+              <w:rPr>
+                <w:rFonts w:ascii="Times New Roman" w:hAnsi="Times New Roman" w:eastAsia="宋体"/>
+                <w:b w:val="0"/>
+                <w:sz w:val="21"/>
+              </w:rPr>
+            </w:r>
+            <w:r>
+              <w:rPr>
+                <w:rFonts w:ascii="Times New Roman" w:hAnsi="Times New Roman" w:eastAsia="宋体"/>
+                <w:b w:val="0"/>
+                <w:sz w:val="21"/>
+              </w:rPr>
+            </w:r>
+            <w:r>
+              <w:rPr>
+                <w:rFonts w:ascii="Times New Roman" w:hAnsi="Times New Roman" w:eastAsia="宋体"/>
+                <w:b w:val="0"/>
+                <w:sz w:val="21"/>
+              </w:rPr>
+            </w:r>
+            <w:r>
+              <w:rPr>
+                <w:rFonts w:ascii="Times New Roman" w:hAnsi="Times New Roman" w:eastAsia="宋体"/>
+                <w:b w:val="0"/>
+                <w:sz w:val="21"/>
+              </w:rPr>
+            </w:r>
+            <w:r>
+              <w:rPr>
+                <w:rFonts w:ascii="Times New Roman" w:hAnsi="Times New Roman" w:eastAsia="宋体"/>
+                <w:b w:val="0"/>
+                <w:sz w:val="21"/>
+              </w:rPr>
+            </w:r>
+            <w:r>
+              <w:rPr>
+                <w:rFonts w:ascii="Times New Roman" w:hAnsi="Times New Roman" w:eastAsia="宋体"/>
+                <w:b w:val="0"/>
+                <w:sz w:val="21"/>
+              </w:rPr>
+            </w:r>
+            <w:r>
+              <w:rPr>
+                <w:rFonts w:ascii="Times New Roman" w:hAnsi="Times New Roman" w:eastAsia="宋体"/>
+                <w:b w:val="0"/>
+                <w:sz w:val="21"/>
+              </w:rPr>
+            </w:r>
+            <w:r>
+              <w:rPr>
+                <w:rFonts w:ascii="Times New Roman" w:hAnsi="Times New Roman" w:eastAsia="宋体"/>
+                <w:b w:val="0"/>
+                <w:sz w:val="21"/>
+              </w:rPr>
+            </w:r>
+            <w:r>
+              <w:rPr>
+                <w:rFonts w:ascii="Times New Roman" w:hAnsi="Times New Roman" w:eastAsia="宋体"/>
+                <w:b w:val="0"/>
+                <w:sz w:val="21"/>
+              </w:rPr>
+            </w:r>
+            <w:r>
+              <w:rPr>
+                <w:rFonts w:ascii="Times New Roman" w:hAnsi="Times New Roman" w:eastAsia="宋体"/>
+                <w:b w:val="0"/>
+                <w:sz w:val="21"/>
+              </w:rPr>
+            </w:r>
+            <w:r>
+              <w:rPr>
+                <w:rFonts w:ascii="Times New Roman" w:hAnsi="Times New Roman" w:eastAsia="宋体"/>
+                <w:b w:val="0"/>
+                <w:sz w:val="21"/>
+              </w:rPr>
+            </w:r>
+            <w:r>
+              <w:rPr>
+                <w:rFonts w:ascii="Times New Roman" w:hAnsi="Times New Roman" w:eastAsia="宋体"/>
+                <w:b w:val="0"/>
+                <w:sz w:val="21"/>
+              </w:rPr>
+            </w:r>
+            <w:r>
+              <w:rPr>
+                <w:rFonts w:ascii="Times New Roman" w:hAnsi="Times New Roman" w:eastAsia="宋体"/>
+                <w:b w:val="0"/>
+                <w:sz w:val="21"/>
+              </w:rPr>
+            </w:r>
+            <w:r>
+              <w:rPr>
+                <w:rFonts w:ascii="Times New Roman" w:hAnsi="Times New Roman" w:eastAsia="宋体"/>
+                <w:b w:val="0"/>
+                <w:sz w:val="21"/>
+              </w:rPr>
+            </w:r>
+            <w:r>
+              <w:rPr>
+                <w:rFonts w:ascii="Times New Roman" w:hAnsi="Times New Roman" w:eastAsia="宋体"/>
+                <w:b w:val="0"/>
+                <w:sz w:val="21"/>
+              </w:rPr>
+            </w:r>
+            <w:r>
+              <w:rPr>
+                <w:rFonts w:ascii="Times New Roman" w:hAnsi="Times New Roman" w:eastAsia="宋体"/>
+                <w:b w:val="0"/>
+                <w:sz w:val="21"/>
+              </w:rPr>
+            </w:r>
+            <w:r>
+              <w:rPr>
+                <w:rFonts w:ascii="Times New Roman" w:hAnsi="Times New Roman" w:eastAsia="宋体"/>
+                <w:b w:val="0"/>
+                <w:sz w:val="21"/>
+              </w:rPr>
+            </w:r>
+            <w:r>
+              <w:rPr>
+                <w:rFonts w:ascii="Times New Roman" w:hAnsi="Times New Roman" w:eastAsia="宋体"/>
+                <w:b w:val="0"/>
+                <w:sz w:val="21"/>
+              </w:rPr>
+            </w:r>
+            <w:r>
+              <w:rPr>
+                <w:rFonts w:ascii="Times New Roman" w:hAnsi="Times New Roman" w:eastAsia="宋体"/>
+                <w:b w:val="0"/>
+                <w:sz w:val="21"/>
+              </w:rPr>
+              <w:t>材料核验：经手200+份学员申报材料的收集与核对，用Excel搭分类台账、设三级校验，任职期间零差错</w:t>
             </w:r>
           </w:p>
           <w:p>
@@ -3018,7 +9056,322 @@
                 <w:rFonts w:ascii="Times New Roman" w:eastAsia="宋体" w:hAnsi="Times New Roman" w:cs="宋体"/>
                 <w:sz w:val="21"/>
               </w:rPr>
-              <w:t>流程优化：梳理并标准化资料审核与报批流程，与各方同步进度，按月汇总数据形成工作小结，提升整体执行效率</w:t>
+            </w:r>
+            <w:r>
+              <w:rPr>
+                <w:rFonts w:ascii="Times New Roman" w:hAnsi="Times New Roman" w:eastAsia="宋体"/>
+                <w:b w:val="0"/>
+                <w:sz w:val="21"/>
+              </w:rPr>
+            </w:r>
+            <w:r>
+              <w:rPr>
+                <w:rFonts w:ascii="Times New Roman" w:hAnsi="Times New Roman" w:eastAsia="宋体"/>
+                <w:b w:val="0"/>
+                <w:sz w:val="21"/>
+              </w:rPr>
+            </w:r>
+            <w:r>
+              <w:rPr>
+                <w:rFonts w:ascii="Times New Roman" w:hAnsi="Times New Roman" w:eastAsia="宋体"/>
+                <w:b w:val="0"/>
+                <w:sz w:val="21"/>
+              </w:rPr>
+            </w:r>
+            <w:r>
+              <w:rPr>
+                <w:rFonts w:ascii="Times New Roman" w:hAnsi="Times New Roman" w:eastAsia="宋体"/>
+                <w:b w:val="0"/>
+                <w:sz w:val="21"/>
+              </w:rPr>
+            </w:r>
+            <w:r>
+              <w:rPr>
+                <w:rFonts w:ascii="Times New Roman" w:hAnsi="Times New Roman" w:eastAsia="宋体"/>
+                <w:b w:val="0"/>
+                <w:sz w:val="21"/>
+              </w:rPr>
+            </w:r>
+            <w:r>
+              <w:rPr>
+                <w:rFonts w:ascii="Times New Roman" w:hAnsi="Times New Roman" w:eastAsia="宋体"/>
+                <w:b w:val="0"/>
+                <w:sz w:val="21"/>
+              </w:rPr>
+            </w:r>
+            <w:r>
+              <w:rPr>
+                <w:rFonts w:ascii="Times New Roman" w:hAnsi="Times New Roman" w:eastAsia="宋体"/>
+                <w:b w:val="0"/>
+                <w:sz w:val="21"/>
+              </w:rPr>
+            </w:r>
+            <w:r>
+              <w:rPr>
+                <w:rFonts w:ascii="Times New Roman" w:hAnsi="Times New Roman" w:eastAsia="宋体"/>
+                <w:b w:val="0"/>
+                <w:sz w:val="21"/>
+              </w:rPr>
+            </w:r>
+            <w:r>
+              <w:rPr>
+                <w:rFonts w:ascii="Times New Roman" w:hAnsi="Times New Roman" w:eastAsia="宋体"/>
+                <w:b w:val="0"/>
+                <w:sz w:val="21"/>
+              </w:rPr>
+            </w:r>
+            <w:r>
+              <w:rPr>
+                <w:rFonts w:ascii="Times New Roman" w:hAnsi="Times New Roman" w:eastAsia="宋体"/>
+                <w:b w:val="0"/>
+                <w:sz w:val="21"/>
+              </w:rPr>
+            </w:r>
+            <w:r>
+              <w:rPr>
+                <w:rFonts w:ascii="Times New Roman" w:hAnsi="Times New Roman" w:eastAsia="宋体"/>
+                <w:b w:val="0"/>
+                <w:sz w:val="21"/>
+              </w:rPr>
+            </w:r>
+            <w:r>
+              <w:rPr>
+                <w:rFonts w:ascii="Times New Roman" w:hAnsi="Times New Roman" w:eastAsia="宋体"/>
+                <w:b w:val="0"/>
+                <w:sz w:val="21"/>
+              </w:rPr>
+            </w:r>
+            <w:r>
+              <w:rPr>
+                <w:rFonts w:ascii="Times New Roman" w:hAnsi="Times New Roman" w:eastAsia="宋体"/>
+                <w:b w:val="0"/>
+                <w:sz w:val="21"/>
+              </w:rPr>
+            </w:r>
+            <w:r>
+              <w:rPr>
+                <w:rFonts w:ascii="Times New Roman" w:hAnsi="Times New Roman" w:eastAsia="宋体"/>
+                <w:b w:val="0"/>
+                <w:sz w:val="21"/>
+              </w:rPr>
+            </w:r>
+            <w:r>
+              <w:rPr>
+                <w:rFonts w:ascii="Times New Roman" w:hAnsi="Times New Roman" w:eastAsia="宋体"/>
+                <w:b w:val="0"/>
+                <w:sz w:val="21"/>
+              </w:rPr>
+            </w:r>
+            <w:r>
+              <w:rPr>
+                <w:rFonts w:ascii="Times New Roman" w:hAnsi="Times New Roman" w:eastAsia="宋体"/>
+                <w:b w:val="0"/>
+                <w:sz w:val="21"/>
+              </w:rPr>
+            </w:r>
+            <w:r>
+              <w:rPr>
+                <w:rFonts w:ascii="Times New Roman" w:hAnsi="Times New Roman" w:eastAsia="宋体"/>
+                <w:b w:val="0"/>
+                <w:sz w:val="21"/>
+              </w:rPr>
+            </w:r>
+            <w:r>
+              <w:rPr>
+                <w:rFonts w:ascii="Times New Roman" w:hAnsi="Times New Roman" w:eastAsia="宋体"/>
+                <w:b w:val="0"/>
+                <w:sz w:val="21"/>
+              </w:rPr>
+            </w:r>
+            <w:r>
+              <w:rPr>
+                <w:rFonts w:ascii="Times New Roman" w:hAnsi="Times New Roman" w:eastAsia="宋体"/>
+                <w:b w:val="0"/>
+                <w:sz w:val="21"/>
+              </w:rPr>
+            </w:r>
+            <w:r>
+              <w:rPr>
+                <w:rFonts w:ascii="Times New Roman" w:hAnsi="Times New Roman" w:eastAsia="宋体"/>
+                <w:b w:val="0"/>
+                <w:sz w:val="21"/>
+              </w:rPr>
+            </w:r>
+            <w:r>
+              <w:rPr>
+                <w:rFonts w:ascii="Times New Roman" w:hAnsi="Times New Roman" w:eastAsia="宋体"/>
+                <w:b w:val="0"/>
+                <w:sz w:val="21"/>
+              </w:rPr>
+            </w:r>
+            <w:r>
+              <w:rPr>
+                <w:rFonts w:ascii="Times New Roman" w:hAnsi="Times New Roman" w:eastAsia="宋体"/>
+                <w:b w:val="0"/>
+                <w:sz w:val="21"/>
+              </w:rPr>
+            </w:r>
+            <w:r>
+              <w:rPr>
+                <w:rFonts w:ascii="Times New Roman" w:hAnsi="Times New Roman" w:eastAsia="宋体"/>
+                <w:b w:val="0"/>
+                <w:sz w:val="21"/>
+              </w:rPr>
+            </w:r>
+            <w:r>
+              <w:rPr>
+                <w:rFonts w:ascii="Times New Roman" w:hAnsi="Times New Roman" w:eastAsia="宋体"/>
+                <w:b w:val="0"/>
+                <w:sz w:val="21"/>
+              </w:rPr>
+              <w:t>跨部门协同：对接各部门同步项目进度，按月汇总执行数据供负责人复盘</w:t>
+            </w:r>
+          </w:p>
+          <w:p>
+            <w:pPr>
+              <w:numPr>
+                <w:ilvl w:val="0"/>
+                <w:numId w:val="6"/>
+              </w:numPr>
+              <w:spacing w:line="290" w:lineRule="atLeast"/>
+              <w:rPr>
+                <w:rFonts w:ascii="Times New Roman" w:eastAsia="宋体" w:hAnsi="Times New Roman" w:cs="宋体" w:hint="default"/>
+                <w:sz w:val="21"/>
+              </w:rPr>
+            </w:pPr>
+            <w:r>
+              <w:rPr>
+                <w:rFonts w:ascii="Times New Roman" w:hAnsi="Times New Roman" w:eastAsia="宋体"/>
+                <w:b w:val="0"/>
+                <w:sz w:val="21"/>
+              </w:rPr>
+            </w:r>
+            <w:r>
+              <w:rPr>
+                <w:rFonts w:ascii="Times New Roman" w:hAnsi="Times New Roman" w:eastAsia="宋体"/>
+                <w:b w:val="0"/>
+                <w:sz w:val="21"/>
+              </w:rPr>
+            </w:r>
+            <w:r>
+              <w:rPr>
+                <w:rFonts w:ascii="Times New Roman" w:hAnsi="Times New Roman" w:eastAsia="宋体"/>
+                <w:b w:val="0"/>
+                <w:sz w:val="21"/>
+              </w:rPr>
+            </w:r>
+            <w:r>
+              <w:rPr>
+                <w:rFonts w:ascii="Times New Roman" w:hAnsi="Times New Roman" w:eastAsia="宋体"/>
+                <w:b w:val="0"/>
+                <w:sz w:val="21"/>
+              </w:rPr>
+            </w:r>
+            <w:r>
+              <w:rPr>
+                <w:rFonts w:ascii="Times New Roman" w:hAnsi="Times New Roman" w:eastAsia="宋体"/>
+                <w:b w:val="0"/>
+                <w:sz w:val="21"/>
+              </w:rPr>
+            </w:r>
+            <w:r>
+              <w:rPr>
+                <w:rFonts w:ascii="Times New Roman" w:hAnsi="Times New Roman" w:eastAsia="宋体"/>
+                <w:b w:val="0"/>
+                <w:sz w:val="21"/>
+              </w:rPr>
+            </w:r>
+            <w:r>
+              <w:rPr>
+                <w:rFonts w:ascii="Times New Roman" w:hAnsi="Times New Roman" w:eastAsia="宋体"/>
+                <w:b w:val="0"/>
+                <w:sz w:val="21"/>
+              </w:rPr>
+            </w:r>
+            <w:r>
+              <w:rPr>
+                <w:rFonts w:ascii="Times New Roman" w:hAnsi="Times New Roman" w:eastAsia="宋体"/>
+                <w:b w:val="0"/>
+                <w:sz w:val="21"/>
+              </w:rPr>
+            </w:r>
+            <w:r>
+              <w:rPr>
+                <w:rFonts w:ascii="Times New Roman" w:hAnsi="Times New Roman" w:eastAsia="宋体"/>
+                <w:b w:val="0"/>
+                <w:sz w:val="21"/>
+              </w:rPr>
+            </w:r>
+            <w:r>
+              <w:rPr>
+                <w:rFonts w:ascii="Times New Roman" w:hAnsi="Times New Roman" w:eastAsia="宋体"/>
+                <w:b w:val="0"/>
+                <w:sz w:val="21"/>
+              </w:rPr>
+            </w:r>
+            <w:r>
+              <w:rPr>
+                <w:rFonts w:ascii="Times New Roman" w:hAnsi="Times New Roman" w:eastAsia="宋体"/>
+                <w:b w:val="0"/>
+                <w:sz w:val="21"/>
+              </w:rPr>
+            </w:r>
+            <w:r>
+              <w:rPr>
+                <w:rFonts w:ascii="Times New Roman" w:hAnsi="Times New Roman" w:eastAsia="宋体"/>
+                <w:b w:val="0"/>
+                <w:sz w:val="21"/>
+              </w:rPr>
+            </w:r>
+            <w:r>
+              <w:rPr>
+                <w:rFonts w:ascii="Times New Roman" w:hAnsi="Times New Roman" w:eastAsia="宋体"/>
+                <w:b w:val="0"/>
+                <w:sz w:val="21"/>
+              </w:rPr>
+            </w:r>
+            <w:r>
+              <w:rPr>
+                <w:rFonts w:ascii="Times New Roman" w:hAnsi="Times New Roman" w:eastAsia="宋体"/>
+                <w:b w:val="0"/>
+                <w:sz w:val="21"/>
+              </w:rPr>
+            </w:r>
+            <w:r>
+              <w:rPr>
+                <w:rFonts w:ascii="Times New Roman" w:hAnsi="Times New Roman" w:eastAsia="宋体"/>
+                <w:b w:val="0"/>
+                <w:sz w:val="21"/>
+              </w:rPr>
+            </w:r>
+            <w:r>
+              <w:rPr>
+                <w:rFonts w:ascii="Times New Roman" w:hAnsi="Times New Roman" w:eastAsia="宋体"/>
+                <w:b w:val="0"/>
+                <w:sz w:val="21"/>
+              </w:rPr>
+            </w:r>
+            <w:r>
+              <w:rPr>
+                <w:rFonts w:ascii="Times New Roman" w:hAnsi="Times New Roman" w:eastAsia="宋体"/>
+                <w:b w:val="0"/>
+                <w:sz w:val="21"/>
+              </w:rPr>
+            </w:r>
+            <w:r>
+              <w:rPr>
+                <w:rFonts w:ascii="Times New Roman" w:hAnsi="Times New Roman" w:eastAsia="宋体"/>
+                <w:b w:val="0"/>
+                <w:sz w:val="21"/>
+              </w:rPr>
+            </w:r>
+            <w:r>
+              <w:rPr>
+                <w:rFonts w:ascii="Times New Roman" w:hAnsi="Times New Roman" w:eastAsia="宋体"/>
+                <w:b w:val="0"/>
+                <w:sz w:val="21"/>
+              </w:rPr>
+              <w:t>流程沉淀：把审核报批环节梳理成清单式步骤，按材料类型建立分类归档</w:t>
             </w:r>
           </w:p>
         </w:tc>
@@ -3169,6 +9522,174 @@
                 <w:bCs/>
                 <w:sz w:val="21"/>
               </w:rPr>
+            </w:r>
+            <w:r>
+              <w:rPr>
+                <w:rFonts w:ascii="Times New Roman" w:hAnsi="Times New Roman" w:eastAsia="宋体"/>
+                <w:b/>
+                <w:sz w:val="21"/>
+              </w:rPr>
+            </w:r>
+            <w:r>
+              <w:rPr>
+                <w:rFonts w:ascii="Times New Roman" w:hAnsi="Times New Roman" w:eastAsia="宋体"/>
+                <w:b/>
+                <w:sz w:val="21"/>
+              </w:rPr>
+            </w:r>
+            <w:r>
+              <w:rPr>
+                <w:rFonts w:ascii="Times New Roman" w:hAnsi="Times New Roman" w:eastAsia="宋体"/>
+                <w:b/>
+                <w:sz w:val="21"/>
+              </w:rPr>
+            </w:r>
+            <w:r>
+              <w:rPr>
+                <w:rFonts w:ascii="Times New Roman" w:hAnsi="Times New Roman" w:eastAsia="宋体"/>
+                <w:b/>
+                <w:sz w:val="21"/>
+              </w:rPr>
+            </w:r>
+            <w:r>
+              <w:rPr>
+                <w:rFonts w:ascii="Times New Roman" w:hAnsi="Times New Roman" w:eastAsia="宋体"/>
+                <w:b/>
+                <w:sz w:val="21"/>
+              </w:rPr>
+            </w:r>
+            <w:r>
+              <w:rPr>
+                <w:rFonts w:ascii="Times New Roman" w:hAnsi="Times New Roman" w:eastAsia="宋体"/>
+                <w:b/>
+                <w:sz w:val="21"/>
+              </w:rPr>
+            </w:r>
+            <w:r>
+              <w:rPr>
+                <w:rFonts w:ascii="Times New Roman" w:hAnsi="Times New Roman" w:eastAsia="宋体"/>
+                <w:b/>
+                <w:sz w:val="21"/>
+              </w:rPr>
+            </w:r>
+            <w:r>
+              <w:rPr>
+                <w:rFonts w:ascii="Times New Roman" w:hAnsi="Times New Roman" w:eastAsia="宋体"/>
+                <w:b/>
+                <w:sz w:val="21"/>
+              </w:rPr>
+            </w:r>
+            <w:r>
+              <w:rPr>
+                <w:rFonts w:ascii="Times New Roman" w:hAnsi="Times New Roman" w:eastAsia="宋体"/>
+                <w:b/>
+                <w:sz w:val="21"/>
+              </w:rPr>
+            </w:r>
+            <w:r>
+              <w:rPr>
+                <w:rFonts w:ascii="Times New Roman" w:hAnsi="Times New Roman" w:eastAsia="宋体"/>
+                <w:b/>
+                <w:sz w:val="21"/>
+              </w:rPr>
+            </w:r>
+            <w:r>
+              <w:rPr>
+                <w:rFonts w:ascii="Times New Roman" w:hAnsi="Times New Roman" w:eastAsia="宋体"/>
+                <w:b/>
+                <w:sz w:val="21"/>
+              </w:rPr>
+            </w:r>
+            <w:r>
+              <w:rPr>
+                <w:rFonts w:ascii="Times New Roman" w:hAnsi="Times New Roman" w:eastAsia="宋体"/>
+                <w:b/>
+                <w:sz w:val="21"/>
+              </w:rPr>
+            </w:r>
+            <w:r>
+              <w:rPr>
+                <w:rFonts w:ascii="Times New Roman" w:hAnsi="Times New Roman" w:eastAsia="宋体"/>
+                <w:b/>
+                <w:sz w:val="21"/>
+              </w:rPr>
+            </w:r>
+            <w:r>
+              <w:rPr>
+                <w:rFonts w:ascii="Times New Roman" w:hAnsi="Times New Roman" w:eastAsia="宋体"/>
+                <w:b/>
+                <w:sz w:val="21"/>
+              </w:rPr>
+            </w:r>
+            <w:r>
+              <w:rPr>
+                <w:rFonts w:ascii="Times New Roman" w:hAnsi="Times New Roman" w:eastAsia="宋体"/>
+                <w:b/>
+                <w:sz w:val="21"/>
+              </w:rPr>
+            </w:r>
+            <w:r>
+              <w:rPr>
+                <w:rFonts w:ascii="Times New Roman" w:hAnsi="Times New Roman" w:eastAsia="宋体"/>
+                <w:b/>
+                <w:sz w:val="21"/>
+              </w:rPr>
+            </w:r>
+            <w:r>
+              <w:rPr>
+                <w:rFonts w:ascii="Times New Roman" w:hAnsi="Times New Roman" w:eastAsia="宋体"/>
+                <w:b/>
+                <w:sz w:val="21"/>
+              </w:rPr>
+            </w:r>
+            <w:r>
+              <w:rPr>
+                <w:rFonts w:ascii="Times New Roman" w:hAnsi="Times New Roman" w:eastAsia="宋体"/>
+                <w:b/>
+                <w:sz w:val="21"/>
+              </w:rPr>
+            </w:r>
+            <w:r>
+              <w:rPr>
+                <w:rFonts w:ascii="Times New Roman" w:hAnsi="Times New Roman" w:eastAsia="宋体"/>
+                <w:b/>
+                <w:sz w:val="21"/>
+              </w:rPr>
+            </w:r>
+            <w:r>
+              <w:rPr>
+                <w:rFonts w:ascii="Times New Roman" w:hAnsi="Times New Roman" w:eastAsia="宋体"/>
+                <w:b/>
+                <w:sz w:val="21"/>
+              </w:rPr>
+            </w:r>
+            <w:r>
+              <w:rPr>
+                <w:rFonts w:ascii="Times New Roman" w:hAnsi="Times New Roman" w:eastAsia="宋体"/>
+                <w:b/>
+                <w:sz w:val="21"/>
+              </w:rPr>
+            </w:r>
+            <w:r>
+              <w:rPr>
+                <w:rFonts w:ascii="Times New Roman" w:hAnsi="Times New Roman" w:eastAsia="宋体"/>
+                <w:b/>
+                <w:sz w:val="21"/>
+              </w:rPr>
+            </w:r>
+            <w:r>
+              <w:rPr>
+                <w:rFonts w:ascii="Times New Roman" w:hAnsi="Times New Roman" w:eastAsia="宋体"/>
+                <w:b/>
+                <w:sz w:val="21"/>
+              </w:rPr>
+            </w:r>
+            <w:r>
+              <w:rPr>
+                <w:rFonts w:ascii="Times New Roman" w:hAnsi="Times New Roman" w:eastAsia="宋体"/>
+                <w:b/>
+                <w:sz w:val="21"/>
+              </w:rPr>
               <w:t>山东大学管理学院宣传部</w:t>
             </w:r>
           </w:p>
@@ -3196,6 +9717,174 @@
                 <w:bCs/>
                 <w:sz w:val="21"/>
               </w:rPr>
+            </w:r>
+            <w:r>
+              <w:rPr>
+                <w:rFonts w:ascii="Times New Roman" w:hAnsi="Times New Roman" w:eastAsia="宋体"/>
+                <w:b/>
+                <w:sz w:val="21"/>
+              </w:rPr>
+            </w:r>
+            <w:r>
+              <w:rPr>
+                <w:rFonts w:ascii="Times New Roman" w:hAnsi="Times New Roman" w:eastAsia="宋体"/>
+                <w:b/>
+                <w:sz w:val="21"/>
+              </w:rPr>
+            </w:r>
+            <w:r>
+              <w:rPr>
+                <w:rFonts w:ascii="Times New Roman" w:hAnsi="Times New Roman" w:eastAsia="宋体"/>
+                <w:b/>
+                <w:sz w:val="21"/>
+              </w:rPr>
+            </w:r>
+            <w:r>
+              <w:rPr>
+                <w:rFonts w:ascii="Times New Roman" w:hAnsi="Times New Roman" w:eastAsia="宋体"/>
+                <w:b/>
+                <w:sz w:val="21"/>
+              </w:rPr>
+            </w:r>
+            <w:r>
+              <w:rPr>
+                <w:rFonts w:ascii="Times New Roman" w:hAnsi="Times New Roman" w:eastAsia="宋体"/>
+                <w:b/>
+                <w:sz w:val="21"/>
+              </w:rPr>
+            </w:r>
+            <w:r>
+              <w:rPr>
+                <w:rFonts w:ascii="Times New Roman" w:hAnsi="Times New Roman" w:eastAsia="宋体"/>
+                <w:b/>
+                <w:sz w:val="21"/>
+              </w:rPr>
+            </w:r>
+            <w:r>
+              <w:rPr>
+                <w:rFonts w:ascii="Times New Roman" w:hAnsi="Times New Roman" w:eastAsia="宋体"/>
+                <w:b/>
+                <w:sz w:val="21"/>
+              </w:rPr>
+            </w:r>
+            <w:r>
+              <w:rPr>
+                <w:rFonts w:ascii="Times New Roman" w:hAnsi="Times New Roman" w:eastAsia="宋体"/>
+                <w:b/>
+                <w:sz w:val="21"/>
+              </w:rPr>
+            </w:r>
+            <w:r>
+              <w:rPr>
+                <w:rFonts w:ascii="Times New Roman" w:hAnsi="Times New Roman" w:eastAsia="宋体"/>
+                <w:b/>
+                <w:sz w:val="21"/>
+              </w:rPr>
+            </w:r>
+            <w:r>
+              <w:rPr>
+                <w:rFonts w:ascii="Times New Roman" w:hAnsi="Times New Roman" w:eastAsia="宋体"/>
+                <w:b/>
+                <w:sz w:val="21"/>
+              </w:rPr>
+            </w:r>
+            <w:r>
+              <w:rPr>
+                <w:rFonts w:ascii="Times New Roman" w:hAnsi="Times New Roman" w:eastAsia="宋体"/>
+                <w:b/>
+                <w:sz w:val="21"/>
+              </w:rPr>
+            </w:r>
+            <w:r>
+              <w:rPr>
+                <w:rFonts w:ascii="Times New Roman" w:hAnsi="Times New Roman" w:eastAsia="宋体"/>
+                <w:b/>
+                <w:sz w:val="21"/>
+              </w:rPr>
+            </w:r>
+            <w:r>
+              <w:rPr>
+                <w:rFonts w:ascii="Times New Roman" w:hAnsi="Times New Roman" w:eastAsia="宋体"/>
+                <w:b/>
+                <w:sz w:val="21"/>
+              </w:rPr>
+            </w:r>
+            <w:r>
+              <w:rPr>
+                <w:rFonts w:ascii="Times New Roman" w:hAnsi="Times New Roman" w:eastAsia="宋体"/>
+                <w:b/>
+                <w:sz w:val="21"/>
+              </w:rPr>
+            </w:r>
+            <w:r>
+              <w:rPr>
+                <w:rFonts w:ascii="Times New Roman" w:hAnsi="Times New Roman" w:eastAsia="宋体"/>
+                <w:b/>
+                <w:sz w:val="21"/>
+              </w:rPr>
+            </w:r>
+            <w:r>
+              <w:rPr>
+                <w:rFonts w:ascii="Times New Roman" w:hAnsi="Times New Roman" w:eastAsia="宋体"/>
+                <w:b/>
+                <w:sz w:val="21"/>
+              </w:rPr>
+            </w:r>
+            <w:r>
+              <w:rPr>
+                <w:rFonts w:ascii="Times New Roman" w:hAnsi="Times New Roman" w:eastAsia="宋体"/>
+                <w:b/>
+                <w:sz w:val="21"/>
+              </w:rPr>
+            </w:r>
+            <w:r>
+              <w:rPr>
+                <w:rFonts w:ascii="Times New Roman" w:hAnsi="Times New Roman" w:eastAsia="宋体"/>
+                <w:b/>
+                <w:sz w:val="21"/>
+              </w:rPr>
+            </w:r>
+            <w:r>
+              <w:rPr>
+                <w:rFonts w:ascii="Times New Roman" w:hAnsi="Times New Roman" w:eastAsia="宋体"/>
+                <w:b/>
+                <w:sz w:val="21"/>
+              </w:rPr>
+            </w:r>
+            <w:r>
+              <w:rPr>
+                <w:rFonts w:ascii="Times New Roman" w:hAnsi="Times New Roman" w:eastAsia="宋体"/>
+                <w:b/>
+                <w:sz w:val="21"/>
+              </w:rPr>
+            </w:r>
+            <w:r>
+              <w:rPr>
+                <w:rFonts w:ascii="Times New Roman" w:hAnsi="Times New Roman" w:eastAsia="宋体"/>
+                <w:b/>
+                <w:sz w:val="21"/>
+              </w:rPr>
+            </w:r>
+            <w:r>
+              <w:rPr>
+                <w:rFonts w:ascii="Times New Roman" w:hAnsi="Times New Roman" w:eastAsia="宋体"/>
+                <w:b/>
+                <w:sz w:val="21"/>
+              </w:rPr>
+            </w:r>
+            <w:r>
+              <w:rPr>
+                <w:rFonts w:ascii="Times New Roman" w:hAnsi="Times New Roman" w:eastAsia="宋体"/>
+                <w:b/>
+                <w:sz w:val="21"/>
+              </w:rPr>
+            </w:r>
+            <w:r>
+              <w:rPr>
+                <w:rFonts w:ascii="Times New Roman" w:hAnsi="Times New Roman" w:eastAsia="宋体"/>
+                <w:b/>
+                <w:sz w:val="21"/>
+              </w:rPr>
               <w:t>干事</w:t>
             </w:r>
           </w:p>
@@ -3223,7 +9912,175 @@
                 <w:bCs/>
                 <w:sz w:val="21"/>
               </w:rPr>
-              <w:t>2024.09 - 2025.06</w:t>
+            </w:r>
+            <w:r>
+              <w:rPr>
+                <w:rFonts w:ascii="Times New Roman" w:hAnsi="Times New Roman" w:eastAsia="宋体"/>
+                <w:b/>
+                <w:sz w:val="21"/>
+              </w:rPr>
+            </w:r>
+            <w:r>
+              <w:rPr>
+                <w:rFonts w:ascii="Times New Roman" w:hAnsi="Times New Roman" w:eastAsia="宋体"/>
+                <w:b/>
+                <w:sz w:val="21"/>
+              </w:rPr>
+            </w:r>
+            <w:r>
+              <w:rPr>
+                <w:rFonts w:ascii="Times New Roman" w:hAnsi="Times New Roman" w:eastAsia="宋体"/>
+                <w:b/>
+                <w:sz w:val="21"/>
+              </w:rPr>
+            </w:r>
+            <w:r>
+              <w:rPr>
+                <w:rFonts w:ascii="Times New Roman" w:hAnsi="Times New Roman" w:eastAsia="宋体"/>
+                <w:b/>
+                <w:sz w:val="21"/>
+              </w:rPr>
+            </w:r>
+            <w:r>
+              <w:rPr>
+                <w:rFonts w:ascii="Times New Roman" w:hAnsi="Times New Roman" w:eastAsia="宋体"/>
+                <w:b/>
+                <w:sz w:val="21"/>
+              </w:rPr>
+            </w:r>
+            <w:r>
+              <w:rPr>
+                <w:rFonts w:ascii="Times New Roman" w:hAnsi="Times New Roman" w:eastAsia="宋体"/>
+                <w:b/>
+                <w:sz w:val="21"/>
+              </w:rPr>
+            </w:r>
+            <w:r>
+              <w:rPr>
+                <w:rFonts w:ascii="Times New Roman" w:hAnsi="Times New Roman" w:eastAsia="宋体"/>
+                <w:b/>
+                <w:sz w:val="21"/>
+              </w:rPr>
+            </w:r>
+            <w:r>
+              <w:rPr>
+                <w:rFonts w:ascii="Times New Roman" w:hAnsi="Times New Roman" w:eastAsia="宋体"/>
+                <w:b/>
+                <w:sz w:val="21"/>
+              </w:rPr>
+            </w:r>
+            <w:r>
+              <w:rPr>
+                <w:rFonts w:ascii="Times New Roman" w:hAnsi="Times New Roman" w:eastAsia="宋体"/>
+                <w:b/>
+                <w:sz w:val="21"/>
+              </w:rPr>
+            </w:r>
+            <w:r>
+              <w:rPr>
+                <w:rFonts w:ascii="Times New Roman" w:hAnsi="Times New Roman" w:eastAsia="宋体"/>
+                <w:b/>
+                <w:sz w:val="21"/>
+              </w:rPr>
+            </w:r>
+            <w:r>
+              <w:rPr>
+                <w:rFonts w:ascii="Times New Roman" w:hAnsi="Times New Roman" w:eastAsia="宋体"/>
+                <w:b/>
+                <w:sz w:val="21"/>
+              </w:rPr>
+            </w:r>
+            <w:r>
+              <w:rPr>
+                <w:rFonts w:ascii="Times New Roman" w:hAnsi="Times New Roman" w:eastAsia="宋体"/>
+                <w:b/>
+                <w:sz w:val="21"/>
+              </w:rPr>
+            </w:r>
+            <w:r>
+              <w:rPr>
+                <w:rFonts w:ascii="Times New Roman" w:hAnsi="Times New Roman" w:eastAsia="宋体"/>
+                <w:b/>
+                <w:sz w:val="21"/>
+              </w:rPr>
+            </w:r>
+            <w:r>
+              <w:rPr>
+                <w:rFonts w:ascii="Times New Roman" w:hAnsi="Times New Roman" w:eastAsia="宋体"/>
+                <w:b/>
+                <w:sz w:val="21"/>
+              </w:rPr>
+            </w:r>
+            <w:r>
+              <w:rPr>
+                <w:rFonts w:ascii="Times New Roman" w:hAnsi="Times New Roman" w:eastAsia="宋体"/>
+                <w:b/>
+                <w:sz w:val="21"/>
+              </w:rPr>
+            </w:r>
+            <w:r>
+              <w:rPr>
+                <w:rFonts w:ascii="Times New Roman" w:hAnsi="Times New Roman" w:eastAsia="宋体"/>
+                <w:b/>
+                <w:sz w:val="21"/>
+              </w:rPr>
+            </w:r>
+            <w:r>
+              <w:rPr>
+                <w:rFonts w:ascii="Times New Roman" w:hAnsi="Times New Roman" w:eastAsia="宋体"/>
+                <w:b/>
+                <w:sz w:val="21"/>
+              </w:rPr>
+            </w:r>
+            <w:r>
+              <w:rPr>
+                <w:rFonts w:ascii="Times New Roman" w:hAnsi="Times New Roman" w:eastAsia="宋体"/>
+                <w:b/>
+                <w:sz w:val="21"/>
+              </w:rPr>
+            </w:r>
+            <w:r>
+              <w:rPr>
+                <w:rFonts w:ascii="Times New Roman" w:hAnsi="Times New Roman" w:eastAsia="宋体"/>
+                <w:b/>
+                <w:sz w:val="21"/>
+              </w:rPr>
+            </w:r>
+            <w:r>
+              <w:rPr>
+                <w:rFonts w:ascii="Times New Roman" w:hAnsi="Times New Roman" w:eastAsia="宋体"/>
+                <w:b/>
+                <w:sz w:val="21"/>
+              </w:rPr>
+            </w:r>
+            <w:r>
+              <w:rPr>
+                <w:rFonts w:ascii="Times New Roman" w:hAnsi="Times New Roman" w:eastAsia="宋体"/>
+                <w:b/>
+                <w:sz w:val="21"/>
+              </w:rPr>
+            </w:r>
+            <w:r>
+              <w:rPr>
+                <w:rFonts w:ascii="Times New Roman" w:hAnsi="Times New Roman" w:eastAsia="宋体"/>
+                <w:b/>
+                <w:sz w:val="21"/>
+              </w:rPr>
+            </w:r>
+            <w:r>
+              <w:rPr>
+                <w:rFonts w:ascii="Times New Roman" w:hAnsi="Times New Roman" w:eastAsia="宋体"/>
+                <w:b/>
+                <w:sz w:val="21"/>
+              </w:rPr>
+            </w:r>
+            <w:r>
+              <w:rPr>
+                <w:rFonts w:ascii="Times New Roman" w:hAnsi="Times New Roman" w:eastAsia="宋体"/>
+                <w:b/>
+                <w:sz w:val="21"/>
+              </w:rPr>
+              <w:t>2024.09—2025.06</w:t>
             </w:r>
           </w:p>
         </w:tc>
@@ -3286,7 +10143,175 @@
                 <w:rFonts w:ascii="Times New Roman" w:eastAsia="宋体" w:hAnsi="Times New Roman" w:cs="宋体"/>
                 <w:sz w:val="21"/>
               </w:rPr>
-              <w:t>物资统筹：统筹院级活动物资申领、出入库登记与台账记录，按需调度物料，保障活动后勤落地</w:t>
+            </w:r>
+            <w:r>
+              <w:rPr>
+                <w:rFonts w:ascii="Times New Roman" w:hAnsi="Times New Roman" w:eastAsia="宋体"/>
+                <w:b w:val="0"/>
+                <w:sz w:val="21"/>
+              </w:rPr>
+            </w:r>
+            <w:r>
+              <w:rPr>
+                <w:rFonts w:ascii="Times New Roman" w:hAnsi="Times New Roman" w:eastAsia="宋体"/>
+                <w:b w:val="0"/>
+                <w:sz w:val="21"/>
+              </w:rPr>
+            </w:r>
+            <w:r>
+              <w:rPr>
+                <w:rFonts w:ascii="Times New Roman" w:hAnsi="Times New Roman" w:eastAsia="宋体"/>
+                <w:b w:val="0"/>
+                <w:sz w:val="21"/>
+              </w:rPr>
+            </w:r>
+            <w:r>
+              <w:rPr>
+                <w:rFonts w:ascii="Times New Roman" w:hAnsi="Times New Roman" w:eastAsia="宋体"/>
+                <w:b w:val="0"/>
+                <w:sz w:val="21"/>
+              </w:rPr>
+            </w:r>
+            <w:r>
+              <w:rPr>
+                <w:rFonts w:ascii="Times New Roman" w:hAnsi="Times New Roman" w:eastAsia="宋体"/>
+                <w:b w:val="0"/>
+                <w:sz w:val="21"/>
+              </w:rPr>
+            </w:r>
+            <w:r>
+              <w:rPr>
+                <w:rFonts w:ascii="Times New Roman" w:hAnsi="Times New Roman" w:eastAsia="宋体"/>
+                <w:b w:val="0"/>
+                <w:sz w:val="21"/>
+              </w:rPr>
+            </w:r>
+            <w:r>
+              <w:rPr>
+                <w:rFonts w:ascii="Times New Roman" w:hAnsi="Times New Roman" w:eastAsia="宋体"/>
+                <w:b w:val="0"/>
+                <w:sz w:val="21"/>
+              </w:rPr>
+            </w:r>
+            <w:r>
+              <w:rPr>
+                <w:rFonts w:ascii="Times New Roman" w:hAnsi="Times New Roman" w:eastAsia="宋体"/>
+                <w:b w:val="0"/>
+                <w:sz w:val="21"/>
+              </w:rPr>
+            </w:r>
+            <w:r>
+              <w:rPr>
+                <w:rFonts w:ascii="Times New Roman" w:hAnsi="Times New Roman" w:eastAsia="宋体"/>
+                <w:b w:val="0"/>
+                <w:sz w:val="21"/>
+              </w:rPr>
+            </w:r>
+            <w:r>
+              <w:rPr>
+                <w:rFonts w:ascii="Times New Roman" w:hAnsi="Times New Roman" w:eastAsia="宋体"/>
+                <w:b w:val="0"/>
+                <w:sz w:val="21"/>
+              </w:rPr>
+            </w:r>
+            <w:r>
+              <w:rPr>
+                <w:rFonts w:ascii="Times New Roman" w:hAnsi="Times New Roman" w:eastAsia="宋体"/>
+                <w:b w:val="0"/>
+                <w:sz w:val="21"/>
+              </w:rPr>
+            </w:r>
+            <w:r>
+              <w:rPr>
+                <w:rFonts w:ascii="Times New Roman" w:hAnsi="Times New Roman" w:eastAsia="宋体"/>
+                <w:b w:val="0"/>
+                <w:sz w:val="21"/>
+              </w:rPr>
+            </w:r>
+            <w:r>
+              <w:rPr>
+                <w:rFonts w:ascii="Times New Roman" w:hAnsi="Times New Roman" w:eastAsia="宋体"/>
+                <w:b w:val="0"/>
+                <w:sz w:val="21"/>
+              </w:rPr>
+            </w:r>
+            <w:r>
+              <w:rPr>
+                <w:rFonts w:ascii="Times New Roman" w:hAnsi="Times New Roman" w:eastAsia="宋体"/>
+                <w:b w:val="0"/>
+                <w:sz w:val="21"/>
+              </w:rPr>
+            </w:r>
+            <w:r>
+              <w:rPr>
+                <w:rFonts w:ascii="Times New Roman" w:hAnsi="Times New Roman" w:eastAsia="宋体"/>
+                <w:b w:val="0"/>
+                <w:sz w:val="21"/>
+              </w:rPr>
+            </w:r>
+            <w:r>
+              <w:rPr>
+                <w:rFonts w:ascii="Times New Roman" w:hAnsi="Times New Roman" w:eastAsia="宋体"/>
+                <w:b w:val="0"/>
+                <w:sz w:val="21"/>
+              </w:rPr>
+            </w:r>
+            <w:r>
+              <w:rPr>
+                <w:rFonts w:ascii="Times New Roman" w:hAnsi="Times New Roman" w:eastAsia="宋体"/>
+                <w:b w:val="0"/>
+                <w:sz w:val="21"/>
+              </w:rPr>
+            </w:r>
+            <w:r>
+              <w:rPr>
+                <w:rFonts w:ascii="Times New Roman" w:hAnsi="Times New Roman" w:eastAsia="宋体"/>
+                <w:b w:val="0"/>
+                <w:sz w:val="21"/>
+              </w:rPr>
+            </w:r>
+            <w:r>
+              <w:rPr>
+                <w:rFonts w:ascii="Times New Roman" w:hAnsi="Times New Roman" w:eastAsia="宋体"/>
+                <w:b w:val="0"/>
+                <w:sz w:val="21"/>
+              </w:rPr>
+            </w:r>
+            <w:r>
+              <w:rPr>
+                <w:rFonts w:ascii="Times New Roman" w:hAnsi="Times New Roman" w:eastAsia="宋体"/>
+                <w:b w:val="0"/>
+                <w:sz w:val="21"/>
+              </w:rPr>
+            </w:r>
+            <w:r>
+              <w:rPr>
+                <w:rFonts w:ascii="Times New Roman" w:hAnsi="Times New Roman" w:eastAsia="宋体"/>
+                <w:b w:val="0"/>
+                <w:sz w:val="21"/>
+              </w:rPr>
+            </w:r>
+            <w:r>
+              <w:rPr>
+                <w:rFonts w:ascii="Times New Roman" w:hAnsi="Times New Roman" w:eastAsia="宋体"/>
+                <w:b w:val="0"/>
+                <w:sz w:val="21"/>
+              </w:rPr>
+            </w:r>
+            <w:r>
+              <w:rPr>
+                <w:rFonts w:ascii="Times New Roman" w:hAnsi="Times New Roman" w:eastAsia="宋体"/>
+                <w:b w:val="0"/>
+                <w:sz w:val="21"/>
+              </w:rPr>
+            </w:r>
+            <w:r>
+              <w:rPr>
+                <w:rFonts w:ascii="Times New Roman" w:hAnsi="Times New Roman" w:eastAsia="宋体"/>
+                <w:b w:val="0"/>
+                <w:sz w:val="21"/>
+              </w:rPr>
+              <w:t>物资统筹：负责院级活动物资申领、出入库登记与台账记录，按需调度物料</w:t>
             </w:r>
           </w:p>
           <w:p>
@@ -3306,7 +10331,175 @@
                 <w:rFonts w:ascii="Times New Roman" w:eastAsia="宋体" w:hAnsi="Times New Roman" w:cs="宋体"/>
                 <w:sz w:val="21"/>
               </w:rPr>
-              <w:t>会务支持：完成活动会务支持，包括通知下发、现场秩序维护、物料布置等</w:t>
+            </w:r>
+            <w:r>
+              <w:rPr>
+                <w:rFonts w:ascii="Times New Roman" w:hAnsi="Times New Roman" w:eastAsia="宋体"/>
+                <w:b w:val="0"/>
+                <w:sz w:val="21"/>
+              </w:rPr>
+            </w:r>
+            <w:r>
+              <w:rPr>
+                <w:rFonts w:ascii="Times New Roman" w:hAnsi="Times New Roman" w:eastAsia="宋体"/>
+                <w:b w:val="0"/>
+                <w:sz w:val="21"/>
+              </w:rPr>
+            </w:r>
+            <w:r>
+              <w:rPr>
+                <w:rFonts w:ascii="Times New Roman" w:hAnsi="Times New Roman" w:eastAsia="宋体"/>
+                <w:b w:val="0"/>
+                <w:sz w:val="21"/>
+              </w:rPr>
+            </w:r>
+            <w:r>
+              <w:rPr>
+                <w:rFonts w:ascii="Times New Roman" w:hAnsi="Times New Roman" w:eastAsia="宋体"/>
+                <w:b w:val="0"/>
+                <w:sz w:val="21"/>
+              </w:rPr>
+            </w:r>
+            <w:r>
+              <w:rPr>
+                <w:rFonts w:ascii="Times New Roman" w:hAnsi="Times New Roman" w:eastAsia="宋体"/>
+                <w:b w:val="0"/>
+                <w:sz w:val="21"/>
+              </w:rPr>
+            </w:r>
+            <w:r>
+              <w:rPr>
+                <w:rFonts w:ascii="Times New Roman" w:hAnsi="Times New Roman" w:eastAsia="宋体"/>
+                <w:b w:val="0"/>
+                <w:sz w:val="21"/>
+              </w:rPr>
+            </w:r>
+            <w:r>
+              <w:rPr>
+                <w:rFonts w:ascii="Times New Roman" w:hAnsi="Times New Roman" w:eastAsia="宋体"/>
+                <w:b w:val="0"/>
+                <w:sz w:val="21"/>
+              </w:rPr>
+            </w:r>
+            <w:r>
+              <w:rPr>
+                <w:rFonts w:ascii="Times New Roman" w:hAnsi="Times New Roman" w:eastAsia="宋体"/>
+                <w:b w:val="0"/>
+                <w:sz w:val="21"/>
+              </w:rPr>
+            </w:r>
+            <w:r>
+              <w:rPr>
+                <w:rFonts w:ascii="Times New Roman" w:hAnsi="Times New Roman" w:eastAsia="宋体"/>
+                <w:b w:val="0"/>
+                <w:sz w:val="21"/>
+              </w:rPr>
+            </w:r>
+            <w:r>
+              <w:rPr>
+                <w:rFonts w:ascii="Times New Roman" w:hAnsi="Times New Roman" w:eastAsia="宋体"/>
+                <w:b w:val="0"/>
+                <w:sz w:val="21"/>
+              </w:rPr>
+            </w:r>
+            <w:r>
+              <w:rPr>
+                <w:rFonts w:ascii="Times New Roman" w:hAnsi="Times New Roman" w:eastAsia="宋体"/>
+                <w:b w:val="0"/>
+                <w:sz w:val="21"/>
+              </w:rPr>
+            </w:r>
+            <w:r>
+              <w:rPr>
+                <w:rFonts w:ascii="Times New Roman" w:hAnsi="Times New Roman" w:eastAsia="宋体"/>
+                <w:b w:val="0"/>
+                <w:sz w:val="21"/>
+              </w:rPr>
+            </w:r>
+            <w:r>
+              <w:rPr>
+                <w:rFonts w:ascii="Times New Roman" w:hAnsi="Times New Roman" w:eastAsia="宋体"/>
+                <w:b w:val="0"/>
+                <w:sz w:val="21"/>
+              </w:rPr>
+            </w:r>
+            <w:r>
+              <w:rPr>
+                <w:rFonts w:ascii="Times New Roman" w:hAnsi="Times New Roman" w:eastAsia="宋体"/>
+                <w:b w:val="0"/>
+                <w:sz w:val="21"/>
+              </w:rPr>
+            </w:r>
+            <w:r>
+              <w:rPr>
+                <w:rFonts w:ascii="Times New Roman" w:hAnsi="Times New Roman" w:eastAsia="宋体"/>
+                <w:b w:val="0"/>
+                <w:sz w:val="21"/>
+              </w:rPr>
+            </w:r>
+            <w:r>
+              <w:rPr>
+                <w:rFonts w:ascii="Times New Roman" w:hAnsi="Times New Roman" w:eastAsia="宋体"/>
+                <w:b w:val="0"/>
+                <w:sz w:val="21"/>
+              </w:rPr>
+            </w:r>
+            <w:r>
+              <w:rPr>
+                <w:rFonts w:ascii="Times New Roman" w:hAnsi="Times New Roman" w:eastAsia="宋体"/>
+                <w:b w:val="0"/>
+                <w:sz w:val="21"/>
+              </w:rPr>
+            </w:r>
+            <w:r>
+              <w:rPr>
+                <w:rFonts w:ascii="Times New Roman" w:hAnsi="Times New Roman" w:eastAsia="宋体"/>
+                <w:b w:val="0"/>
+                <w:sz w:val="21"/>
+              </w:rPr>
+            </w:r>
+            <w:r>
+              <w:rPr>
+                <w:rFonts w:ascii="Times New Roman" w:hAnsi="Times New Roman" w:eastAsia="宋体"/>
+                <w:b w:val="0"/>
+                <w:sz w:val="21"/>
+              </w:rPr>
+            </w:r>
+            <w:r>
+              <w:rPr>
+                <w:rFonts w:ascii="Times New Roman" w:hAnsi="Times New Roman" w:eastAsia="宋体"/>
+                <w:b w:val="0"/>
+                <w:sz w:val="21"/>
+              </w:rPr>
+            </w:r>
+            <w:r>
+              <w:rPr>
+                <w:rFonts w:ascii="Times New Roman" w:hAnsi="Times New Roman" w:eastAsia="宋体"/>
+                <w:b w:val="0"/>
+                <w:sz w:val="21"/>
+              </w:rPr>
+            </w:r>
+            <w:r>
+              <w:rPr>
+                <w:rFonts w:ascii="Times New Roman" w:hAnsi="Times New Roman" w:eastAsia="宋体"/>
+                <w:b w:val="0"/>
+                <w:sz w:val="21"/>
+              </w:rPr>
+            </w:r>
+            <w:r>
+              <w:rPr>
+                <w:rFonts w:ascii="Times New Roman" w:hAnsi="Times New Roman" w:eastAsia="宋体"/>
+                <w:b w:val="0"/>
+                <w:sz w:val="21"/>
+              </w:rPr>
+            </w:r>
+            <w:r>
+              <w:rPr>
+                <w:rFonts w:ascii="Times New Roman" w:hAnsi="Times New Roman" w:eastAsia="宋体"/>
+                <w:b w:val="0"/>
+                <w:sz w:val="21"/>
+              </w:rPr>
+              <w:t>宣传执行：撰写活动文案、整理存档资料，对接全院师生协调宣传需求</w:t>
             </w:r>
           </w:p>
           <w:p>
@@ -3323,10 +10516,137 @@
             </w:pPr>
             <w:r>
               <w:rPr>
-                <w:rFonts w:ascii="Times New Roman" w:eastAsia="宋体" w:hAnsi="Times New Roman" w:cs="宋体"/>
-                <w:sz w:val="21"/>
-              </w:rPr>
-              <w:t>文案宣传：撰写活动宣传文案，整理活动存档资料，对接全院师生协调相关需求</w:t>
+                <w:rFonts w:ascii="Times New Roman" w:hAnsi="Times New Roman" w:eastAsia="宋体"/>
+                <w:b w:val="0"/>
+                <w:sz w:val="21"/>
+              </w:rPr>
+            </w:r>
+            <w:r>
+              <w:rPr>
+                <w:rFonts w:ascii="Times New Roman" w:hAnsi="Times New Roman" w:eastAsia="宋体"/>
+                <w:b w:val="0"/>
+                <w:sz w:val="21"/>
+              </w:rPr>
+            </w:r>
+            <w:r>
+              <w:rPr>
+                <w:rFonts w:ascii="Times New Roman" w:hAnsi="Times New Roman" w:eastAsia="宋体"/>
+                <w:b w:val="0"/>
+                <w:sz w:val="21"/>
+              </w:rPr>
+            </w:r>
+            <w:r>
+              <w:rPr>
+                <w:rFonts w:ascii="Times New Roman" w:hAnsi="Times New Roman" w:eastAsia="宋体"/>
+                <w:b w:val="0"/>
+                <w:sz w:val="21"/>
+              </w:rPr>
+            </w:r>
+            <w:r>
+              <w:rPr>
+                <w:rFonts w:ascii="Times New Roman" w:hAnsi="Times New Roman" w:eastAsia="宋体"/>
+                <w:b w:val="0"/>
+                <w:sz w:val="21"/>
+              </w:rPr>
+            </w:r>
+            <w:r>
+              <w:rPr>
+                <w:rFonts w:ascii="Times New Roman" w:hAnsi="Times New Roman" w:eastAsia="宋体"/>
+                <w:b w:val="0"/>
+                <w:sz w:val="21"/>
+              </w:rPr>
+            </w:r>
+            <w:r>
+              <w:rPr>
+                <w:rFonts w:ascii="Times New Roman" w:hAnsi="Times New Roman" w:eastAsia="宋体"/>
+                <w:b w:val="0"/>
+                <w:sz w:val="21"/>
+              </w:rPr>
+            </w:r>
+            <w:r>
+              <w:rPr>
+                <w:rFonts w:ascii="Times New Roman" w:hAnsi="Times New Roman" w:eastAsia="宋体"/>
+                <w:b w:val="0"/>
+                <w:sz w:val="21"/>
+              </w:rPr>
+            </w:r>
+            <w:r>
+              <w:rPr>
+                <w:rFonts w:ascii="Times New Roman" w:hAnsi="Times New Roman" w:eastAsia="宋体"/>
+                <w:b w:val="0"/>
+                <w:sz w:val="21"/>
+              </w:rPr>
+            </w:r>
+            <w:r>
+              <w:rPr>
+                <w:rFonts w:ascii="Times New Roman" w:hAnsi="Times New Roman" w:eastAsia="宋体"/>
+                <w:b w:val="0"/>
+                <w:sz w:val="21"/>
+              </w:rPr>
+            </w:r>
+            <w:r>
+              <w:rPr>
+                <w:rFonts w:ascii="Times New Roman" w:hAnsi="Times New Roman" w:eastAsia="宋体"/>
+                <w:b w:val="0"/>
+                <w:sz w:val="21"/>
+              </w:rPr>
+            </w:r>
+            <w:r>
+              <w:rPr>
+                <w:rFonts w:ascii="Times New Roman" w:hAnsi="Times New Roman" w:eastAsia="宋体"/>
+                <w:b w:val="0"/>
+                <w:sz w:val="21"/>
+              </w:rPr>
+            </w:r>
+            <w:r>
+              <w:rPr>
+                <w:rFonts w:ascii="Times New Roman" w:hAnsi="Times New Roman" w:eastAsia="宋体"/>
+                <w:b w:val="0"/>
+                <w:sz w:val="21"/>
+              </w:rPr>
+            </w:r>
+            <w:r>
+              <w:rPr>
+                <w:rFonts w:ascii="Times New Roman" w:hAnsi="Times New Roman" w:eastAsia="宋体"/>
+                <w:b w:val="0"/>
+                <w:sz w:val="21"/>
+              </w:rPr>
+            </w:r>
+            <w:r>
+              <w:rPr>
+                <w:rFonts w:ascii="Times New Roman" w:hAnsi="Times New Roman" w:eastAsia="宋体"/>
+                <w:b w:val="0"/>
+                <w:sz w:val="21"/>
+              </w:rPr>
+            </w:r>
+            <w:r>
+              <w:rPr>
+                <w:rFonts w:ascii="Times New Roman" w:hAnsi="Times New Roman" w:eastAsia="宋体"/>
+                <w:b w:val="0"/>
+                <w:sz w:val="21"/>
+              </w:rPr>
+            </w:r>
+            <w:r>
+              <w:rPr>
+                <w:rFonts w:ascii="Times New Roman" w:hAnsi="Times New Roman" w:eastAsia="宋体"/>
+                <w:b w:val="0"/>
+                <w:sz w:val="21"/>
+              </w:rPr>
+            </w:r>
+            <w:r>
+              <w:rPr>
+                <w:rFonts w:ascii="Times New Roman" w:hAnsi="Times New Roman" w:eastAsia="宋体"/>
+                <w:b w:val="0"/>
+                <w:sz w:val="21"/>
+              </w:rPr>
+            </w:r>
+            <w:r>
+              <w:rPr>
+                <w:rFonts w:ascii="Times New Roman" w:hAnsi="Times New Roman" w:eastAsia="宋体"/>
+                <w:b w:val="0"/>
+                <w:sz w:val="21"/>
+              </w:rPr>
+              <w:t>会务支持：负责通知下发、物料布置与现场秩序维护</w:t>
             </w:r>
           </w:p>
         </w:tc>
@@ -3472,7 +10792,7 @@
       </w:tblGrid>
       <w:tr>
         <w:trPr>
-          <w:trHeight w:val="1253"/>
+          <w:trHeight w:val="840" w:hRule="atLeast"/>
           <w:jc w:val="center"/>
         </w:trPr>
         <w:tc>
@@ -3536,277 +10856,470 @@
                 <w:bCs/>
                 <w:sz w:val="21"/>
               </w:rPr>
-              <w:t>数据分析：</w:t>
             </w:r>
             <w:r>
               <w:rPr>
                 <w:rFonts w:ascii="Times New Roman" w:eastAsia="宋体" w:hAnsi="Times New Roman" w:cs="宋体" w:hint="default"/>
                 <w:sz w:val="21"/>
               </w:rPr>
-              <w:t>Python</w:t>
             </w:r>
             <w:r>
               <w:rPr>
                 <w:rFonts w:ascii="Times New Roman" w:eastAsia="宋体" w:hAnsi="Times New Roman" w:cs="宋体"/>
                 <w:sz w:val="21"/>
               </w:rPr>
-              <w:t>（</w:t>
             </w:r>
             <w:r>
               <w:rPr>
                 <w:rFonts w:ascii="Times New Roman" w:eastAsia="宋体" w:hAnsi="Times New Roman" w:cs="宋体" w:hint="default"/>
                 <w:sz w:val="21"/>
               </w:rPr>
-              <w:t>pandas</w:t>
             </w:r>
             <w:r>
               <w:rPr>
                 <w:rFonts w:ascii="Times New Roman" w:eastAsia="宋体" w:hAnsi="Times New Roman" w:cs="宋体"/>
                 <w:sz w:val="21"/>
               </w:rPr>
-              <w:t>数据处理）、</w:t>
             </w:r>
             <w:r>
               <w:rPr>
                 <w:rFonts w:ascii="Times New Roman" w:eastAsia="宋体" w:hAnsi="Times New Roman" w:cs="宋体" w:hint="default"/>
                 <w:sz w:val="21"/>
               </w:rPr>
-              <w:t>R</w:t>
             </w:r>
             <w:r>
               <w:rPr>
                 <w:rFonts w:ascii="Times New Roman" w:eastAsia="宋体" w:hAnsi="Times New Roman" w:cs="宋体"/>
                 <w:sz w:val="21"/>
               </w:rPr>
-              <w:t>（统计分析）、</w:t>
             </w:r>
             <w:r>
               <w:rPr>
                 <w:rFonts w:ascii="Times New Roman" w:eastAsia="宋体" w:hAnsi="Times New Roman" w:cs="宋体" w:hint="default"/>
                 <w:sz w:val="21"/>
               </w:rPr>
-              <w:t>SPSS</w:t>
             </w:r>
             <w:r>
               <w:rPr>
                 <w:rFonts w:ascii="Times New Roman" w:eastAsia="宋体" w:hAnsi="Times New Roman" w:cs="宋体"/>
                 <w:sz w:val="21"/>
               </w:rPr>
-              <w:t>（问卷分析），累计处理</w:t>
             </w:r>
             <w:r>
               <w:rPr>
                 <w:rFonts w:ascii="Times New Roman" w:eastAsia="宋体" w:hAnsi="Times New Roman" w:cs="宋体" w:hint="default"/>
                 <w:sz w:val="21"/>
               </w:rPr>
-              <w:t>4.5</w:t>
             </w:r>
             <w:r>
               <w:rPr>
                 <w:rFonts w:ascii="Times New Roman" w:eastAsia="宋体" w:hAnsi="Times New Roman" w:cs="宋体"/>
                 <w:sz w:val="21"/>
               </w:rPr>
-              <w:t>万</w:t>
             </w:r>
             <w:r>
               <w:rPr>
                 <w:rFonts w:ascii="Times New Roman" w:eastAsia="宋体" w:hAnsi="Times New Roman" w:cs="宋体" w:hint="default"/>
                 <w:sz w:val="21"/>
               </w:rPr>
-              <w:t>+</w:t>
             </w:r>
             <w:r>
               <w:rPr>
                 <w:rFonts w:ascii="Times New Roman" w:eastAsia="宋体" w:hAnsi="Times New Roman" w:cs="宋体"/>
                 <w:sz w:val="21"/>
               </w:rPr>
-              <w:t>条业务数据</w:t>
+            </w:r>
+            <w:r>
+              <w:rPr>
+                <w:rFonts w:ascii="Times New Roman" w:hAnsi="Times New Roman" w:eastAsia="宋体"/>
+                <w:b/>
+                <w:sz w:val="21"/>
+              </w:rPr>
+            </w:r>
+            <w:r>
+              <w:rPr>
+                <w:rFonts w:ascii="Times New Roman" w:hAnsi="Times New Roman" w:eastAsia="宋体"/>
+                <w:b w:val="0"/>
+                <w:sz w:val="21"/>
+              </w:rPr>
+            </w:r>
+            <w:r>
+              <w:rPr>
+                <w:rFonts w:ascii="Times New Roman" w:hAnsi="Times New Roman" w:eastAsia="宋体"/>
+                <w:b/>
+                <w:sz w:val="21"/>
+              </w:rPr>
+            </w:r>
+            <w:r>
+              <w:rPr>
+                <w:rFonts w:ascii="Times New Roman" w:hAnsi="Times New Roman" w:eastAsia="宋体"/>
+                <w:b w:val="0"/>
+                <w:sz w:val="21"/>
+              </w:rPr>
+            </w:r>
+            <w:r>
+              <w:rPr>
+                <w:rFonts w:ascii="Times New Roman" w:hAnsi="Times New Roman" w:eastAsia="宋体"/>
+                <w:b/>
+                <w:sz w:val="21"/>
+              </w:rPr>
+            </w:r>
+            <w:r>
+              <w:rPr>
+                <w:rFonts w:ascii="Times New Roman" w:hAnsi="Times New Roman" w:eastAsia="宋体"/>
+                <w:b w:val="0"/>
+                <w:sz w:val="21"/>
+              </w:rPr>
+            </w:r>
+            <w:r>
+              <w:rPr>
+                <w:rFonts w:ascii="Times New Roman" w:hAnsi="Times New Roman" w:eastAsia="宋体"/>
+                <w:b/>
+                <w:sz w:val="21"/>
+              </w:rPr>
+            </w:r>
+            <w:r>
+              <w:rPr>
+                <w:rFonts w:ascii="Times New Roman" w:hAnsi="Times New Roman" w:eastAsia="宋体"/>
+                <w:b w:val="0"/>
+                <w:sz w:val="21"/>
+              </w:rPr>
+            </w:r>
+            <w:r>
+              <w:rPr>
+                <w:rFonts w:ascii="Times New Roman" w:hAnsi="Times New Roman" w:eastAsia="宋体"/>
+                <w:b/>
+                <w:sz w:val="21"/>
+              </w:rPr>
+            </w:r>
+            <w:r>
+              <w:rPr>
+                <w:rFonts w:ascii="Times New Roman" w:hAnsi="Times New Roman" w:eastAsia="宋体"/>
+                <w:b w:val="0"/>
+                <w:sz w:val="21"/>
+              </w:rPr>
+            </w:r>
+            <w:r>
+              <w:rPr>
+                <w:rFonts w:ascii="Times New Roman" w:hAnsi="Times New Roman" w:eastAsia="宋体"/>
+                <w:b/>
+                <w:sz w:val="21"/>
+              </w:rPr>
+            </w:r>
+            <w:r>
+              <w:rPr>
+                <w:rFonts w:ascii="Times New Roman" w:hAnsi="Times New Roman" w:eastAsia="宋体"/>
+                <w:b w:val="0"/>
+                <w:sz w:val="21"/>
+              </w:rPr>
+            </w:r>
+            <w:r>
+              <w:rPr>
+                <w:rFonts w:ascii="Times New Roman" w:hAnsi="Times New Roman" w:eastAsia="宋体"/>
+                <w:b/>
+                <w:sz w:val="21"/>
+              </w:rPr>
+            </w:r>
+            <w:r>
+              <w:rPr>
+                <w:rFonts w:ascii="Times New Roman" w:hAnsi="Times New Roman" w:eastAsia="宋体"/>
+                <w:b w:val="0"/>
+                <w:sz w:val="21"/>
+              </w:rPr>
+            </w:r>
+            <w:r>
+              <w:rPr>
+                <w:rFonts w:ascii="Times New Roman" w:hAnsi="Times New Roman" w:eastAsia="宋体"/>
+                <w:b/>
+                <w:sz w:val="21"/>
+              </w:rPr>
+            </w:r>
+            <w:r>
+              <w:rPr>
+                <w:rFonts w:ascii="Times New Roman" w:hAnsi="Times New Roman" w:eastAsia="宋体"/>
+                <w:b w:val="0"/>
+                <w:sz w:val="21"/>
+              </w:rPr>
+            </w:r>
+            <w:r>
+              <w:rPr>
+                <w:rFonts w:ascii="Times New Roman" w:hAnsi="Times New Roman" w:eastAsia="宋体"/>
+                <w:b/>
+                <w:sz w:val="21"/>
+              </w:rPr>
+            </w:r>
+            <w:r>
+              <w:rPr>
+                <w:rFonts w:ascii="Times New Roman" w:hAnsi="Times New Roman" w:eastAsia="宋体"/>
+                <w:b w:val="0"/>
+                <w:sz w:val="21"/>
+              </w:rPr>
+            </w:r>
+            <w:r>
+              <w:rPr>
+                <w:rFonts w:ascii="Times New Roman" w:hAnsi="Times New Roman" w:eastAsia="宋体"/>
+                <w:b/>
+                <w:sz w:val="21"/>
+              </w:rPr>
+            </w:r>
+            <w:r>
+              <w:rPr>
+                <w:rFonts w:ascii="Times New Roman" w:hAnsi="Times New Roman" w:eastAsia="宋体"/>
+                <w:b w:val="0"/>
+                <w:sz w:val="21"/>
+              </w:rPr>
+            </w:r>
+            <w:r>
+              <w:rPr>
+                <w:rFonts w:ascii="Times New Roman" w:hAnsi="Times New Roman" w:eastAsia="宋体"/>
+                <w:b/>
+                <w:sz w:val="21"/>
+              </w:rPr>
+            </w:r>
+            <w:r>
+              <w:rPr>
+                <w:rFonts w:ascii="Times New Roman" w:hAnsi="Times New Roman" w:eastAsia="宋体"/>
+                <w:b w:val="0"/>
+                <w:sz w:val="21"/>
+              </w:rPr>
+            </w:r>
+            <w:r>
+              <w:rPr>
+                <w:rFonts w:ascii="Times New Roman" w:hAnsi="Times New Roman" w:eastAsia="宋体"/>
+                <w:b/>
+                <w:sz w:val="21"/>
+              </w:rPr>
+            </w:r>
+            <w:r>
+              <w:rPr>
+                <w:rFonts w:ascii="Times New Roman" w:hAnsi="Times New Roman" w:eastAsia="宋体"/>
+                <w:b w:val="0"/>
+                <w:sz w:val="21"/>
+              </w:rPr>
+            </w:r>
+            <w:r>
+              <w:rPr>
+                <w:rFonts w:ascii="Times New Roman" w:hAnsi="Times New Roman" w:eastAsia="宋体"/>
+                <w:b/>
+                <w:sz w:val="21"/>
+              </w:rPr>
+            </w:r>
+            <w:r>
+              <w:rPr>
+                <w:rFonts w:ascii="Times New Roman" w:hAnsi="Times New Roman" w:eastAsia="宋体"/>
+                <w:b w:val="0"/>
+                <w:sz w:val="21"/>
+              </w:rPr>
+            </w:r>
+            <w:r>
+              <w:rPr>
+                <w:rFonts w:ascii="Times New Roman" w:hAnsi="Times New Roman" w:eastAsia="宋体"/>
+                <w:b/>
+                <w:sz w:val="21"/>
+              </w:rPr>
+            </w:r>
+            <w:r>
+              <w:rPr>
+                <w:rFonts w:ascii="Times New Roman" w:hAnsi="Times New Roman" w:eastAsia="宋体"/>
+                <w:b w:val="0"/>
+                <w:sz w:val="21"/>
+              </w:rPr>
+            </w:r>
+            <w:r>
+              <w:rPr>
+                <w:rFonts w:ascii="Times New Roman" w:hAnsi="Times New Roman" w:eastAsia="宋体"/>
+                <w:b/>
+                <w:sz w:val="21"/>
+              </w:rPr>
+            </w:r>
+            <w:r>
+              <w:rPr>
+                <w:rFonts w:ascii="Times New Roman" w:hAnsi="Times New Roman" w:eastAsia="宋体"/>
+                <w:b w:val="0"/>
+                <w:sz w:val="21"/>
+              </w:rPr>
+            </w:r>
+            <w:r>
+              <w:rPr>
+                <w:rFonts w:ascii="Times New Roman" w:hAnsi="Times New Roman" w:eastAsia="宋体"/>
+                <w:b/>
+                <w:sz w:val="21"/>
+              </w:rPr>
+            </w:r>
+            <w:r>
+              <w:rPr>
+                <w:rFonts w:ascii="Times New Roman" w:hAnsi="Times New Roman" w:eastAsia="宋体"/>
+                <w:b w:val="0"/>
+                <w:sz w:val="21"/>
+              </w:rPr>
+            </w:r>
+            <w:r>
+              <w:rPr>
+                <w:rFonts w:ascii="Times New Roman" w:hAnsi="Times New Roman" w:eastAsia="宋体"/>
+                <w:b/>
+                <w:sz w:val="21"/>
+              </w:rPr>
+            </w:r>
+            <w:r>
+              <w:rPr>
+                <w:rFonts w:ascii="Times New Roman" w:hAnsi="Times New Roman" w:eastAsia="宋体"/>
+                <w:b w:val="0"/>
+                <w:sz w:val="21"/>
+              </w:rPr>
+            </w:r>
+            <w:r>
+              <w:rPr>
+                <w:rFonts w:ascii="Times New Roman" w:hAnsi="Times New Roman" w:eastAsia="宋体"/>
+                <w:b/>
+                <w:sz w:val="21"/>
+              </w:rPr>
+            </w:r>
+            <w:r>
+              <w:rPr>
+                <w:rFonts w:ascii="Times New Roman" w:hAnsi="Times New Roman" w:eastAsia="宋体"/>
+                <w:b w:val="0"/>
+                <w:sz w:val="21"/>
+              </w:rPr>
+            </w:r>
+            <w:r>
+              <w:rPr>
+                <w:rFonts w:ascii="Times New Roman" w:hAnsi="Times New Roman" w:eastAsia="宋体"/>
+                <w:b/>
+                <w:sz w:val="21"/>
+              </w:rPr>
+            </w:r>
+            <w:r>
+              <w:rPr>
+                <w:rFonts w:ascii="Times New Roman" w:hAnsi="Times New Roman" w:eastAsia="宋体"/>
+                <w:b w:val="0"/>
+                <w:sz w:val="21"/>
+              </w:rPr>
+            </w:r>
+            <w:r>
+              <w:rPr>
+                <w:rFonts w:ascii="Times New Roman" w:hAnsi="Times New Roman" w:eastAsia="宋体"/>
+                <w:b/>
+                <w:sz w:val="21"/>
+              </w:rPr>
+            </w:r>
+            <w:r>
+              <w:rPr>
+                <w:rFonts w:ascii="Times New Roman" w:hAnsi="Times New Roman" w:eastAsia="宋体"/>
+                <w:b w:val="0"/>
+                <w:sz w:val="21"/>
+              </w:rPr>
+            </w:r>
+            <w:r>
+              <w:rPr>
+                <w:rFonts w:ascii="Times New Roman" w:hAnsi="Times New Roman" w:eastAsia="宋体"/>
+                <w:b/>
+                <w:sz w:val="21"/>
+              </w:rPr>
+            </w:r>
+            <w:r>
+              <w:rPr>
+                <w:rFonts w:ascii="Times New Roman" w:hAnsi="Times New Roman" w:eastAsia="宋体"/>
+                <w:b w:val="0"/>
+                <w:sz w:val="21"/>
+              </w:rPr>
+            </w:r>
+            <w:r>
+              <w:rPr>
+                <w:rFonts w:ascii="Times New Roman" w:hAnsi="Times New Roman" w:eastAsia="宋体"/>
+                <w:b/>
+                <w:sz w:val="21"/>
+              </w:rPr>
+            </w:r>
+            <w:r>
+              <w:rPr>
+                <w:rFonts w:ascii="Times New Roman" w:hAnsi="Times New Roman" w:eastAsia="宋体"/>
+                <w:b w:val="0"/>
+                <w:sz w:val="21"/>
+              </w:rPr>
+            </w:r>
+            <w:r>
+              <w:rPr>
+                <w:rFonts w:ascii="Times New Roman" w:hAnsi="Times New Roman" w:eastAsia="宋体"/>
+                <w:b/>
+                <w:sz w:val="21"/>
+              </w:rPr>
+            </w:r>
+            <w:r>
+              <w:rPr>
+                <w:rFonts w:ascii="Times New Roman" w:hAnsi="Times New Roman" w:eastAsia="宋体"/>
+                <w:b w:val="0"/>
+                <w:sz w:val="21"/>
+              </w:rPr>
+            </w:r>
+            <w:r>
+              <w:rPr>
+                <w:rFonts w:ascii="Times New Roman" w:hAnsi="Times New Roman" w:eastAsia="宋体"/>
+                <w:b/>
+                <w:sz w:val="21"/>
+              </w:rPr>
+              <w:t>数据工具</w:t>
+            </w:r>
+            <w:r>
+              <w:rPr>
+                <w:rFonts w:ascii="Times New Roman" w:hAnsi="Times New Roman" w:eastAsia="宋体"/>
+                <w:b w:val="0"/>
+                <w:sz w:val="21"/>
+              </w:rPr>
+              <w:t>：Python（pandas数据处理）、R（统计分析）、SPSS（问卷分析）</w:t>
             </w:r>
           </w:p>
           <w:p>
-            <w:pPr>
-              <w:spacing w:line="290" w:lineRule="atLeast"/>
-              <w:rPr>
-                <w:rFonts w:ascii="Times New Roman" w:eastAsia="宋体" w:hAnsi="Times New Roman" w:cs="宋体" w:hint="default"/>
-                <w:b/>
-                <w:bCs/>
-                <w:sz w:val="21"/>
-              </w:rPr>
-            </w:pPr>
-            <w:r>
-              <w:rPr>
-                <w:rFonts w:ascii="Times New Roman" w:eastAsia="宋体" w:hAnsi="Times New Roman" w:cs="宋体"/>
-                <w:b/>
-                <w:bCs/>
-                <w:sz w:val="21"/>
-              </w:rPr>
-              <w:t>办公软件：</w:t>
-            </w:r>
-            <w:r>
-              <w:rPr>
-                <w:rFonts w:ascii="Times New Roman" w:eastAsia="宋体" w:hAnsi="Times New Roman" w:cs="宋体" w:hint="default"/>
-                <w:sz w:val="21"/>
-              </w:rPr>
-              <w:t>Excel</w:t>
-            </w:r>
-            <w:r>
-              <w:rPr>
-                <w:rFonts w:ascii="Times New Roman" w:eastAsia="宋体" w:hAnsi="Times New Roman" w:cs="宋体"/>
-                <w:sz w:val="21"/>
-              </w:rPr>
-              <w:t>（数据透视表、</w:t>
-            </w:r>
-            <w:r>
-              <w:rPr>
-                <w:rFonts w:ascii="Times New Roman" w:eastAsia="宋体" w:hAnsi="Times New Roman" w:cs="宋体" w:hint="default"/>
-                <w:sz w:val="21"/>
-              </w:rPr>
-              <w:t>VLOOKUP</w:t>
-            </w:r>
-            <w:r>
-              <w:rPr>
-                <w:rFonts w:ascii="Times New Roman" w:eastAsia="宋体" w:hAnsi="Times New Roman" w:cs="宋体"/>
-                <w:sz w:val="21"/>
-              </w:rPr>
-              <w:t>、函数公式、电子台账搭建、图表可视化）、</w:t>
-            </w:r>
-            <w:r>
-              <w:rPr>
-                <w:rFonts w:ascii="Times New Roman" w:eastAsia="宋体" w:hAnsi="Times New Roman" w:cs="宋体" w:hint="default"/>
-                <w:sz w:val="21"/>
-              </w:rPr>
-              <w:t>Word</w:t>
-            </w:r>
-            <w:r>
-              <w:rPr>
-                <w:rFonts w:ascii="Times New Roman" w:eastAsia="宋体" w:hAnsi="Times New Roman" w:cs="宋体"/>
-                <w:sz w:val="21"/>
-              </w:rPr>
-              <w:t>、</w:t>
-            </w:r>
-            <w:r>
-              <w:rPr>
-                <w:rFonts w:ascii="Times New Roman" w:eastAsia="宋体" w:hAnsi="Times New Roman" w:cs="宋体" w:hint="default"/>
-                <w:sz w:val="21"/>
-              </w:rPr>
-              <w:t>PPT</w:t>
+            <w:r>
+              <w:rPr>
+                <w:rFonts w:ascii="Times New Roman" w:hAnsi="Times New Roman" w:eastAsia="宋体"/>
+                <w:b/>
+                <w:sz w:val="21"/>
+              </w:rPr>
+              <w:t>办公软件</w:t>
+            </w:r>
+            <w:r>
+              <w:rPr>
+                <w:rFonts w:ascii="Times New Roman" w:hAnsi="Times New Roman" w:eastAsia="宋体"/>
+                <w:b w:val="0"/>
+                <w:sz w:val="21"/>
+              </w:rPr>
+              <w:t>：Excel（数据透视表、VLOOKUP、函数公式、台账搭建、图表可视化）、Word、PPT</w:t>
             </w:r>
           </w:p>
           <w:p>
-            <w:pPr>
-              <w:spacing w:line="290" w:lineRule="atLeast"/>
-              <w:rPr>
-                <w:rFonts w:ascii="Times New Roman" w:eastAsia="宋体" w:hAnsi="Times New Roman" w:cs="宋体" w:hint="default"/>
-                <w:b/>
-                <w:bCs/>
-                <w:sz w:val="21"/>
-              </w:rPr>
-            </w:pPr>
-            <w:r>
-              <w:rPr>
-                <w:rFonts w:ascii="Times New Roman" w:eastAsia="宋体" w:hAnsi="Times New Roman" w:cs="宋体"/>
-                <w:b/>
-                <w:bCs/>
-                <w:sz w:val="21"/>
-              </w:rPr>
-              <w:t>业务系统：</w:t>
-            </w:r>
-            <w:r>
-              <w:rPr>
-                <w:rFonts w:ascii="Times New Roman" w:eastAsia="宋体" w:hAnsi="Times New Roman" w:cs="宋体"/>
-                <w:sz w:val="21"/>
-              </w:rPr>
-              <w:t>用友</w:t>
-            </w:r>
-            <w:r>
-              <w:rPr>
-                <w:rFonts w:ascii="Times New Roman" w:eastAsia="宋体" w:hAnsi="Times New Roman" w:cs="宋体" w:hint="default"/>
-                <w:sz w:val="21"/>
-              </w:rPr>
-              <w:t>U8+ ERP</w:t>
-            </w:r>
-            <w:r>
-              <w:rPr>
-                <w:rFonts w:ascii="Times New Roman" w:eastAsia="宋体" w:hAnsi="Times New Roman" w:cs="宋体"/>
-                <w:sz w:val="21"/>
-              </w:rPr>
-              <w:t>（采购</w:t>
-            </w:r>
-            <w:r>
-              <w:rPr>
-                <w:rFonts w:ascii="Times New Roman" w:eastAsia="宋体" w:hAnsi="Times New Roman" w:cs="宋体" w:hint="default"/>
-                <w:sz w:val="21"/>
-              </w:rPr>
-              <w:t>/</w:t>
-            </w:r>
-            <w:r>
-              <w:rPr>
-                <w:rFonts w:ascii="Times New Roman" w:eastAsia="宋体" w:hAnsi="Times New Roman" w:cs="宋体"/>
-                <w:sz w:val="21"/>
-              </w:rPr>
-              <w:t>销售</w:t>
-            </w:r>
-            <w:r>
-              <w:rPr>
-                <w:rFonts w:ascii="Times New Roman" w:eastAsia="宋体" w:hAnsi="Times New Roman" w:cs="宋体" w:hint="default"/>
-                <w:sz w:val="21"/>
-              </w:rPr>
-              <w:t>/</w:t>
-            </w:r>
-            <w:r>
-              <w:rPr>
-                <w:rFonts w:ascii="Times New Roman" w:eastAsia="宋体" w:hAnsi="Times New Roman" w:cs="宋体"/>
-                <w:sz w:val="21"/>
-              </w:rPr>
-              <w:t>库存</w:t>
-            </w:r>
-            <w:r>
-              <w:rPr>
-                <w:rFonts w:ascii="Times New Roman" w:eastAsia="宋体" w:hAnsi="Times New Roman" w:cs="宋体" w:hint="default"/>
-                <w:sz w:val="21"/>
-              </w:rPr>
-              <w:t>/</w:t>
-            </w:r>
-            <w:r>
-              <w:rPr>
-                <w:rFonts w:ascii="Times New Roman" w:eastAsia="宋体" w:hAnsi="Times New Roman" w:cs="宋体"/>
-                <w:sz w:val="21"/>
-              </w:rPr>
-              <w:t>存货核算全流程操作，熟悉单据流转与模块联动）</w:t>
+            <w:r>
+              <w:rPr>
+                <w:rFonts w:ascii="Times New Roman" w:hAnsi="Times New Roman" w:eastAsia="宋体"/>
+                <w:b/>
+                <w:sz w:val="21"/>
+              </w:rPr>
+              <w:t>业务系统</w:t>
+            </w:r>
+            <w:r>
+              <w:rPr>
+                <w:rFonts w:ascii="Times New Roman" w:hAnsi="Times New Roman" w:eastAsia="宋体"/>
+                <w:b w:val="0"/>
+                <w:sz w:val="21"/>
+              </w:rPr>
+              <w:t>：用友U8+ERP（采购/销售/库存/存货核算全流程操作，熟悉单据流转与模块联动）</w:t>
             </w:r>
           </w:p>
           <w:p>
-            <w:pPr>
-              <w:spacing w:line="290" w:lineRule="atLeast"/>
-              <w:rPr>
-                <w:rFonts w:ascii="Times New Roman" w:eastAsia="宋体" w:hAnsi="Times New Roman" w:cs="宋体" w:hint="default"/>
-                <w:b/>
-                <w:bCs/>
-                <w:sz w:val="21"/>
-              </w:rPr>
-            </w:pPr>
-            <w:r>
-              <w:rPr>
-                <w:rFonts w:ascii="Times New Roman" w:eastAsia="宋体" w:hAnsi="Times New Roman" w:cs="宋体"/>
-                <w:b/>
-                <w:bCs/>
-                <w:sz w:val="21"/>
-              </w:rPr>
-              <w:t>语言能力：</w:t>
-            </w:r>
-            <w:r>
-              <w:rPr>
-                <w:rFonts w:ascii="Times New Roman" w:eastAsia="宋体" w:hAnsi="Times New Roman" w:cs="宋体" w:hint="default"/>
-                <w:sz w:val="21"/>
-              </w:rPr>
-              <w:t>CET-4</w:t>
-            </w:r>
-            <w:r>
-              <w:rPr>
-                <w:rFonts w:ascii="Times New Roman" w:eastAsia="宋体" w:hAnsi="Times New Roman" w:cs="宋体"/>
-                <w:sz w:val="21"/>
-              </w:rPr>
-              <w:t>，可阅读英文专业资料</w:t>
+            <w:r>
+              <w:rPr>
+                <w:rFonts w:ascii="Times New Roman" w:hAnsi="Times New Roman" w:eastAsia="宋体"/>
+                <w:b/>
+                <w:sz w:val="21"/>
+              </w:rPr>
+              <w:t>语言能力</w:t>
+            </w:r>
+            <w:r>
+              <w:rPr>
+                <w:rFonts w:ascii="Times New Roman" w:hAnsi="Times New Roman" w:eastAsia="宋体"/>
+                <w:b w:val="0"/>
+                <w:sz w:val="21"/>
+              </w:rPr>
+              <w:t>：CET-4，可阅读英文专业资料</w:t>
             </w:r>
           </w:p>
         </w:tc>
